--- a/CÔNG TY TNHH VENUS FURNISHER/ChiNhanhBenCat/Venus_BenCat_ThongBaoMau19.docx
+++ b/CÔNG TY TNHH VENUS FURNISHER/ChiNhanhBenCat/Venus_BenCat_ThongBaoMau19.docx
@@ -8519,7 +8519,7 @@
       <w:tr>
         <w:tc>
           <w:tcPr>
-            <w:tcW w:w="9288" w:type="dxa"/>
+            <w:tcW w:w="9062" w:type="dxa"/>
           </w:tcPr>
           <w:p>
             <w:pPr>
@@ -10043,6 +10043,6800 @@
               </w:rPr>
               <w:t>Malaysia</w:t>
             </w:r>
+          </w:p>
+        </w:tc>
+      </w:tr>
+    </w:tbl>
+    <w:p>
+      <w:pPr>
+        <w:tabs>
+          <w:tab w:val="left" w:leader="dot" w:pos="9072"/>
+        </w:tabs>
+        <w:spacing w:before="120"/>
+        <w:ind w:firstLine="567"/>
+        <w:jc w:val="center"/>
+        <w:rPr>
+          <w:bCs/>
+          <w:sz w:val="28"/>
+          <w:szCs w:val="28"/>
+          <w:lang w:val="fr-FR"/>
+        </w:rPr>
+      </w:pPr>
+    </w:p>
+    <w:p>
+      <w:pPr>
+        <w:tabs>
+          <w:tab w:val="left" w:leader="dot" w:pos="9072"/>
+        </w:tabs>
+        <w:spacing w:before="120"/>
+        <w:ind w:firstLine="567"/>
+        <w:jc w:val="center"/>
+        <w:rPr>
+          <w:bCs/>
+          <w:sz w:val="28"/>
+          <w:szCs w:val="28"/>
+          <w:lang w:val="fr-FR"/>
+        </w:rPr>
+      </w:pPr>
+    </w:p>
+    <w:p>
+      <w:pPr>
+        <w:tabs>
+          <w:tab w:val="left" w:leader="dot" w:pos="9072"/>
+        </w:tabs>
+        <w:spacing w:before="120"/>
+        <w:ind w:firstLine="567"/>
+        <w:jc w:val="center"/>
+        <w:rPr>
+          <w:bCs/>
+          <w:sz w:val="28"/>
+          <w:szCs w:val="28"/>
+          <w:lang w:val="fr-FR"/>
+        </w:rPr>
+      </w:pPr>
+    </w:p>
+    <w:p>
+      <w:pPr>
+        <w:tabs>
+          <w:tab w:val="left" w:leader="dot" w:pos="9072"/>
+        </w:tabs>
+        <w:spacing w:before="120"/>
+        <w:ind w:firstLine="567"/>
+        <w:jc w:val="center"/>
+        <w:rPr>
+          <w:bCs/>
+          <w:sz w:val="28"/>
+          <w:szCs w:val="28"/>
+          <w:lang w:val="fr-FR"/>
+        </w:rPr>
+      </w:pPr>
+    </w:p>
+    <w:p>
+      <w:pPr>
+        <w:tabs>
+          <w:tab w:val="left" w:leader="dot" w:pos="9072"/>
+        </w:tabs>
+        <w:spacing w:before="120"/>
+        <w:ind w:firstLine="567"/>
+        <w:jc w:val="center"/>
+        <w:rPr>
+          <w:bCs/>
+          <w:sz w:val="28"/>
+          <w:szCs w:val="28"/>
+          <w:lang w:val="fr-FR"/>
+        </w:rPr>
+      </w:pPr>
+    </w:p>
+    <w:p>
+      <w:pPr>
+        <w:tabs>
+          <w:tab w:val="left" w:leader="dot" w:pos="9072"/>
+        </w:tabs>
+        <w:spacing w:before="120"/>
+        <w:ind w:firstLine="567"/>
+        <w:jc w:val="center"/>
+        <w:rPr>
+          <w:bCs/>
+          <w:sz w:val="28"/>
+          <w:szCs w:val="28"/>
+          <w:lang w:val="fr-FR"/>
+        </w:rPr>
+      </w:pPr>
+      <w:r>
+        <w:rPr>
+          <w:bCs/>
+          <w:sz w:val="28"/>
+          <w:szCs w:val="28"/>
+          <w:lang w:val="fr-FR"/>
+        </w:rPr>
+        <w:lastRenderedPageBreak/>
+        <w:t xml:space="preserve">ĐĂNG KÝ THAY ĐỔI THÔNG TIN ĐĂNG KÝ </w:t>
+      </w:r>
+      <w:proofErr w:type="gramStart"/>
+      <w:r>
+        <w:rPr>
+          <w:bCs/>
+          <w:sz w:val="28"/>
+          <w:szCs w:val="28"/>
+          <w:lang w:val="fr-FR"/>
+        </w:rPr>
+        <w:t>THUẾ:</w:t>
+      </w:r>
+      <w:proofErr w:type="gramEnd"/>
+    </w:p>
+    <w:p>
+      <w:pPr>
+        <w:tabs>
+          <w:tab w:val="left" w:leader="dot" w:pos="9072"/>
+        </w:tabs>
+        <w:spacing w:before="120"/>
+        <w:ind w:firstLine="567"/>
+        <w:jc w:val="both"/>
+        <w:rPr>
+          <w:b/>
+          <w:sz w:val="8"/>
+          <w:szCs w:val="28"/>
+          <w:lang w:val="fr-FR"/>
+        </w:rPr>
+      </w:pPr>
+    </w:p>
+    <w:tbl>
+      <w:tblPr>
+        <w:tblW w:w="9180" w:type="dxa"/>
+        <w:tblInd w:w="-5" w:type="dxa"/>
+        <w:tblBorders>
+          <w:top w:val="single" w:sz="4" w:space="0" w:color="000000"/>
+          <w:left w:val="single" w:sz="4" w:space="0" w:color="000000"/>
+          <w:bottom w:val="single" w:sz="4" w:space="0" w:color="000000"/>
+          <w:right w:val="single" w:sz="4" w:space="0" w:color="000000"/>
+          <w:insideH w:val="single" w:sz="4" w:space="0" w:color="000000"/>
+          <w:insideV w:val="single" w:sz="4" w:space="0" w:color="000000"/>
+        </w:tblBorders>
+        <w:tblLayout w:type="fixed"/>
+        <w:tblLook w:val="00A0" w:firstRow="1" w:lastRow="0" w:firstColumn="1" w:lastColumn="0" w:noHBand="0" w:noVBand="0"/>
+      </w:tblPr>
+      <w:tblGrid>
+        <w:gridCol w:w="821"/>
+        <w:gridCol w:w="8359"/>
+      </w:tblGrid>
+      <w:tr>
+        <w:tc>
+          <w:tcPr>
+            <w:tcW w:w="821" w:type="dxa"/>
+            <w:tcBorders>
+              <w:top w:val="single" w:sz="4" w:space="0" w:color="000000"/>
+              <w:left w:val="single" w:sz="4" w:space="0" w:color="000000"/>
+              <w:bottom w:val="single" w:sz="4" w:space="0" w:color="000000"/>
+              <w:right w:val="single" w:sz="4" w:space="0" w:color="000000"/>
+            </w:tcBorders>
+            <w:hideMark/>
+          </w:tcPr>
+          <w:p>
+            <w:pPr>
+              <w:spacing w:before="40" w:after="40"/>
+              <w:jc w:val="center"/>
+              <w:rPr>
+                <w:sz w:val="28"/>
+                <w:szCs w:val="28"/>
+              </w:rPr>
+            </w:pPr>
+            <w:r>
+              <w:rPr>
+                <w:sz w:val="28"/>
+                <w:szCs w:val="28"/>
+              </w:rPr>
+              <w:t>STT</w:t>
+            </w:r>
+          </w:p>
+        </w:tc>
+        <w:tc>
+          <w:tcPr>
+            <w:tcW w:w="8359" w:type="dxa"/>
+            <w:tcBorders>
+              <w:top w:val="single" w:sz="4" w:space="0" w:color="000000"/>
+              <w:left w:val="single" w:sz="4" w:space="0" w:color="000000"/>
+              <w:bottom w:val="single" w:sz="4" w:space="0" w:color="000000"/>
+              <w:right w:val="single" w:sz="4" w:space="0" w:color="000000"/>
+            </w:tcBorders>
+            <w:hideMark/>
+          </w:tcPr>
+          <w:p>
+            <w:pPr>
+              <w:spacing w:before="40" w:after="40"/>
+              <w:jc w:val="center"/>
+              <w:rPr>
+                <w:sz w:val="28"/>
+                <w:szCs w:val="28"/>
+              </w:rPr>
+            </w:pPr>
+            <w:r>
+              <w:rPr>
+                <w:sz w:val="28"/>
+                <w:szCs w:val="28"/>
+              </w:rPr>
+              <w:t xml:space="preserve">Các </w:t>
+            </w:r>
+            <w:proofErr w:type="spellStart"/>
+            <w:r>
+              <w:rPr>
+                <w:sz w:val="28"/>
+                <w:szCs w:val="28"/>
+              </w:rPr>
+              <w:t>chỉ</w:t>
+            </w:r>
+            <w:proofErr w:type="spellEnd"/>
+            <w:r>
+              <w:rPr>
+                <w:sz w:val="28"/>
+                <w:szCs w:val="28"/>
+              </w:rPr>
+              <w:t xml:space="preserve"> </w:t>
+            </w:r>
+            <w:proofErr w:type="spellStart"/>
+            <w:r>
+              <w:rPr>
+                <w:sz w:val="28"/>
+                <w:szCs w:val="28"/>
+              </w:rPr>
+              <w:t>tiêu</w:t>
+            </w:r>
+            <w:proofErr w:type="spellEnd"/>
+            <w:r>
+              <w:rPr>
+                <w:sz w:val="28"/>
+                <w:szCs w:val="28"/>
+              </w:rPr>
+              <w:t xml:space="preserve"> </w:t>
+            </w:r>
+            <w:proofErr w:type="spellStart"/>
+            <w:r>
+              <w:rPr>
+                <w:sz w:val="28"/>
+                <w:szCs w:val="28"/>
+              </w:rPr>
+              <w:t>thông</w:t>
+            </w:r>
+            <w:proofErr w:type="spellEnd"/>
+            <w:r>
+              <w:rPr>
+                <w:sz w:val="28"/>
+                <w:szCs w:val="28"/>
+              </w:rPr>
+              <w:t xml:space="preserve"> tin </w:t>
+            </w:r>
+            <w:proofErr w:type="spellStart"/>
+            <w:r>
+              <w:rPr>
+                <w:sz w:val="28"/>
+                <w:szCs w:val="28"/>
+              </w:rPr>
+              <w:t>đăng</w:t>
+            </w:r>
+            <w:proofErr w:type="spellEnd"/>
+            <w:r>
+              <w:rPr>
+                <w:sz w:val="28"/>
+                <w:szCs w:val="28"/>
+              </w:rPr>
+              <w:t xml:space="preserve"> </w:t>
+            </w:r>
+            <w:proofErr w:type="spellStart"/>
+            <w:r>
+              <w:rPr>
+                <w:sz w:val="28"/>
+                <w:szCs w:val="28"/>
+              </w:rPr>
+              <w:t>ký</w:t>
+            </w:r>
+            <w:proofErr w:type="spellEnd"/>
+            <w:r>
+              <w:rPr>
+                <w:sz w:val="28"/>
+                <w:szCs w:val="28"/>
+              </w:rPr>
+              <w:t xml:space="preserve"> </w:t>
+            </w:r>
+            <w:proofErr w:type="spellStart"/>
+            <w:r>
+              <w:rPr>
+                <w:sz w:val="28"/>
+                <w:szCs w:val="28"/>
+              </w:rPr>
+              <w:t>thuế</w:t>
+            </w:r>
+            <w:proofErr w:type="spellEnd"/>
+          </w:p>
+        </w:tc>
+      </w:tr>
+      <w:tr>
+        <w:tc>
+          <w:tcPr>
+            <w:tcW w:w="821" w:type="dxa"/>
+            <w:tcBorders>
+              <w:top w:val="single" w:sz="4" w:space="0" w:color="000000"/>
+              <w:left w:val="single" w:sz="4" w:space="0" w:color="000000"/>
+              <w:bottom w:val="single" w:sz="4" w:space="0" w:color="000000"/>
+              <w:right w:val="single" w:sz="4" w:space="0" w:color="000000"/>
+            </w:tcBorders>
+          </w:tcPr>
+          <w:p>
+            <w:pPr>
+              <w:spacing w:before="40" w:after="40"/>
+              <w:jc w:val="center"/>
+              <w:rPr>
+                <w:sz w:val="28"/>
+                <w:szCs w:val="28"/>
+              </w:rPr>
+            </w:pPr>
+            <w:r>
+              <w:rPr>
+                <w:sz w:val="28"/>
+                <w:szCs w:val="28"/>
+              </w:rPr>
+              <w:t>1</w:t>
+            </w:r>
+          </w:p>
+        </w:tc>
+        <w:tc>
+          <w:tcPr>
+            <w:tcW w:w="8359" w:type="dxa"/>
+            <w:tcBorders>
+              <w:top w:val="single" w:sz="4" w:space="0" w:color="000000"/>
+              <w:left w:val="single" w:sz="4" w:space="0" w:color="000000"/>
+              <w:bottom w:val="single" w:sz="4" w:space="0" w:color="000000"/>
+              <w:right w:val="single" w:sz="4" w:space="0" w:color="000000"/>
+            </w:tcBorders>
+          </w:tcPr>
+          <w:p>
+            <w:pPr>
+              <w:widowControl w:val="0"/>
+              <w:suppressAutoHyphens/>
+              <w:spacing w:before="40" w:after="40"/>
+              <w:jc w:val="both"/>
+              <w:rPr>
+                <w:rFonts w:eastAsia="Times New Roman"/>
+                <w:spacing w:val="-6"/>
+                <w:sz w:val="28"/>
+                <w:szCs w:val="28"/>
+                <w:lang w:eastAsia="zh-CN"/>
+              </w:rPr>
+            </w:pPr>
+            <w:r>
+              <w:rPr>
+                <w:rFonts w:eastAsia="Times New Roman"/>
+                <w:spacing w:val="-6"/>
+                <w:sz w:val="28"/>
+                <w:szCs w:val="28"/>
+                <w:lang w:eastAsia="zh-CN"/>
+              </w:rPr>
+              <w:t xml:space="preserve">Thông tin </w:t>
+            </w:r>
+            <w:proofErr w:type="spellStart"/>
+            <w:r>
+              <w:rPr>
+                <w:rFonts w:eastAsia="Times New Roman"/>
+                <w:spacing w:val="-6"/>
+                <w:sz w:val="28"/>
+                <w:szCs w:val="28"/>
+                <w:lang w:eastAsia="zh-CN"/>
+              </w:rPr>
+              <w:t>về</w:t>
+            </w:r>
+            <w:proofErr w:type="spellEnd"/>
+            <w:r>
+              <w:rPr>
+                <w:rFonts w:eastAsia="Times New Roman"/>
+                <w:spacing w:val="-6"/>
+                <w:sz w:val="28"/>
+                <w:szCs w:val="28"/>
+                <w:lang w:eastAsia="zh-CN"/>
+              </w:rPr>
+              <w:t xml:space="preserve"> </w:t>
+            </w:r>
+            <w:proofErr w:type="spellStart"/>
+            <w:r>
+              <w:rPr>
+                <w:rFonts w:eastAsia="Times New Roman"/>
+                <w:spacing w:val="-6"/>
+                <w:sz w:val="28"/>
+                <w:szCs w:val="28"/>
+                <w:lang w:eastAsia="zh-CN"/>
+              </w:rPr>
+              <w:t>Kế</w:t>
+            </w:r>
+            <w:proofErr w:type="spellEnd"/>
+            <w:r>
+              <w:rPr>
+                <w:rFonts w:eastAsia="Times New Roman"/>
+                <w:spacing w:val="-6"/>
+                <w:sz w:val="28"/>
+                <w:szCs w:val="28"/>
+                <w:lang w:eastAsia="zh-CN"/>
+              </w:rPr>
+              <w:t xml:space="preserve"> </w:t>
+            </w:r>
+            <w:proofErr w:type="spellStart"/>
+            <w:r>
+              <w:rPr>
+                <w:rFonts w:eastAsia="Times New Roman"/>
+                <w:spacing w:val="-6"/>
+                <w:sz w:val="28"/>
+                <w:szCs w:val="28"/>
+                <w:lang w:eastAsia="zh-CN"/>
+              </w:rPr>
+              <w:t>toán</w:t>
+            </w:r>
+            <w:proofErr w:type="spellEnd"/>
+            <w:r>
+              <w:rPr>
+                <w:rFonts w:eastAsia="Times New Roman"/>
+                <w:spacing w:val="-6"/>
+                <w:sz w:val="28"/>
+                <w:szCs w:val="28"/>
+                <w:lang w:eastAsia="zh-CN"/>
+              </w:rPr>
+              <w:t xml:space="preserve"> </w:t>
+            </w:r>
+            <w:proofErr w:type="spellStart"/>
+            <w:r>
+              <w:rPr>
+                <w:rFonts w:eastAsia="Times New Roman"/>
+                <w:spacing w:val="-6"/>
+                <w:sz w:val="28"/>
+                <w:szCs w:val="28"/>
+                <w:lang w:eastAsia="zh-CN"/>
+              </w:rPr>
+              <w:t>trưởng</w:t>
+            </w:r>
+            <w:proofErr w:type="spellEnd"/>
+            <w:r>
+              <w:rPr>
+                <w:rFonts w:eastAsia="Times New Roman"/>
+                <w:spacing w:val="-6"/>
+                <w:sz w:val="28"/>
+                <w:szCs w:val="28"/>
+                <w:lang w:eastAsia="zh-CN"/>
+              </w:rPr>
+              <w:t>/</w:t>
+            </w:r>
+            <w:proofErr w:type="spellStart"/>
+            <w:r>
+              <w:rPr>
+                <w:rFonts w:eastAsia="Times New Roman"/>
+                <w:spacing w:val="-6"/>
+                <w:sz w:val="28"/>
+                <w:szCs w:val="28"/>
+                <w:lang w:eastAsia="zh-CN"/>
+              </w:rPr>
+              <w:t>Phụ</w:t>
+            </w:r>
+            <w:proofErr w:type="spellEnd"/>
+            <w:r>
+              <w:rPr>
+                <w:rFonts w:eastAsia="Times New Roman"/>
+                <w:spacing w:val="-6"/>
+                <w:sz w:val="28"/>
+                <w:szCs w:val="28"/>
+                <w:lang w:eastAsia="zh-CN"/>
+              </w:rPr>
+              <w:t xml:space="preserve"> </w:t>
+            </w:r>
+            <w:proofErr w:type="spellStart"/>
+            <w:r>
+              <w:rPr>
+                <w:rFonts w:eastAsia="Times New Roman"/>
+                <w:spacing w:val="-6"/>
+                <w:sz w:val="28"/>
+                <w:szCs w:val="28"/>
+                <w:lang w:eastAsia="zh-CN"/>
+              </w:rPr>
+              <w:t>trách</w:t>
+            </w:r>
+            <w:proofErr w:type="spellEnd"/>
+            <w:r>
+              <w:rPr>
+                <w:rFonts w:eastAsia="Times New Roman"/>
+                <w:spacing w:val="-6"/>
+                <w:sz w:val="28"/>
+                <w:szCs w:val="28"/>
+                <w:lang w:eastAsia="zh-CN"/>
+              </w:rPr>
+              <w:t xml:space="preserve"> </w:t>
+            </w:r>
+            <w:proofErr w:type="spellStart"/>
+            <w:r>
+              <w:rPr>
+                <w:rFonts w:eastAsia="Times New Roman"/>
+                <w:spacing w:val="-6"/>
+                <w:sz w:val="28"/>
+                <w:szCs w:val="28"/>
+                <w:lang w:eastAsia="zh-CN"/>
+              </w:rPr>
+              <w:t>kế</w:t>
+            </w:r>
+            <w:proofErr w:type="spellEnd"/>
+            <w:r>
+              <w:rPr>
+                <w:rFonts w:eastAsia="Times New Roman"/>
+                <w:spacing w:val="-6"/>
+                <w:sz w:val="28"/>
+                <w:szCs w:val="28"/>
+                <w:lang w:eastAsia="zh-CN"/>
+              </w:rPr>
+              <w:t xml:space="preserve"> </w:t>
+            </w:r>
+            <w:proofErr w:type="spellStart"/>
+            <w:r>
+              <w:rPr>
+                <w:rFonts w:eastAsia="Times New Roman"/>
+                <w:spacing w:val="-6"/>
+                <w:sz w:val="28"/>
+                <w:szCs w:val="28"/>
+                <w:lang w:eastAsia="zh-CN"/>
+              </w:rPr>
+              <w:t>toán</w:t>
+            </w:r>
+            <w:proofErr w:type="spellEnd"/>
+            <w:r>
+              <w:rPr>
+                <w:rFonts w:eastAsia="Times New Roman"/>
+                <w:spacing w:val="-6"/>
+                <w:sz w:val="28"/>
+                <w:szCs w:val="28"/>
+                <w:lang w:eastAsia="zh-CN"/>
+              </w:rPr>
+              <w:t xml:space="preserve"> </w:t>
+            </w:r>
+            <w:r>
+              <w:rPr>
+                <w:rFonts w:eastAsia="Times New Roman"/>
+                <w:i/>
+                <w:spacing w:val="-6"/>
+                <w:sz w:val="28"/>
+                <w:szCs w:val="28"/>
+                <w:lang w:eastAsia="zh-CN"/>
+              </w:rPr>
+              <w:t>(</w:t>
+            </w:r>
+            <w:proofErr w:type="spellStart"/>
+            <w:r>
+              <w:rPr>
+                <w:rFonts w:eastAsia="Times New Roman"/>
+                <w:i/>
+                <w:iCs/>
+                <w:spacing w:val="-6"/>
+                <w:sz w:val="28"/>
+                <w:szCs w:val="28"/>
+                <w:lang w:eastAsia="zh-CN"/>
+              </w:rPr>
+              <w:t>nếu</w:t>
+            </w:r>
+            <w:proofErr w:type="spellEnd"/>
+            <w:r>
+              <w:rPr>
+                <w:rFonts w:eastAsia="Times New Roman"/>
+                <w:i/>
+                <w:iCs/>
+                <w:spacing w:val="-6"/>
+                <w:sz w:val="28"/>
+                <w:szCs w:val="28"/>
+                <w:lang w:eastAsia="zh-CN"/>
+              </w:rPr>
+              <w:t xml:space="preserve"> </w:t>
+            </w:r>
+            <w:proofErr w:type="spellStart"/>
+            <w:r>
+              <w:rPr>
+                <w:rFonts w:eastAsia="Times New Roman"/>
+                <w:i/>
+                <w:iCs/>
+                <w:spacing w:val="-6"/>
+                <w:sz w:val="28"/>
+                <w:szCs w:val="28"/>
+                <w:lang w:eastAsia="zh-CN"/>
+              </w:rPr>
+              <w:t>có</w:t>
+            </w:r>
+            <w:proofErr w:type="spellEnd"/>
+            <w:r>
+              <w:rPr>
+                <w:rFonts w:eastAsia="Times New Roman"/>
+                <w:i/>
+                <w:spacing w:val="-6"/>
+                <w:sz w:val="28"/>
+                <w:szCs w:val="28"/>
+                <w:lang w:eastAsia="zh-CN"/>
+              </w:rPr>
+              <w:t>)</w:t>
+            </w:r>
+            <w:r>
+              <w:rPr>
+                <w:rFonts w:eastAsia="Times New Roman"/>
+                <w:spacing w:val="-6"/>
+                <w:sz w:val="28"/>
+                <w:szCs w:val="28"/>
+                <w:lang w:eastAsia="zh-CN"/>
+              </w:rPr>
+              <w:t>:</w:t>
+            </w:r>
+          </w:p>
+          <w:p>
+            <w:pPr>
+              <w:widowControl w:val="0"/>
+              <w:suppressAutoHyphens/>
+              <w:spacing w:before="40" w:after="40"/>
+              <w:jc w:val="both"/>
+              <w:rPr>
+                <w:rFonts w:eastAsia="Times New Roman"/>
+                <w:sz w:val="28"/>
+                <w:szCs w:val="28"/>
+                <w:lang w:eastAsia="zh-CN"/>
+              </w:rPr>
+            </w:pPr>
+            <w:proofErr w:type="spellStart"/>
+            <w:r>
+              <w:rPr>
+                <w:rFonts w:eastAsia="Times New Roman"/>
+                <w:sz w:val="28"/>
+                <w:szCs w:val="28"/>
+                <w:lang w:eastAsia="zh-CN"/>
+              </w:rPr>
+              <w:t>Họ</w:t>
+            </w:r>
+            <w:proofErr w:type="spellEnd"/>
+            <w:r>
+              <w:rPr>
+                <w:rFonts w:eastAsia="Times New Roman"/>
+                <w:sz w:val="28"/>
+                <w:szCs w:val="28"/>
+                <w:lang w:eastAsia="zh-CN"/>
+              </w:rPr>
+              <w:t xml:space="preserve">, </w:t>
+            </w:r>
+            <w:proofErr w:type="spellStart"/>
+            <w:r>
+              <w:rPr>
+                <w:rFonts w:eastAsia="Times New Roman"/>
+                <w:sz w:val="28"/>
+                <w:szCs w:val="28"/>
+                <w:lang w:eastAsia="zh-CN"/>
+              </w:rPr>
+              <w:t>chữ</w:t>
+            </w:r>
+            <w:proofErr w:type="spellEnd"/>
+            <w:r>
+              <w:rPr>
+                <w:rFonts w:eastAsia="Times New Roman"/>
+                <w:sz w:val="28"/>
+                <w:szCs w:val="28"/>
+                <w:lang w:eastAsia="zh-CN"/>
+              </w:rPr>
+              <w:t xml:space="preserve"> </w:t>
+            </w:r>
+            <w:proofErr w:type="spellStart"/>
+            <w:r>
+              <w:rPr>
+                <w:rFonts w:eastAsia="Times New Roman"/>
+                <w:sz w:val="28"/>
+                <w:szCs w:val="28"/>
+                <w:lang w:eastAsia="zh-CN"/>
+              </w:rPr>
+              <w:t>đệm</w:t>
+            </w:r>
+            <w:proofErr w:type="spellEnd"/>
+            <w:r>
+              <w:rPr>
+                <w:rFonts w:eastAsia="Times New Roman"/>
+                <w:sz w:val="28"/>
+                <w:szCs w:val="28"/>
+                <w:lang w:eastAsia="zh-CN"/>
+              </w:rPr>
+              <w:t xml:space="preserve"> </w:t>
+            </w:r>
+            <w:proofErr w:type="spellStart"/>
+            <w:r>
+              <w:rPr>
+                <w:rFonts w:eastAsia="Times New Roman"/>
+                <w:sz w:val="28"/>
+                <w:szCs w:val="28"/>
+                <w:lang w:eastAsia="zh-CN"/>
+              </w:rPr>
+              <w:t>và</w:t>
+            </w:r>
+            <w:proofErr w:type="spellEnd"/>
+            <w:r>
+              <w:rPr>
+                <w:rFonts w:eastAsia="Times New Roman"/>
+                <w:sz w:val="28"/>
+                <w:szCs w:val="28"/>
+                <w:lang w:eastAsia="zh-CN"/>
+              </w:rPr>
+              <w:t xml:space="preserve"> </w:t>
+            </w:r>
+            <w:proofErr w:type="spellStart"/>
+            <w:r>
+              <w:rPr>
+                <w:rFonts w:eastAsia="Times New Roman"/>
+                <w:sz w:val="28"/>
+                <w:szCs w:val="28"/>
+                <w:lang w:eastAsia="zh-CN"/>
+              </w:rPr>
+              <w:t>tên</w:t>
+            </w:r>
+            <w:proofErr w:type="spellEnd"/>
+            <w:r>
+              <w:rPr>
+                <w:rFonts w:eastAsia="Times New Roman"/>
+                <w:sz w:val="28"/>
+                <w:szCs w:val="28"/>
+                <w:lang w:eastAsia="zh-CN"/>
+              </w:rPr>
+              <w:t xml:space="preserve"> </w:t>
+            </w:r>
+            <w:proofErr w:type="spellStart"/>
+            <w:r>
+              <w:rPr>
+                <w:rFonts w:eastAsia="Times New Roman"/>
+                <w:sz w:val="28"/>
+                <w:szCs w:val="28"/>
+                <w:lang w:eastAsia="zh-CN"/>
+              </w:rPr>
+              <w:t>Kế</w:t>
+            </w:r>
+            <w:proofErr w:type="spellEnd"/>
+            <w:r>
+              <w:rPr>
+                <w:rFonts w:eastAsia="Times New Roman"/>
+                <w:sz w:val="28"/>
+                <w:szCs w:val="28"/>
+                <w:lang w:eastAsia="zh-CN"/>
+              </w:rPr>
+              <w:t xml:space="preserve"> </w:t>
+            </w:r>
+            <w:proofErr w:type="spellStart"/>
+            <w:r>
+              <w:rPr>
+                <w:rFonts w:eastAsia="Times New Roman"/>
+                <w:sz w:val="28"/>
+                <w:szCs w:val="28"/>
+                <w:lang w:eastAsia="zh-CN"/>
+              </w:rPr>
+              <w:t>toán</w:t>
+            </w:r>
+            <w:proofErr w:type="spellEnd"/>
+            <w:r>
+              <w:rPr>
+                <w:rFonts w:eastAsia="Times New Roman"/>
+                <w:sz w:val="28"/>
+                <w:szCs w:val="28"/>
+                <w:lang w:eastAsia="zh-CN"/>
+              </w:rPr>
+              <w:t xml:space="preserve"> </w:t>
+            </w:r>
+            <w:proofErr w:type="spellStart"/>
+            <w:r>
+              <w:rPr>
+                <w:rFonts w:eastAsia="Times New Roman"/>
+                <w:sz w:val="28"/>
+                <w:szCs w:val="28"/>
+                <w:lang w:eastAsia="zh-CN"/>
+              </w:rPr>
+              <w:t>trưởng</w:t>
+            </w:r>
+            <w:proofErr w:type="spellEnd"/>
+            <w:r>
+              <w:rPr>
+                <w:rFonts w:eastAsia="Times New Roman"/>
+                <w:sz w:val="28"/>
+                <w:szCs w:val="28"/>
+                <w:lang w:eastAsia="zh-CN"/>
+              </w:rPr>
+              <w:t>/</w:t>
+            </w:r>
+            <w:proofErr w:type="spellStart"/>
+            <w:r>
+              <w:rPr>
+                <w:rFonts w:eastAsia="Times New Roman"/>
+                <w:sz w:val="28"/>
+                <w:szCs w:val="28"/>
+                <w:lang w:eastAsia="zh-CN"/>
+              </w:rPr>
+              <w:t>Phụ</w:t>
+            </w:r>
+            <w:proofErr w:type="spellEnd"/>
+            <w:r>
+              <w:rPr>
+                <w:rFonts w:eastAsia="Times New Roman"/>
+                <w:sz w:val="28"/>
+                <w:szCs w:val="28"/>
+                <w:lang w:eastAsia="zh-CN"/>
+              </w:rPr>
+              <w:t xml:space="preserve"> </w:t>
+            </w:r>
+            <w:proofErr w:type="spellStart"/>
+            <w:r>
+              <w:rPr>
+                <w:rFonts w:eastAsia="Times New Roman"/>
+                <w:sz w:val="28"/>
+                <w:szCs w:val="28"/>
+                <w:lang w:eastAsia="zh-CN"/>
+              </w:rPr>
+              <w:t>trách</w:t>
+            </w:r>
+            <w:proofErr w:type="spellEnd"/>
+            <w:r>
+              <w:rPr>
+                <w:rFonts w:eastAsia="Times New Roman"/>
+                <w:sz w:val="28"/>
+                <w:szCs w:val="28"/>
+                <w:lang w:eastAsia="zh-CN"/>
+              </w:rPr>
+              <w:t xml:space="preserve"> </w:t>
+            </w:r>
+            <w:proofErr w:type="spellStart"/>
+            <w:r>
+              <w:rPr>
+                <w:rFonts w:eastAsia="Times New Roman"/>
+                <w:sz w:val="28"/>
+                <w:szCs w:val="28"/>
+                <w:lang w:eastAsia="zh-CN"/>
+              </w:rPr>
+              <w:t>kế</w:t>
+            </w:r>
+            <w:proofErr w:type="spellEnd"/>
+            <w:r>
+              <w:rPr>
+                <w:rFonts w:eastAsia="Times New Roman"/>
+                <w:sz w:val="28"/>
+                <w:szCs w:val="28"/>
+                <w:lang w:eastAsia="zh-CN"/>
+              </w:rPr>
+              <w:t xml:space="preserve"> </w:t>
+            </w:r>
+            <w:proofErr w:type="spellStart"/>
+            <w:proofErr w:type="gramStart"/>
+            <w:r>
+              <w:rPr>
+                <w:rFonts w:eastAsia="Times New Roman"/>
+                <w:sz w:val="28"/>
+                <w:szCs w:val="28"/>
+                <w:lang w:eastAsia="zh-CN"/>
+              </w:rPr>
+              <w:t>toán</w:t>
+            </w:r>
+            <w:proofErr w:type="spellEnd"/>
+            <w:r>
+              <w:rPr>
+                <w:rFonts w:eastAsia="Times New Roman"/>
+                <w:sz w:val="28"/>
+                <w:szCs w:val="28"/>
+                <w:lang w:eastAsia="zh-CN"/>
+              </w:rPr>
+              <w:t>:................................</w:t>
+            </w:r>
+            <w:proofErr w:type="gramEnd"/>
+          </w:p>
+          <w:p>
+            <w:pPr>
+              <w:widowControl w:val="0"/>
+              <w:suppressAutoHyphens/>
+              <w:spacing w:before="40" w:after="40"/>
+              <w:jc w:val="both"/>
+              <w:rPr>
+                <w:rFonts w:eastAsia="Times New Roman"/>
+                <w:sz w:val="28"/>
+                <w:szCs w:val="28"/>
+              </w:rPr>
+            </w:pPr>
+            <w:proofErr w:type="spellStart"/>
+            <w:r>
+              <w:rPr>
+                <w:rFonts w:eastAsia="Times New Roman"/>
+                <w:sz w:val="28"/>
+                <w:szCs w:val="28"/>
+              </w:rPr>
+              <w:t>Ngày</w:t>
+            </w:r>
+            <w:proofErr w:type="spellEnd"/>
+            <w:r>
+              <w:rPr>
+                <w:rFonts w:eastAsia="Times New Roman"/>
+                <w:sz w:val="28"/>
+                <w:szCs w:val="28"/>
+              </w:rPr>
+              <w:t xml:space="preserve">, </w:t>
+            </w:r>
+            <w:proofErr w:type="spellStart"/>
+            <w:r>
+              <w:rPr>
+                <w:rFonts w:eastAsia="Times New Roman"/>
+                <w:sz w:val="28"/>
+                <w:szCs w:val="28"/>
+              </w:rPr>
+              <w:t>tháng</w:t>
+            </w:r>
+            <w:proofErr w:type="spellEnd"/>
+            <w:r>
+              <w:rPr>
+                <w:rFonts w:eastAsia="Times New Roman"/>
+                <w:sz w:val="28"/>
+                <w:szCs w:val="28"/>
+              </w:rPr>
+              <w:t xml:space="preserve">, </w:t>
+            </w:r>
+            <w:proofErr w:type="spellStart"/>
+            <w:r>
+              <w:rPr>
+                <w:rFonts w:eastAsia="Times New Roman"/>
+                <w:sz w:val="28"/>
+                <w:szCs w:val="28"/>
+              </w:rPr>
+              <w:t>năm</w:t>
+            </w:r>
+            <w:proofErr w:type="spellEnd"/>
+            <w:r>
+              <w:rPr>
+                <w:rFonts w:eastAsia="Times New Roman"/>
+                <w:sz w:val="28"/>
+                <w:szCs w:val="28"/>
+              </w:rPr>
+              <w:t xml:space="preserve"> </w:t>
+            </w:r>
+            <w:proofErr w:type="spellStart"/>
+            <w:r>
+              <w:rPr>
+                <w:rFonts w:eastAsia="Times New Roman"/>
+                <w:sz w:val="28"/>
+                <w:szCs w:val="28"/>
+              </w:rPr>
+              <w:t>sinh</w:t>
+            </w:r>
+            <w:proofErr w:type="spellEnd"/>
+            <w:r>
+              <w:rPr>
+                <w:rFonts w:eastAsia="Times New Roman"/>
+                <w:sz w:val="28"/>
+                <w:szCs w:val="28"/>
+              </w:rPr>
+              <w:t>: ……/……/……</w:t>
+            </w:r>
+          </w:p>
+          <w:p>
+            <w:pPr>
+              <w:tabs>
+                <w:tab w:val="left" w:leader="dot" w:pos="3686"/>
+                <w:tab w:val="left" w:leader="dot" w:pos="4253"/>
+                <w:tab w:val="left" w:leader="dot" w:pos="5103"/>
+              </w:tabs>
+              <w:spacing w:before="80" w:after="80"/>
+              <w:jc w:val="both"/>
+              <w:rPr>
+                <w:rFonts w:eastAsia="Times New Roman"/>
+                <w:sz w:val="28"/>
+                <w:szCs w:val="28"/>
+              </w:rPr>
+            </w:pPr>
+            <w:proofErr w:type="spellStart"/>
+            <w:r>
+              <w:rPr>
+                <w:rFonts w:eastAsia="Times New Roman"/>
+                <w:sz w:val="28"/>
+                <w:szCs w:val="28"/>
+              </w:rPr>
+              <w:t>Giới</w:t>
+            </w:r>
+            <w:proofErr w:type="spellEnd"/>
+            <w:r>
+              <w:rPr>
+                <w:rFonts w:eastAsia="Times New Roman"/>
+                <w:sz w:val="28"/>
+                <w:szCs w:val="28"/>
+              </w:rPr>
+              <w:t xml:space="preserve"> </w:t>
+            </w:r>
+            <w:proofErr w:type="spellStart"/>
+            <w:r>
+              <w:rPr>
+                <w:rFonts w:eastAsia="Times New Roman"/>
+                <w:sz w:val="28"/>
+                <w:szCs w:val="28"/>
+              </w:rPr>
+              <w:t>tính</w:t>
+            </w:r>
+            <w:proofErr w:type="spellEnd"/>
+            <w:r>
+              <w:rPr>
+                <w:rFonts w:eastAsia="Times New Roman"/>
+                <w:sz w:val="28"/>
+                <w:szCs w:val="28"/>
+              </w:rPr>
+              <w:t xml:space="preserve">: </w:t>
+            </w:r>
+            <w:r>
+              <w:rPr>
+                <w:rFonts w:eastAsia="Times New Roman"/>
+                <w:sz w:val="28"/>
+                <w:szCs w:val="28"/>
+              </w:rPr>
+              <w:tab/>
+            </w:r>
+          </w:p>
+          <w:p>
+            <w:pPr>
+              <w:widowControl w:val="0"/>
+              <w:suppressAutoHyphens/>
+              <w:spacing w:before="40" w:after="40"/>
+              <w:jc w:val="both"/>
+              <w:rPr>
+                <w:rFonts w:eastAsia="Times New Roman"/>
+                <w:sz w:val="28"/>
+                <w:szCs w:val="28"/>
+                <w:lang w:eastAsia="zh-CN"/>
+              </w:rPr>
+            </w:pPr>
+            <w:proofErr w:type="spellStart"/>
+            <w:r>
+              <w:rPr>
+                <w:rFonts w:eastAsia="Times New Roman"/>
+                <w:sz w:val="28"/>
+                <w:szCs w:val="28"/>
+                <w:lang w:eastAsia="zh-CN"/>
+              </w:rPr>
+              <w:t>Số</w:t>
+            </w:r>
+            <w:proofErr w:type="spellEnd"/>
+            <w:r>
+              <w:rPr>
+                <w:rFonts w:eastAsia="Times New Roman"/>
+                <w:sz w:val="28"/>
+                <w:szCs w:val="28"/>
+                <w:lang w:eastAsia="zh-CN"/>
+              </w:rPr>
+              <w:t xml:space="preserve"> </w:t>
+            </w:r>
+            <w:proofErr w:type="spellStart"/>
+            <w:r>
+              <w:rPr>
+                <w:rFonts w:eastAsia="Times New Roman"/>
+                <w:sz w:val="28"/>
+                <w:szCs w:val="28"/>
+                <w:lang w:eastAsia="zh-CN"/>
+              </w:rPr>
+              <w:t>định</w:t>
+            </w:r>
+            <w:proofErr w:type="spellEnd"/>
+            <w:r>
+              <w:rPr>
+                <w:rFonts w:eastAsia="Times New Roman"/>
+                <w:sz w:val="28"/>
+                <w:szCs w:val="28"/>
+                <w:lang w:eastAsia="zh-CN"/>
+              </w:rPr>
+              <w:t xml:space="preserve"> </w:t>
+            </w:r>
+            <w:proofErr w:type="spellStart"/>
+            <w:r>
+              <w:rPr>
+                <w:rFonts w:eastAsia="Times New Roman"/>
+                <w:sz w:val="28"/>
+                <w:szCs w:val="28"/>
+                <w:lang w:eastAsia="zh-CN"/>
+              </w:rPr>
+              <w:t>danh</w:t>
+            </w:r>
+            <w:proofErr w:type="spellEnd"/>
+            <w:r>
+              <w:rPr>
+                <w:rFonts w:eastAsia="Times New Roman"/>
+                <w:sz w:val="28"/>
+                <w:szCs w:val="28"/>
+                <w:lang w:eastAsia="zh-CN"/>
+              </w:rPr>
+              <w:t xml:space="preserve"> </w:t>
+            </w:r>
+            <w:proofErr w:type="spellStart"/>
+            <w:r>
+              <w:rPr>
+                <w:rFonts w:eastAsia="Times New Roman"/>
+                <w:sz w:val="28"/>
+                <w:szCs w:val="28"/>
+                <w:lang w:eastAsia="zh-CN"/>
+              </w:rPr>
+              <w:t>cá</w:t>
+            </w:r>
+            <w:proofErr w:type="spellEnd"/>
+            <w:r>
+              <w:rPr>
+                <w:rFonts w:eastAsia="Times New Roman"/>
+                <w:sz w:val="28"/>
+                <w:szCs w:val="28"/>
+                <w:lang w:eastAsia="zh-CN"/>
+              </w:rPr>
+              <w:t xml:space="preserve"> </w:t>
+            </w:r>
+            <w:proofErr w:type="spellStart"/>
+            <w:r>
+              <w:rPr>
+                <w:rFonts w:eastAsia="Times New Roman"/>
+                <w:sz w:val="28"/>
+                <w:szCs w:val="28"/>
+                <w:lang w:eastAsia="zh-CN"/>
+              </w:rPr>
+              <w:t>nhân</w:t>
+            </w:r>
+            <w:proofErr w:type="spellEnd"/>
+            <w:r>
+              <w:rPr>
+                <w:rFonts w:eastAsia="Times New Roman"/>
+                <w:sz w:val="28"/>
+                <w:szCs w:val="28"/>
+                <w:lang w:eastAsia="zh-CN"/>
+              </w:rPr>
+              <w:t>: ................................................................................</w:t>
+            </w:r>
+          </w:p>
+          <w:p>
+            <w:pPr>
+              <w:suppressAutoHyphens/>
+              <w:spacing w:before="40" w:after="40"/>
+              <w:jc w:val="both"/>
+              <w:rPr>
+                <w:b/>
+                <w:sz w:val="28"/>
+                <w:szCs w:val="28"/>
+              </w:rPr>
+            </w:pPr>
+            <w:proofErr w:type="spellStart"/>
+            <w:r>
+              <w:rPr>
+                <w:rFonts w:eastAsia="Times New Roman"/>
+                <w:sz w:val="28"/>
+                <w:szCs w:val="28"/>
+                <w:lang w:eastAsia="zh-CN"/>
+              </w:rPr>
+              <w:t>Điện</w:t>
+            </w:r>
+            <w:proofErr w:type="spellEnd"/>
+            <w:r>
+              <w:rPr>
+                <w:rFonts w:eastAsia="Times New Roman"/>
+                <w:sz w:val="28"/>
+                <w:szCs w:val="28"/>
+                <w:lang w:eastAsia="zh-CN"/>
+              </w:rPr>
+              <w:t xml:space="preserve"> </w:t>
+            </w:r>
+            <w:proofErr w:type="gramStart"/>
+            <w:r>
+              <w:rPr>
+                <w:rFonts w:eastAsia="Times New Roman"/>
+                <w:sz w:val="28"/>
+                <w:szCs w:val="28"/>
+                <w:lang w:eastAsia="zh-CN"/>
+              </w:rPr>
+              <w:t>thoại:..................................................................................................</w:t>
+            </w:r>
+            <w:proofErr w:type="gramEnd"/>
+          </w:p>
+        </w:tc>
+      </w:tr>
+      <w:tr>
+        <w:tc>
+          <w:tcPr>
+            <w:tcW w:w="821" w:type="dxa"/>
+            <w:tcBorders>
+              <w:top w:val="single" w:sz="4" w:space="0" w:color="000000"/>
+              <w:left w:val="single" w:sz="4" w:space="0" w:color="000000"/>
+              <w:bottom w:val="single" w:sz="4" w:space="0" w:color="000000"/>
+              <w:right w:val="single" w:sz="4" w:space="0" w:color="000000"/>
+            </w:tcBorders>
+            <w:hideMark/>
+          </w:tcPr>
+          <w:p>
+            <w:pPr>
+              <w:spacing w:before="40" w:after="40"/>
+              <w:jc w:val="center"/>
+              <w:rPr>
+                <w:sz w:val="28"/>
+                <w:szCs w:val="28"/>
+              </w:rPr>
+            </w:pPr>
+            <w:r>
+              <w:rPr>
+                <w:sz w:val="28"/>
+                <w:szCs w:val="28"/>
+              </w:rPr>
+              <w:t>2</w:t>
+            </w:r>
+          </w:p>
+        </w:tc>
+        <w:tc>
+          <w:tcPr>
+            <w:tcW w:w="8359" w:type="dxa"/>
+            <w:tcBorders>
+              <w:top w:val="single" w:sz="4" w:space="0" w:color="000000"/>
+              <w:left w:val="single" w:sz="4" w:space="0" w:color="000000"/>
+              <w:bottom w:val="single" w:sz="4" w:space="0" w:color="000000"/>
+              <w:right w:val="single" w:sz="4" w:space="0" w:color="000000"/>
+            </w:tcBorders>
+            <w:hideMark/>
+          </w:tcPr>
+          <w:p>
+            <w:pPr>
+              <w:spacing w:before="40" w:after="40"/>
+              <w:jc w:val="both"/>
+              <w:rPr>
+                <w:sz w:val="28"/>
+                <w:szCs w:val="28"/>
+              </w:rPr>
+            </w:pPr>
+            <w:proofErr w:type="spellStart"/>
+            <w:r>
+              <w:rPr>
+                <w:sz w:val="28"/>
+                <w:szCs w:val="28"/>
+              </w:rPr>
+              <w:t>Địa</w:t>
+            </w:r>
+            <w:proofErr w:type="spellEnd"/>
+            <w:r>
+              <w:rPr>
+                <w:sz w:val="28"/>
+                <w:szCs w:val="28"/>
+              </w:rPr>
+              <w:t xml:space="preserve"> </w:t>
+            </w:r>
+            <w:proofErr w:type="spellStart"/>
+            <w:r>
+              <w:rPr>
+                <w:sz w:val="28"/>
+                <w:szCs w:val="28"/>
+              </w:rPr>
+              <w:t>chỉ</w:t>
+            </w:r>
+            <w:proofErr w:type="spellEnd"/>
+            <w:r>
+              <w:rPr>
+                <w:sz w:val="28"/>
+                <w:szCs w:val="28"/>
+              </w:rPr>
+              <w:t xml:space="preserve"> </w:t>
+            </w:r>
+            <w:proofErr w:type="spellStart"/>
+            <w:r>
+              <w:rPr>
+                <w:sz w:val="28"/>
+                <w:szCs w:val="28"/>
+              </w:rPr>
+              <w:t>nhận</w:t>
+            </w:r>
+            <w:proofErr w:type="spellEnd"/>
+            <w:r>
+              <w:rPr>
+                <w:sz w:val="28"/>
+                <w:szCs w:val="28"/>
+              </w:rPr>
+              <w:t xml:space="preserve"> </w:t>
+            </w:r>
+            <w:proofErr w:type="spellStart"/>
+            <w:r>
+              <w:rPr>
+                <w:sz w:val="28"/>
+                <w:szCs w:val="28"/>
+              </w:rPr>
+              <w:t>thông</w:t>
+            </w:r>
+            <w:proofErr w:type="spellEnd"/>
+            <w:r>
+              <w:rPr>
+                <w:sz w:val="28"/>
+                <w:szCs w:val="28"/>
+              </w:rPr>
+              <w:t xml:space="preserve"> </w:t>
+            </w:r>
+            <w:proofErr w:type="spellStart"/>
+            <w:r>
+              <w:rPr>
+                <w:sz w:val="28"/>
+                <w:szCs w:val="28"/>
+              </w:rPr>
+              <w:t>báo</w:t>
+            </w:r>
+            <w:proofErr w:type="spellEnd"/>
+            <w:r>
+              <w:rPr>
+                <w:sz w:val="28"/>
+                <w:szCs w:val="28"/>
+              </w:rPr>
+              <w:t xml:space="preserve"> </w:t>
+            </w:r>
+            <w:proofErr w:type="spellStart"/>
+            <w:r>
+              <w:rPr>
+                <w:sz w:val="28"/>
+                <w:szCs w:val="28"/>
+              </w:rPr>
+              <w:t>thuế</w:t>
+            </w:r>
+            <w:proofErr w:type="spellEnd"/>
+            <w:r>
+              <w:rPr>
+                <w:sz w:val="28"/>
+                <w:szCs w:val="28"/>
+              </w:rPr>
+              <w:t xml:space="preserve"> (</w:t>
+            </w:r>
+            <w:proofErr w:type="spellStart"/>
+            <w:r>
+              <w:rPr>
+                <w:i/>
+                <w:iCs/>
+                <w:sz w:val="28"/>
+                <w:szCs w:val="28"/>
+              </w:rPr>
+              <w:t>chỉ</w:t>
+            </w:r>
+            <w:proofErr w:type="spellEnd"/>
+            <w:r>
+              <w:rPr>
+                <w:i/>
+                <w:iCs/>
+                <w:sz w:val="28"/>
+                <w:szCs w:val="28"/>
+              </w:rPr>
+              <w:t xml:space="preserve"> </w:t>
+            </w:r>
+            <w:proofErr w:type="spellStart"/>
+            <w:r>
+              <w:rPr>
+                <w:i/>
+                <w:iCs/>
+                <w:sz w:val="28"/>
+                <w:szCs w:val="28"/>
+              </w:rPr>
+              <w:t>kê</w:t>
+            </w:r>
+            <w:proofErr w:type="spellEnd"/>
+            <w:r>
+              <w:rPr>
+                <w:i/>
+                <w:iCs/>
+                <w:sz w:val="28"/>
+                <w:szCs w:val="28"/>
+              </w:rPr>
+              <w:t xml:space="preserve"> </w:t>
+            </w:r>
+            <w:proofErr w:type="spellStart"/>
+            <w:r>
+              <w:rPr>
+                <w:i/>
+                <w:iCs/>
+                <w:sz w:val="28"/>
+                <w:szCs w:val="28"/>
+              </w:rPr>
+              <w:t>khai</w:t>
+            </w:r>
+            <w:proofErr w:type="spellEnd"/>
+            <w:r>
+              <w:rPr>
+                <w:i/>
+                <w:iCs/>
+                <w:sz w:val="28"/>
+                <w:szCs w:val="28"/>
+              </w:rPr>
+              <w:t xml:space="preserve"> </w:t>
+            </w:r>
+            <w:proofErr w:type="spellStart"/>
+            <w:r>
+              <w:rPr>
+                <w:i/>
+                <w:iCs/>
+                <w:sz w:val="28"/>
+                <w:szCs w:val="28"/>
+              </w:rPr>
+              <w:t>nếu</w:t>
+            </w:r>
+            <w:proofErr w:type="spellEnd"/>
+            <w:r>
+              <w:rPr>
+                <w:i/>
+                <w:iCs/>
+                <w:sz w:val="28"/>
+                <w:szCs w:val="28"/>
+              </w:rPr>
+              <w:t xml:space="preserve"> </w:t>
+            </w:r>
+            <w:proofErr w:type="spellStart"/>
+            <w:r>
+              <w:rPr>
+                <w:i/>
+                <w:iCs/>
+                <w:sz w:val="28"/>
+                <w:szCs w:val="28"/>
+              </w:rPr>
+              <w:t>địa</w:t>
+            </w:r>
+            <w:proofErr w:type="spellEnd"/>
+            <w:r>
+              <w:rPr>
+                <w:i/>
+                <w:iCs/>
+                <w:sz w:val="28"/>
+                <w:szCs w:val="28"/>
+              </w:rPr>
+              <w:t xml:space="preserve"> </w:t>
+            </w:r>
+            <w:proofErr w:type="spellStart"/>
+            <w:r>
+              <w:rPr>
+                <w:i/>
+                <w:iCs/>
+                <w:sz w:val="28"/>
+                <w:szCs w:val="28"/>
+              </w:rPr>
+              <w:t>chỉ</w:t>
+            </w:r>
+            <w:proofErr w:type="spellEnd"/>
+            <w:r>
+              <w:rPr>
+                <w:i/>
+                <w:iCs/>
+                <w:sz w:val="28"/>
+                <w:szCs w:val="28"/>
+              </w:rPr>
+              <w:t xml:space="preserve"> </w:t>
+            </w:r>
+            <w:proofErr w:type="spellStart"/>
+            <w:r>
+              <w:rPr>
+                <w:i/>
+                <w:iCs/>
+                <w:sz w:val="28"/>
+                <w:szCs w:val="28"/>
+              </w:rPr>
+              <w:t>nhận</w:t>
+            </w:r>
+            <w:proofErr w:type="spellEnd"/>
+            <w:r>
+              <w:rPr>
+                <w:i/>
+                <w:iCs/>
+                <w:sz w:val="28"/>
+                <w:szCs w:val="28"/>
+              </w:rPr>
+              <w:t xml:space="preserve"> </w:t>
+            </w:r>
+            <w:proofErr w:type="spellStart"/>
+            <w:r>
+              <w:rPr>
+                <w:i/>
+                <w:iCs/>
+                <w:sz w:val="28"/>
+                <w:szCs w:val="28"/>
+              </w:rPr>
+              <w:t>thông</w:t>
+            </w:r>
+            <w:proofErr w:type="spellEnd"/>
+            <w:r>
+              <w:rPr>
+                <w:i/>
+                <w:iCs/>
+                <w:sz w:val="28"/>
+                <w:szCs w:val="28"/>
+              </w:rPr>
+              <w:t xml:space="preserve"> </w:t>
+            </w:r>
+            <w:proofErr w:type="spellStart"/>
+            <w:r>
+              <w:rPr>
+                <w:i/>
+                <w:iCs/>
+                <w:sz w:val="28"/>
+                <w:szCs w:val="28"/>
+              </w:rPr>
+              <w:t>báo</w:t>
+            </w:r>
+            <w:proofErr w:type="spellEnd"/>
+            <w:r>
+              <w:rPr>
+                <w:i/>
+                <w:iCs/>
+                <w:sz w:val="28"/>
+                <w:szCs w:val="28"/>
+              </w:rPr>
+              <w:t xml:space="preserve"> </w:t>
+            </w:r>
+            <w:proofErr w:type="spellStart"/>
+            <w:r>
+              <w:rPr>
+                <w:i/>
+                <w:iCs/>
+                <w:sz w:val="28"/>
+                <w:szCs w:val="28"/>
+              </w:rPr>
+              <w:t>thuế</w:t>
+            </w:r>
+            <w:proofErr w:type="spellEnd"/>
+            <w:r>
+              <w:rPr>
+                <w:i/>
+                <w:iCs/>
+                <w:sz w:val="28"/>
+                <w:szCs w:val="28"/>
+              </w:rPr>
+              <w:t xml:space="preserve"> </w:t>
+            </w:r>
+            <w:proofErr w:type="spellStart"/>
+            <w:r>
+              <w:rPr>
+                <w:i/>
+                <w:iCs/>
+                <w:sz w:val="28"/>
+                <w:szCs w:val="28"/>
+              </w:rPr>
+              <w:t>khác</w:t>
+            </w:r>
+            <w:proofErr w:type="spellEnd"/>
+            <w:r>
+              <w:rPr>
+                <w:i/>
+                <w:iCs/>
+                <w:sz w:val="28"/>
+                <w:szCs w:val="28"/>
+              </w:rPr>
+              <w:t xml:space="preserve"> </w:t>
+            </w:r>
+            <w:proofErr w:type="spellStart"/>
+            <w:r>
+              <w:rPr>
+                <w:i/>
+                <w:iCs/>
+                <w:sz w:val="28"/>
+                <w:szCs w:val="28"/>
+              </w:rPr>
+              <w:t>địa</w:t>
+            </w:r>
+            <w:proofErr w:type="spellEnd"/>
+            <w:r>
+              <w:rPr>
+                <w:i/>
+                <w:iCs/>
+                <w:sz w:val="28"/>
+                <w:szCs w:val="28"/>
+              </w:rPr>
+              <w:t xml:space="preserve"> </w:t>
+            </w:r>
+            <w:proofErr w:type="spellStart"/>
+            <w:r>
+              <w:rPr>
+                <w:i/>
+                <w:iCs/>
+                <w:sz w:val="28"/>
+                <w:szCs w:val="28"/>
+              </w:rPr>
+              <w:t>chỉ</w:t>
+            </w:r>
+            <w:proofErr w:type="spellEnd"/>
+            <w:r>
+              <w:rPr>
+                <w:i/>
+                <w:iCs/>
+                <w:sz w:val="28"/>
+                <w:szCs w:val="28"/>
+              </w:rPr>
+              <w:t xml:space="preserve"> chi </w:t>
+            </w:r>
+            <w:proofErr w:type="spellStart"/>
+            <w:r>
+              <w:rPr>
+                <w:i/>
+                <w:iCs/>
+                <w:sz w:val="28"/>
+                <w:szCs w:val="28"/>
+              </w:rPr>
+              <w:t>nhánh</w:t>
+            </w:r>
+            <w:proofErr w:type="spellEnd"/>
+            <w:r>
+              <w:rPr>
+                <w:i/>
+                <w:iCs/>
+                <w:sz w:val="28"/>
+                <w:szCs w:val="28"/>
+              </w:rPr>
+              <w:t>/</w:t>
+            </w:r>
+            <w:proofErr w:type="spellStart"/>
+            <w:r>
+              <w:rPr>
+                <w:i/>
+                <w:iCs/>
+                <w:sz w:val="28"/>
+                <w:szCs w:val="28"/>
+              </w:rPr>
+              <w:t>văn</w:t>
+            </w:r>
+            <w:proofErr w:type="spellEnd"/>
+            <w:r>
+              <w:rPr>
+                <w:i/>
+                <w:iCs/>
+                <w:sz w:val="28"/>
+                <w:szCs w:val="28"/>
+              </w:rPr>
+              <w:t xml:space="preserve"> </w:t>
+            </w:r>
+            <w:proofErr w:type="spellStart"/>
+            <w:r>
+              <w:rPr>
+                <w:i/>
+                <w:iCs/>
+                <w:sz w:val="28"/>
+                <w:szCs w:val="28"/>
+              </w:rPr>
+              <w:t>phòng</w:t>
+            </w:r>
+            <w:proofErr w:type="spellEnd"/>
+            <w:r>
+              <w:rPr>
+                <w:i/>
+                <w:iCs/>
+                <w:sz w:val="28"/>
+                <w:szCs w:val="28"/>
+              </w:rPr>
+              <w:t xml:space="preserve"> </w:t>
+            </w:r>
+            <w:proofErr w:type="spellStart"/>
+            <w:r>
+              <w:rPr>
+                <w:i/>
+                <w:iCs/>
+                <w:sz w:val="28"/>
+                <w:szCs w:val="28"/>
+              </w:rPr>
+              <w:t>đại</w:t>
+            </w:r>
+            <w:proofErr w:type="spellEnd"/>
+            <w:r>
+              <w:rPr>
+                <w:i/>
+                <w:iCs/>
+                <w:sz w:val="28"/>
+                <w:szCs w:val="28"/>
+              </w:rPr>
+              <w:t xml:space="preserve"> </w:t>
+            </w:r>
+            <w:proofErr w:type="spellStart"/>
+            <w:r>
+              <w:rPr>
+                <w:i/>
+                <w:iCs/>
+                <w:sz w:val="28"/>
+                <w:szCs w:val="28"/>
+              </w:rPr>
+              <w:t>diện</w:t>
+            </w:r>
+            <w:proofErr w:type="spellEnd"/>
+            <w:r>
+              <w:rPr>
+                <w:i/>
+                <w:iCs/>
+                <w:sz w:val="28"/>
+                <w:szCs w:val="28"/>
+              </w:rPr>
+              <w:t>/</w:t>
+            </w:r>
+            <w:proofErr w:type="spellStart"/>
+            <w:r>
+              <w:rPr>
+                <w:i/>
+                <w:iCs/>
+                <w:sz w:val="28"/>
+                <w:szCs w:val="28"/>
+              </w:rPr>
+              <w:t>địa</w:t>
+            </w:r>
+            <w:proofErr w:type="spellEnd"/>
+            <w:r>
+              <w:rPr>
+                <w:i/>
+                <w:iCs/>
+                <w:sz w:val="28"/>
+                <w:szCs w:val="28"/>
+              </w:rPr>
+              <w:t xml:space="preserve"> </w:t>
+            </w:r>
+            <w:proofErr w:type="spellStart"/>
+            <w:r>
+              <w:rPr>
+                <w:i/>
+                <w:iCs/>
+                <w:sz w:val="28"/>
+                <w:szCs w:val="28"/>
+              </w:rPr>
+              <w:t>điểm</w:t>
+            </w:r>
+            <w:proofErr w:type="spellEnd"/>
+            <w:r>
+              <w:rPr>
+                <w:i/>
+                <w:iCs/>
+                <w:sz w:val="28"/>
+                <w:szCs w:val="28"/>
+              </w:rPr>
+              <w:t xml:space="preserve"> </w:t>
+            </w:r>
+            <w:proofErr w:type="spellStart"/>
+            <w:r>
+              <w:rPr>
+                <w:i/>
+                <w:iCs/>
+                <w:sz w:val="28"/>
+                <w:szCs w:val="28"/>
+              </w:rPr>
+              <w:t>kinh</w:t>
+            </w:r>
+            <w:proofErr w:type="spellEnd"/>
+            <w:r>
+              <w:rPr>
+                <w:i/>
+                <w:iCs/>
+                <w:sz w:val="28"/>
+                <w:szCs w:val="28"/>
+              </w:rPr>
+              <w:t xml:space="preserve"> </w:t>
+            </w:r>
+            <w:proofErr w:type="spellStart"/>
+            <w:r>
+              <w:rPr>
+                <w:i/>
+                <w:iCs/>
+                <w:sz w:val="28"/>
+                <w:szCs w:val="28"/>
+              </w:rPr>
+              <w:t>doanh</w:t>
+            </w:r>
+            <w:proofErr w:type="spellEnd"/>
+            <w:r>
+              <w:rPr>
+                <w:sz w:val="28"/>
+                <w:szCs w:val="28"/>
+              </w:rPr>
+              <w:t>):</w:t>
+            </w:r>
+          </w:p>
+          <w:p>
+            <w:pPr>
+              <w:spacing w:before="40" w:after="40"/>
+              <w:rPr>
+                <w:sz w:val="28"/>
+                <w:szCs w:val="28"/>
+              </w:rPr>
+            </w:pPr>
+            <w:proofErr w:type="spellStart"/>
+            <w:r>
+              <w:rPr>
+                <w:spacing w:val="-8"/>
+                <w:sz w:val="28"/>
+                <w:szCs w:val="28"/>
+              </w:rPr>
+              <w:t>Số</w:t>
+            </w:r>
+            <w:proofErr w:type="spellEnd"/>
+            <w:r>
+              <w:rPr>
+                <w:spacing w:val="-8"/>
+                <w:sz w:val="28"/>
+                <w:szCs w:val="28"/>
+              </w:rPr>
+              <w:t xml:space="preserve"> </w:t>
+            </w:r>
+            <w:proofErr w:type="spellStart"/>
+            <w:r>
+              <w:rPr>
+                <w:spacing w:val="-8"/>
+                <w:sz w:val="28"/>
+                <w:szCs w:val="28"/>
+              </w:rPr>
+              <w:t>nhà</w:t>
+            </w:r>
+            <w:proofErr w:type="spellEnd"/>
+            <w:r>
+              <w:rPr>
+                <w:spacing w:val="-8"/>
+                <w:sz w:val="28"/>
+                <w:szCs w:val="28"/>
+              </w:rPr>
+              <w:t>/</w:t>
+            </w:r>
+            <w:proofErr w:type="spellStart"/>
+            <w:r>
+              <w:rPr>
+                <w:spacing w:val="-8"/>
+                <w:sz w:val="28"/>
+                <w:szCs w:val="28"/>
+              </w:rPr>
+              <w:t>phòng</w:t>
+            </w:r>
+            <w:proofErr w:type="spellEnd"/>
+            <w:r>
+              <w:rPr>
+                <w:spacing w:val="-8"/>
+                <w:sz w:val="28"/>
+                <w:szCs w:val="28"/>
+              </w:rPr>
+              <w:t xml:space="preserve">, </w:t>
+            </w:r>
+            <w:proofErr w:type="spellStart"/>
+            <w:r>
+              <w:rPr>
+                <w:spacing w:val="-8"/>
+                <w:sz w:val="28"/>
+                <w:szCs w:val="28"/>
+              </w:rPr>
+              <w:t>ngách</w:t>
+            </w:r>
+            <w:proofErr w:type="spellEnd"/>
+            <w:r>
+              <w:rPr>
+                <w:spacing w:val="-8"/>
+                <w:sz w:val="28"/>
+                <w:szCs w:val="28"/>
+              </w:rPr>
+              <w:t>/</w:t>
+            </w:r>
+            <w:proofErr w:type="spellStart"/>
+            <w:r>
+              <w:rPr>
+                <w:spacing w:val="-8"/>
+                <w:sz w:val="28"/>
+                <w:szCs w:val="28"/>
+              </w:rPr>
+              <w:t>hẻm</w:t>
+            </w:r>
+            <w:proofErr w:type="spellEnd"/>
+            <w:r>
+              <w:rPr>
+                <w:spacing w:val="-8"/>
+                <w:sz w:val="28"/>
+                <w:szCs w:val="28"/>
+              </w:rPr>
+              <w:t xml:space="preserve">, </w:t>
+            </w:r>
+            <w:proofErr w:type="spellStart"/>
+            <w:r>
+              <w:rPr>
+                <w:spacing w:val="-8"/>
+                <w:sz w:val="28"/>
+                <w:szCs w:val="28"/>
+              </w:rPr>
+              <w:t>ngõ</w:t>
+            </w:r>
+            <w:proofErr w:type="spellEnd"/>
+            <w:r>
+              <w:rPr>
+                <w:spacing w:val="-8"/>
+                <w:sz w:val="28"/>
+                <w:szCs w:val="28"/>
+              </w:rPr>
+              <w:t>/</w:t>
+            </w:r>
+            <w:proofErr w:type="spellStart"/>
+            <w:r>
+              <w:rPr>
+                <w:spacing w:val="-8"/>
+                <w:sz w:val="28"/>
+                <w:szCs w:val="28"/>
+              </w:rPr>
+              <w:t>kiệt</w:t>
+            </w:r>
+            <w:proofErr w:type="spellEnd"/>
+            <w:r>
+              <w:rPr>
+                <w:spacing w:val="-8"/>
+                <w:sz w:val="28"/>
+                <w:szCs w:val="28"/>
+              </w:rPr>
+              <w:t xml:space="preserve">, </w:t>
+            </w:r>
+            <w:proofErr w:type="spellStart"/>
+            <w:r>
+              <w:rPr>
+                <w:spacing w:val="-8"/>
+                <w:sz w:val="28"/>
+                <w:szCs w:val="28"/>
+              </w:rPr>
+              <w:t>đường</w:t>
+            </w:r>
+            <w:proofErr w:type="spellEnd"/>
+            <w:r>
+              <w:rPr>
+                <w:spacing w:val="-8"/>
+                <w:sz w:val="28"/>
+                <w:szCs w:val="28"/>
+              </w:rPr>
+              <w:t>/</w:t>
+            </w:r>
+            <w:proofErr w:type="spellStart"/>
+            <w:r>
+              <w:rPr>
+                <w:spacing w:val="-8"/>
+                <w:sz w:val="28"/>
+                <w:szCs w:val="28"/>
+              </w:rPr>
+              <w:t>phố</w:t>
+            </w:r>
+            <w:proofErr w:type="spellEnd"/>
+            <w:r>
+              <w:rPr>
+                <w:spacing w:val="-8"/>
+                <w:sz w:val="28"/>
+                <w:szCs w:val="28"/>
+              </w:rPr>
+              <w:t>/</w:t>
+            </w:r>
+            <w:proofErr w:type="spellStart"/>
+            <w:r>
+              <w:rPr>
+                <w:spacing w:val="-8"/>
+                <w:sz w:val="28"/>
+                <w:szCs w:val="28"/>
+              </w:rPr>
+              <w:t>đại</w:t>
+            </w:r>
+            <w:proofErr w:type="spellEnd"/>
+            <w:r>
+              <w:rPr>
+                <w:spacing w:val="-8"/>
+                <w:sz w:val="28"/>
+                <w:szCs w:val="28"/>
+              </w:rPr>
+              <w:t xml:space="preserve"> </w:t>
+            </w:r>
+            <w:proofErr w:type="spellStart"/>
+            <w:r>
+              <w:rPr>
+                <w:spacing w:val="-8"/>
+                <w:sz w:val="28"/>
+                <w:szCs w:val="28"/>
+              </w:rPr>
+              <w:t>lộ</w:t>
+            </w:r>
+            <w:proofErr w:type="spellEnd"/>
+            <w:r>
+              <w:rPr>
+                <w:spacing w:val="-8"/>
+                <w:sz w:val="28"/>
+                <w:szCs w:val="28"/>
+              </w:rPr>
+              <w:t xml:space="preserve">, </w:t>
+            </w:r>
+            <w:proofErr w:type="spellStart"/>
+            <w:r>
+              <w:rPr>
+                <w:spacing w:val="-8"/>
+                <w:sz w:val="28"/>
+                <w:szCs w:val="28"/>
+              </w:rPr>
+              <w:t>tổ</w:t>
+            </w:r>
+            <w:proofErr w:type="spellEnd"/>
+            <w:r>
+              <w:rPr>
+                <w:spacing w:val="-8"/>
+                <w:sz w:val="28"/>
+                <w:szCs w:val="28"/>
+              </w:rPr>
+              <w:t>/</w:t>
+            </w:r>
+            <w:proofErr w:type="spellStart"/>
+            <w:r>
+              <w:rPr>
+                <w:spacing w:val="-8"/>
+                <w:sz w:val="28"/>
+                <w:szCs w:val="28"/>
+              </w:rPr>
+              <w:t>xóm</w:t>
+            </w:r>
+            <w:proofErr w:type="spellEnd"/>
+            <w:r>
+              <w:rPr>
+                <w:spacing w:val="-8"/>
+                <w:sz w:val="28"/>
+                <w:szCs w:val="28"/>
+              </w:rPr>
+              <w:t>/</w:t>
+            </w:r>
+            <w:proofErr w:type="spellStart"/>
+            <w:r>
+              <w:rPr>
+                <w:spacing w:val="-8"/>
+                <w:sz w:val="28"/>
+                <w:szCs w:val="28"/>
+              </w:rPr>
+              <w:t>ấp</w:t>
+            </w:r>
+            <w:proofErr w:type="spellEnd"/>
+            <w:r>
+              <w:rPr>
+                <w:spacing w:val="-8"/>
+                <w:sz w:val="28"/>
+                <w:szCs w:val="28"/>
+              </w:rPr>
+              <w:t>/</w:t>
+            </w:r>
+            <w:proofErr w:type="spellStart"/>
+            <w:r>
+              <w:rPr>
+                <w:spacing w:val="-8"/>
+                <w:sz w:val="28"/>
+                <w:szCs w:val="28"/>
+              </w:rPr>
+              <w:t>thôn</w:t>
+            </w:r>
+            <w:proofErr w:type="spellEnd"/>
+            <w:r>
+              <w:rPr>
+                <w:sz w:val="28"/>
+                <w:szCs w:val="28"/>
+              </w:rPr>
+              <w:t xml:space="preserve">: </w:t>
+            </w:r>
+            <w:proofErr w:type="spellStart"/>
+            <w:r>
+              <w:rPr>
+                <w:sz w:val="28"/>
+                <w:szCs w:val="28"/>
+              </w:rPr>
+              <w:t>Số</w:t>
+            </w:r>
+            <w:proofErr w:type="spellEnd"/>
+            <w:r>
+              <w:rPr>
+                <w:sz w:val="28"/>
+                <w:szCs w:val="28"/>
+              </w:rPr>
+              <w:t xml:space="preserve"> </w:t>
+            </w:r>
+            <w:proofErr w:type="gramStart"/>
+            <w:r>
+              <w:rPr>
+                <w:sz w:val="28"/>
+                <w:szCs w:val="28"/>
+              </w:rPr>
+              <w:t>792 ,</w:t>
+            </w:r>
+            <w:proofErr w:type="spellStart"/>
+            <w:r>
+              <w:rPr>
+                <w:sz w:val="28"/>
+                <w:szCs w:val="28"/>
+              </w:rPr>
+              <w:t>Đường</w:t>
+            </w:r>
+            <w:proofErr w:type="spellEnd"/>
+            <w:proofErr w:type="gramEnd"/>
+            <w:r>
+              <w:rPr>
+                <w:sz w:val="28"/>
+                <w:szCs w:val="28"/>
+              </w:rPr>
+              <w:t xml:space="preserve"> ĐH -</w:t>
+            </w:r>
+            <w:proofErr w:type="gramStart"/>
+            <w:r>
+              <w:rPr>
+                <w:sz w:val="28"/>
+                <w:szCs w:val="28"/>
+              </w:rPr>
+              <w:t>604 ,Khu</w:t>
+            </w:r>
+            <w:proofErr w:type="gramEnd"/>
+            <w:r>
+              <w:rPr>
+                <w:sz w:val="28"/>
+                <w:szCs w:val="28"/>
+              </w:rPr>
+              <w:t xml:space="preserve"> </w:t>
+            </w:r>
+            <w:proofErr w:type="spellStart"/>
+            <w:r>
+              <w:rPr>
+                <w:sz w:val="28"/>
+                <w:szCs w:val="28"/>
+              </w:rPr>
+              <w:t>Phố</w:t>
+            </w:r>
+            <w:proofErr w:type="spellEnd"/>
+            <w:r>
+              <w:rPr>
+                <w:sz w:val="28"/>
+                <w:szCs w:val="28"/>
+              </w:rPr>
+              <w:t xml:space="preserve"> 5</w:t>
+            </w:r>
+          </w:p>
+          <w:p>
+            <w:pPr>
+              <w:spacing w:before="40" w:after="40"/>
+              <w:jc w:val="both"/>
+              <w:rPr>
+                <w:sz w:val="28"/>
+                <w:szCs w:val="28"/>
+              </w:rPr>
+            </w:pPr>
+            <w:proofErr w:type="spellStart"/>
+            <w:r>
+              <w:rPr>
+                <w:sz w:val="28"/>
+                <w:szCs w:val="28"/>
+              </w:rPr>
+              <w:t>Xã</w:t>
+            </w:r>
+            <w:proofErr w:type="spellEnd"/>
+            <w:r>
+              <w:rPr>
+                <w:sz w:val="28"/>
+                <w:szCs w:val="28"/>
+              </w:rPr>
+              <w:t>/</w:t>
+            </w:r>
+            <w:proofErr w:type="spellStart"/>
+            <w:r>
+              <w:rPr>
+                <w:sz w:val="28"/>
+                <w:szCs w:val="28"/>
+              </w:rPr>
+              <w:t>Phường</w:t>
+            </w:r>
+            <w:proofErr w:type="spellEnd"/>
+            <w:r>
+              <w:rPr>
+                <w:sz w:val="28"/>
+                <w:szCs w:val="28"/>
+              </w:rPr>
+              <w:t>/</w:t>
+            </w:r>
+            <w:proofErr w:type="spellStart"/>
+            <w:r>
+              <w:rPr>
+                <w:sz w:val="28"/>
+                <w:szCs w:val="28"/>
+              </w:rPr>
+              <w:t>Đặc</w:t>
+            </w:r>
+            <w:proofErr w:type="spellEnd"/>
+            <w:r>
+              <w:rPr>
+                <w:sz w:val="28"/>
+                <w:szCs w:val="28"/>
+              </w:rPr>
+              <w:t xml:space="preserve"> </w:t>
+            </w:r>
+            <w:proofErr w:type="spellStart"/>
+            <w:r>
+              <w:rPr>
+                <w:sz w:val="28"/>
+                <w:szCs w:val="28"/>
+              </w:rPr>
+              <w:t>khu</w:t>
+            </w:r>
+            <w:proofErr w:type="spellEnd"/>
+            <w:r>
+              <w:rPr>
+                <w:sz w:val="28"/>
+                <w:szCs w:val="28"/>
+              </w:rPr>
+              <w:t xml:space="preserve">: </w:t>
+            </w:r>
+            <w:proofErr w:type="spellStart"/>
+            <w:r>
+              <w:rPr>
+                <w:sz w:val="28"/>
+                <w:szCs w:val="28"/>
+              </w:rPr>
+              <w:t>Phường</w:t>
+            </w:r>
+            <w:proofErr w:type="spellEnd"/>
+            <w:r>
+              <w:rPr>
+                <w:sz w:val="28"/>
+                <w:szCs w:val="28"/>
+              </w:rPr>
+              <w:t xml:space="preserve"> Chánh </w:t>
+            </w:r>
+            <w:proofErr w:type="spellStart"/>
+            <w:r>
+              <w:rPr>
+                <w:sz w:val="28"/>
+                <w:szCs w:val="28"/>
+              </w:rPr>
+              <w:t>Phú</w:t>
+            </w:r>
+            <w:proofErr w:type="spellEnd"/>
+            <w:r>
+              <w:rPr>
+                <w:sz w:val="28"/>
+                <w:szCs w:val="28"/>
+              </w:rPr>
+              <w:t xml:space="preserve"> </w:t>
+            </w:r>
+            <w:proofErr w:type="spellStart"/>
+            <w:r>
+              <w:rPr>
+                <w:sz w:val="28"/>
+                <w:szCs w:val="28"/>
+              </w:rPr>
+              <w:t>Hòa</w:t>
+            </w:r>
+            <w:proofErr w:type="spellEnd"/>
+          </w:p>
+          <w:p>
+            <w:pPr>
+              <w:spacing w:before="40" w:after="40"/>
+              <w:jc w:val="both"/>
+              <w:rPr>
+                <w:sz w:val="28"/>
+                <w:szCs w:val="28"/>
+              </w:rPr>
+            </w:pPr>
+            <w:proofErr w:type="spellStart"/>
+            <w:r>
+              <w:rPr>
+                <w:sz w:val="28"/>
+                <w:szCs w:val="28"/>
+              </w:rPr>
+              <w:t>Tỉnh</w:t>
+            </w:r>
+            <w:proofErr w:type="spellEnd"/>
+            <w:r>
+              <w:rPr>
+                <w:sz w:val="28"/>
+                <w:szCs w:val="28"/>
+              </w:rPr>
+              <w:t xml:space="preserve">/Thành </w:t>
+            </w:r>
+            <w:proofErr w:type="spellStart"/>
+            <w:r>
+              <w:rPr>
+                <w:sz w:val="28"/>
+                <w:szCs w:val="28"/>
+              </w:rPr>
+              <w:t>phố</w:t>
+            </w:r>
+            <w:proofErr w:type="spellEnd"/>
+            <w:r>
+              <w:rPr>
+                <w:sz w:val="28"/>
+                <w:szCs w:val="28"/>
+              </w:rPr>
+              <w:t xml:space="preserve"> </w:t>
+            </w:r>
+            <w:proofErr w:type="spellStart"/>
+            <w:r>
+              <w:rPr>
+                <w:sz w:val="28"/>
+                <w:szCs w:val="28"/>
+              </w:rPr>
+              <w:t>trực</w:t>
+            </w:r>
+            <w:proofErr w:type="spellEnd"/>
+            <w:r>
+              <w:rPr>
+                <w:sz w:val="28"/>
+                <w:szCs w:val="28"/>
+              </w:rPr>
+              <w:t xml:space="preserve"> </w:t>
+            </w:r>
+            <w:proofErr w:type="spellStart"/>
+            <w:r>
+              <w:rPr>
+                <w:sz w:val="28"/>
+                <w:szCs w:val="28"/>
+              </w:rPr>
+              <w:t>thuộc</w:t>
+            </w:r>
+            <w:proofErr w:type="spellEnd"/>
+            <w:r>
+              <w:rPr>
+                <w:sz w:val="28"/>
+                <w:szCs w:val="28"/>
+              </w:rPr>
+              <w:t xml:space="preserve"> </w:t>
+            </w:r>
+            <w:proofErr w:type="spellStart"/>
+            <w:r>
+              <w:rPr>
+                <w:sz w:val="28"/>
+                <w:szCs w:val="28"/>
+              </w:rPr>
+              <w:t>trung</w:t>
+            </w:r>
+            <w:proofErr w:type="spellEnd"/>
+            <w:r>
+              <w:rPr>
+                <w:sz w:val="28"/>
+                <w:szCs w:val="28"/>
+              </w:rPr>
+              <w:t xml:space="preserve"> </w:t>
+            </w:r>
+            <w:proofErr w:type="spellStart"/>
+            <w:r>
+              <w:rPr>
+                <w:sz w:val="28"/>
+                <w:szCs w:val="28"/>
+              </w:rPr>
+              <w:t>ương</w:t>
+            </w:r>
+            <w:proofErr w:type="spellEnd"/>
+            <w:r>
+              <w:rPr>
+                <w:sz w:val="28"/>
+                <w:szCs w:val="28"/>
+              </w:rPr>
+              <w:t xml:space="preserve">: </w:t>
+            </w:r>
+            <w:r>
+              <w:rPr>
+                <w:sz w:val="26"/>
+                <w:szCs w:val="26"/>
+                <w:lang w:val="fr-FR"/>
+              </w:rPr>
+              <w:t>T</w:t>
+            </w:r>
+            <w:r>
+              <w:rPr>
+                <w:sz w:val="26"/>
+                <w:szCs w:val="26"/>
+                <w:lang w:val="fr-FR"/>
+              </w:rPr>
+              <w:t xml:space="preserve">hành </w:t>
+            </w:r>
+            <w:proofErr w:type="spellStart"/>
+            <w:r>
+              <w:rPr>
+                <w:sz w:val="26"/>
+                <w:szCs w:val="26"/>
+                <w:lang w:val="fr-FR"/>
+              </w:rPr>
+              <w:t>phố</w:t>
+            </w:r>
+            <w:proofErr w:type="spellEnd"/>
+            <w:r>
+              <w:rPr>
+                <w:sz w:val="26"/>
+                <w:szCs w:val="26"/>
+                <w:lang w:val="fr-FR"/>
+              </w:rPr>
+              <w:t xml:space="preserve"> </w:t>
+            </w:r>
+            <w:proofErr w:type="spellStart"/>
+            <w:r>
+              <w:rPr>
+                <w:sz w:val="26"/>
+                <w:szCs w:val="26"/>
+                <w:lang w:val="fr-FR"/>
+              </w:rPr>
+              <w:t>Hồ</w:t>
+            </w:r>
+            <w:proofErr w:type="spellEnd"/>
+            <w:r>
+              <w:rPr>
+                <w:sz w:val="26"/>
+                <w:szCs w:val="26"/>
+                <w:lang w:val="fr-FR"/>
+              </w:rPr>
+              <w:t xml:space="preserve"> Chí Minh</w:t>
+            </w:r>
+          </w:p>
+          <w:p>
+            <w:pPr>
+              <w:spacing w:before="40" w:after="40"/>
+              <w:jc w:val="both"/>
+              <w:rPr>
+                <w:sz w:val="28"/>
+                <w:szCs w:val="28"/>
+              </w:rPr>
+            </w:pPr>
+            <w:proofErr w:type="spellStart"/>
+            <w:r>
+              <w:rPr>
+                <w:sz w:val="28"/>
+                <w:szCs w:val="28"/>
+              </w:rPr>
+              <w:t>Điện</w:t>
+            </w:r>
+            <w:proofErr w:type="spellEnd"/>
+            <w:r>
+              <w:rPr>
+                <w:sz w:val="28"/>
+                <w:szCs w:val="28"/>
+              </w:rPr>
+              <w:t xml:space="preserve"> </w:t>
+            </w:r>
+            <w:proofErr w:type="spellStart"/>
+            <w:r>
+              <w:rPr>
+                <w:sz w:val="28"/>
+                <w:szCs w:val="28"/>
+              </w:rPr>
+              <w:t>thoại</w:t>
+            </w:r>
+            <w:proofErr w:type="spellEnd"/>
+            <w:r>
+              <w:rPr>
+                <w:sz w:val="28"/>
+                <w:szCs w:val="28"/>
+              </w:rPr>
+              <w:t xml:space="preserve"> </w:t>
+            </w:r>
+            <w:r>
+              <w:rPr>
+                <w:rFonts w:eastAsia="Times New Roman"/>
+                <w:sz w:val="28"/>
+                <w:szCs w:val="28"/>
+                <w:lang w:eastAsia="zh-CN"/>
+              </w:rPr>
+              <w:t>(</w:t>
+            </w:r>
+            <w:proofErr w:type="spellStart"/>
+            <w:r>
+              <w:rPr>
+                <w:rFonts w:eastAsia="Times New Roman"/>
+                <w:i/>
+                <w:sz w:val="28"/>
+                <w:szCs w:val="28"/>
+                <w:lang w:eastAsia="zh-CN"/>
+              </w:rPr>
+              <w:t>nếu</w:t>
+            </w:r>
+            <w:proofErr w:type="spellEnd"/>
+            <w:r>
+              <w:rPr>
+                <w:rFonts w:eastAsia="Times New Roman"/>
+                <w:i/>
+                <w:sz w:val="28"/>
+                <w:szCs w:val="28"/>
+                <w:lang w:eastAsia="zh-CN"/>
+              </w:rPr>
+              <w:t xml:space="preserve"> </w:t>
+            </w:r>
+            <w:proofErr w:type="spellStart"/>
+            <w:r>
+              <w:rPr>
+                <w:rFonts w:eastAsia="Times New Roman"/>
+                <w:i/>
+                <w:sz w:val="28"/>
+                <w:szCs w:val="28"/>
+                <w:lang w:eastAsia="zh-CN"/>
+              </w:rPr>
+              <w:t>có</w:t>
+            </w:r>
+            <w:proofErr w:type="spellEnd"/>
+            <w:r>
+              <w:rPr>
+                <w:rFonts w:eastAsia="Times New Roman"/>
+                <w:sz w:val="28"/>
+                <w:szCs w:val="28"/>
+                <w:lang w:eastAsia="zh-CN"/>
+              </w:rPr>
+              <w:t>)</w:t>
+            </w:r>
+            <w:r>
+              <w:rPr>
+                <w:sz w:val="28"/>
+                <w:szCs w:val="28"/>
+              </w:rPr>
+              <w:t xml:space="preserve">: </w:t>
+            </w:r>
+            <w:r>
+              <w:rPr>
+                <w:sz w:val="28"/>
+                <w:szCs w:val="28"/>
+              </w:rPr>
+              <w:t>0962952873</w:t>
+            </w:r>
+            <w:r>
+              <w:rPr>
+                <w:sz w:val="28"/>
+                <w:szCs w:val="28"/>
+              </w:rPr>
+              <w:t xml:space="preserve"> </w:t>
+            </w:r>
+            <w:proofErr w:type="spellStart"/>
+            <w:r>
+              <w:rPr>
+                <w:sz w:val="28"/>
+                <w:szCs w:val="28"/>
+              </w:rPr>
+              <w:t>Số</w:t>
+            </w:r>
+            <w:proofErr w:type="spellEnd"/>
+            <w:r>
+              <w:rPr>
+                <w:sz w:val="28"/>
+                <w:szCs w:val="28"/>
+              </w:rPr>
+              <w:t xml:space="preserve"> fax</w:t>
+            </w:r>
+            <w:r>
+              <w:rPr>
+                <w:rFonts w:eastAsia="Times New Roman"/>
+                <w:sz w:val="28"/>
+                <w:szCs w:val="28"/>
+                <w:lang w:eastAsia="zh-CN"/>
+              </w:rPr>
+              <w:t xml:space="preserve"> (</w:t>
+            </w:r>
+            <w:proofErr w:type="spellStart"/>
+            <w:r>
+              <w:rPr>
+                <w:rFonts w:eastAsia="Times New Roman"/>
+                <w:i/>
+                <w:sz w:val="28"/>
+                <w:szCs w:val="28"/>
+                <w:lang w:eastAsia="zh-CN"/>
+              </w:rPr>
+              <w:t>nếu</w:t>
+            </w:r>
+            <w:proofErr w:type="spellEnd"/>
+            <w:r>
+              <w:rPr>
+                <w:rFonts w:eastAsia="Times New Roman"/>
+                <w:i/>
+                <w:sz w:val="28"/>
+                <w:szCs w:val="28"/>
+                <w:lang w:eastAsia="zh-CN"/>
+              </w:rPr>
+              <w:t xml:space="preserve"> </w:t>
+            </w:r>
+            <w:proofErr w:type="spellStart"/>
+            <w:r>
+              <w:rPr>
+                <w:rFonts w:eastAsia="Times New Roman"/>
+                <w:i/>
+                <w:sz w:val="28"/>
+                <w:szCs w:val="28"/>
+                <w:lang w:eastAsia="zh-CN"/>
+              </w:rPr>
+              <w:t>có</w:t>
+            </w:r>
+            <w:proofErr w:type="spellEnd"/>
+            <w:r>
+              <w:rPr>
+                <w:rFonts w:eastAsia="Times New Roman"/>
+                <w:sz w:val="28"/>
+                <w:szCs w:val="28"/>
+                <w:lang w:eastAsia="zh-CN"/>
+              </w:rPr>
+              <w:t>)</w:t>
+            </w:r>
+            <w:r>
+              <w:rPr>
+                <w:sz w:val="28"/>
+                <w:szCs w:val="28"/>
+              </w:rPr>
+              <w:t>: ……………</w:t>
+            </w:r>
+            <w:proofErr w:type="gramStart"/>
+            <w:r>
+              <w:rPr>
+                <w:sz w:val="28"/>
+                <w:szCs w:val="28"/>
+              </w:rPr>
+              <w:t>…..</w:t>
+            </w:r>
+            <w:proofErr w:type="gramEnd"/>
+            <w:r>
+              <w:rPr>
+                <w:sz w:val="28"/>
+                <w:szCs w:val="28"/>
+              </w:rPr>
+              <w:t>…</w:t>
+            </w:r>
+          </w:p>
+          <w:p>
+            <w:pPr>
+              <w:spacing w:before="40" w:after="40"/>
+              <w:jc w:val="both"/>
+              <w:rPr>
+                <w:sz w:val="28"/>
+                <w:szCs w:val="28"/>
+              </w:rPr>
+            </w:pPr>
+            <w:r>
+              <w:rPr>
+                <w:sz w:val="28"/>
+                <w:szCs w:val="28"/>
+              </w:rPr>
+              <w:t xml:space="preserve">Thư </w:t>
+            </w:r>
+            <w:proofErr w:type="spellStart"/>
+            <w:r>
+              <w:rPr>
+                <w:sz w:val="28"/>
+                <w:szCs w:val="28"/>
+              </w:rPr>
+              <w:t>điện</w:t>
+            </w:r>
+            <w:proofErr w:type="spellEnd"/>
+            <w:r>
+              <w:rPr>
+                <w:sz w:val="28"/>
+                <w:szCs w:val="28"/>
+              </w:rPr>
+              <w:t xml:space="preserve"> </w:t>
+            </w:r>
+            <w:proofErr w:type="spellStart"/>
+            <w:r>
+              <w:rPr>
+                <w:sz w:val="28"/>
+                <w:szCs w:val="28"/>
+              </w:rPr>
+              <w:t>tử</w:t>
+            </w:r>
+            <w:proofErr w:type="spellEnd"/>
+            <w:r>
+              <w:rPr>
+                <w:rFonts w:eastAsia="Times New Roman"/>
+                <w:sz w:val="28"/>
+                <w:szCs w:val="28"/>
+                <w:lang w:eastAsia="zh-CN"/>
+              </w:rPr>
+              <w:t xml:space="preserve"> (</w:t>
+            </w:r>
+            <w:proofErr w:type="spellStart"/>
+            <w:r>
+              <w:rPr>
+                <w:rFonts w:eastAsia="Times New Roman"/>
+                <w:i/>
+                <w:sz w:val="28"/>
+                <w:szCs w:val="28"/>
+                <w:lang w:eastAsia="zh-CN"/>
+              </w:rPr>
+              <w:t>nếu</w:t>
+            </w:r>
+            <w:proofErr w:type="spellEnd"/>
+            <w:r>
+              <w:rPr>
+                <w:rFonts w:eastAsia="Times New Roman"/>
+                <w:i/>
+                <w:sz w:val="28"/>
+                <w:szCs w:val="28"/>
+                <w:lang w:eastAsia="zh-CN"/>
+              </w:rPr>
+              <w:t xml:space="preserve"> </w:t>
+            </w:r>
+            <w:proofErr w:type="spellStart"/>
+            <w:r>
+              <w:rPr>
+                <w:rFonts w:eastAsia="Times New Roman"/>
+                <w:i/>
+                <w:sz w:val="28"/>
+                <w:szCs w:val="28"/>
+                <w:lang w:eastAsia="zh-CN"/>
+              </w:rPr>
+              <w:t>có</w:t>
+            </w:r>
+            <w:proofErr w:type="spellEnd"/>
+            <w:r>
+              <w:rPr>
+                <w:rFonts w:eastAsia="Times New Roman"/>
+                <w:sz w:val="28"/>
+                <w:szCs w:val="28"/>
+                <w:lang w:eastAsia="zh-CN"/>
+              </w:rPr>
+              <w:t>)</w:t>
+            </w:r>
+            <w:r>
+              <w:rPr>
+                <w:sz w:val="28"/>
+                <w:szCs w:val="28"/>
+              </w:rPr>
+              <w:t>: ……………………………………………………</w:t>
+            </w:r>
+          </w:p>
+        </w:tc>
+      </w:tr>
+      <w:tr>
+        <w:tc>
+          <w:tcPr>
+            <w:tcW w:w="821" w:type="dxa"/>
+            <w:tcBorders>
+              <w:top w:val="single" w:sz="4" w:space="0" w:color="000000"/>
+              <w:left w:val="single" w:sz="4" w:space="0" w:color="000000"/>
+              <w:bottom w:val="single" w:sz="4" w:space="0" w:color="000000"/>
+              <w:right w:val="single" w:sz="4" w:space="0" w:color="000000"/>
+            </w:tcBorders>
+            <w:hideMark/>
+          </w:tcPr>
+          <w:p>
+            <w:pPr>
+              <w:spacing w:before="40" w:after="40"/>
+              <w:jc w:val="center"/>
+              <w:rPr>
+                <w:sz w:val="28"/>
+                <w:szCs w:val="28"/>
+              </w:rPr>
+            </w:pPr>
+            <w:r>
+              <w:rPr>
+                <w:sz w:val="28"/>
+                <w:szCs w:val="28"/>
+              </w:rPr>
+              <w:t>3</w:t>
+            </w:r>
+          </w:p>
+        </w:tc>
+        <w:tc>
+          <w:tcPr>
+            <w:tcW w:w="8359" w:type="dxa"/>
+            <w:tcBorders>
+              <w:top w:val="single" w:sz="4" w:space="0" w:color="000000"/>
+              <w:left w:val="single" w:sz="4" w:space="0" w:color="000000"/>
+              <w:bottom w:val="single" w:sz="4" w:space="0" w:color="000000"/>
+              <w:right w:val="single" w:sz="4" w:space="0" w:color="000000"/>
+            </w:tcBorders>
+            <w:hideMark/>
+          </w:tcPr>
+          <w:p>
+            <w:pPr>
+              <w:spacing w:before="40" w:after="40"/>
+              <w:jc w:val="both"/>
+              <w:rPr>
+                <w:sz w:val="28"/>
+                <w:szCs w:val="28"/>
+              </w:rPr>
+            </w:pPr>
+            <w:proofErr w:type="spellStart"/>
+            <w:r>
+              <w:rPr>
+                <w:sz w:val="28"/>
+                <w:szCs w:val="28"/>
+              </w:rPr>
+              <w:t>Ngày</w:t>
+            </w:r>
+            <w:proofErr w:type="spellEnd"/>
+            <w:r>
+              <w:rPr>
+                <w:sz w:val="28"/>
+                <w:szCs w:val="28"/>
+              </w:rPr>
+              <w:t xml:space="preserve"> </w:t>
+            </w:r>
+            <w:proofErr w:type="spellStart"/>
+            <w:r>
+              <w:rPr>
+                <w:sz w:val="28"/>
+                <w:szCs w:val="28"/>
+              </w:rPr>
+              <w:t>bắt</w:t>
+            </w:r>
+            <w:proofErr w:type="spellEnd"/>
+            <w:r>
+              <w:rPr>
+                <w:sz w:val="28"/>
+                <w:szCs w:val="28"/>
+              </w:rPr>
+              <w:t xml:space="preserve"> </w:t>
+            </w:r>
+            <w:proofErr w:type="spellStart"/>
+            <w:r>
+              <w:rPr>
+                <w:sz w:val="28"/>
+                <w:szCs w:val="28"/>
+              </w:rPr>
+              <w:t>đầu</w:t>
+            </w:r>
+            <w:proofErr w:type="spellEnd"/>
+            <w:r>
+              <w:rPr>
+                <w:sz w:val="28"/>
+                <w:szCs w:val="28"/>
+              </w:rPr>
+              <w:t xml:space="preserve"> </w:t>
+            </w:r>
+            <w:proofErr w:type="spellStart"/>
+            <w:r>
+              <w:rPr>
+                <w:sz w:val="28"/>
+                <w:szCs w:val="28"/>
+              </w:rPr>
+              <w:t>hoạt</w:t>
+            </w:r>
+            <w:proofErr w:type="spellEnd"/>
+            <w:r>
+              <w:rPr>
+                <w:sz w:val="28"/>
+                <w:szCs w:val="28"/>
+              </w:rPr>
+              <w:t xml:space="preserve"> </w:t>
+            </w:r>
+            <w:proofErr w:type="spellStart"/>
+            <w:r>
+              <w:rPr>
+                <w:sz w:val="28"/>
+                <w:szCs w:val="28"/>
+              </w:rPr>
+              <w:t>động</w:t>
+            </w:r>
+            <w:proofErr w:type="spellEnd"/>
+            <w:r>
+              <w:rPr>
+                <w:sz w:val="28"/>
+                <w:szCs w:val="28"/>
+                <w:vertAlign w:val="superscript"/>
+              </w:rPr>
+              <w:footnoteReference w:id="3"/>
+            </w:r>
+            <w:r>
+              <w:rPr>
+                <w:sz w:val="28"/>
+                <w:szCs w:val="28"/>
+              </w:rPr>
+              <w:t xml:space="preserve"> (</w:t>
+            </w:r>
+            <w:proofErr w:type="spellStart"/>
+            <w:r>
+              <w:rPr>
+                <w:i/>
+                <w:iCs/>
+                <w:sz w:val="28"/>
+                <w:szCs w:val="28"/>
+              </w:rPr>
+              <w:t>trường</w:t>
+            </w:r>
+            <w:proofErr w:type="spellEnd"/>
+            <w:r>
+              <w:rPr>
+                <w:i/>
+                <w:iCs/>
+                <w:sz w:val="28"/>
+                <w:szCs w:val="28"/>
+              </w:rPr>
+              <w:t xml:space="preserve"> </w:t>
+            </w:r>
+            <w:proofErr w:type="spellStart"/>
+            <w:r>
+              <w:rPr>
+                <w:i/>
+                <w:iCs/>
+                <w:sz w:val="28"/>
+                <w:szCs w:val="28"/>
+              </w:rPr>
+              <w:t>hợp</w:t>
+            </w:r>
+            <w:proofErr w:type="spellEnd"/>
+            <w:r>
+              <w:rPr>
+                <w:i/>
+                <w:iCs/>
+                <w:sz w:val="28"/>
+                <w:szCs w:val="28"/>
+              </w:rPr>
+              <w:t xml:space="preserve"> chi </w:t>
+            </w:r>
+            <w:proofErr w:type="spellStart"/>
+            <w:r>
+              <w:rPr>
+                <w:i/>
+                <w:iCs/>
+                <w:sz w:val="28"/>
+                <w:szCs w:val="28"/>
+              </w:rPr>
+              <w:t>nhánh</w:t>
+            </w:r>
+            <w:proofErr w:type="spellEnd"/>
+            <w:r>
+              <w:rPr>
+                <w:i/>
+                <w:iCs/>
+                <w:sz w:val="28"/>
+                <w:szCs w:val="28"/>
+              </w:rPr>
+              <w:t>/</w:t>
+            </w:r>
+            <w:proofErr w:type="spellStart"/>
+            <w:r>
+              <w:rPr>
+                <w:i/>
+                <w:iCs/>
+                <w:sz w:val="28"/>
+                <w:szCs w:val="28"/>
+              </w:rPr>
+              <w:t>văn</w:t>
+            </w:r>
+            <w:proofErr w:type="spellEnd"/>
+            <w:r>
+              <w:rPr>
+                <w:i/>
+                <w:iCs/>
+                <w:sz w:val="28"/>
+                <w:szCs w:val="28"/>
+              </w:rPr>
+              <w:t xml:space="preserve"> </w:t>
+            </w:r>
+            <w:proofErr w:type="spellStart"/>
+            <w:r>
+              <w:rPr>
+                <w:i/>
+                <w:iCs/>
+                <w:sz w:val="28"/>
+                <w:szCs w:val="28"/>
+              </w:rPr>
+              <w:t>phòng</w:t>
+            </w:r>
+            <w:proofErr w:type="spellEnd"/>
+            <w:r>
+              <w:rPr>
+                <w:i/>
+                <w:iCs/>
+                <w:sz w:val="28"/>
+                <w:szCs w:val="28"/>
+              </w:rPr>
+              <w:t xml:space="preserve"> </w:t>
+            </w:r>
+            <w:proofErr w:type="spellStart"/>
+            <w:r>
+              <w:rPr>
+                <w:i/>
+                <w:iCs/>
+                <w:sz w:val="28"/>
+                <w:szCs w:val="28"/>
+              </w:rPr>
+              <w:t>đại</w:t>
+            </w:r>
+            <w:proofErr w:type="spellEnd"/>
+            <w:r>
+              <w:rPr>
+                <w:i/>
+                <w:iCs/>
+                <w:sz w:val="28"/>
+                <w:szCs w:val="28"/>
+              </w:rPr>
+              <w:t xml:space="preserve"> </w:t>
+            </w:r>
+            <w:proofErr w:type="spellStart"/>
+            <w:r>
+              <w:rPr>
+                <w:i/>
+                <w:iCs/>
+                <w:sz w:val="28"/>
+                <w:szCs w:val="28"/>
+              </w:rPr>
+              <w:t>diện</w:t>
+            </w:r>
+            <w:proofErr w:type="spellEnd"/>
+            <w:r>
+              <w:rPr>
+                <w:i/>
+                <w:iCs/>
+                <w:sz w:val="28"/>
+                <w:szCs w:val="28"/>
+              </w:rPr>
+              <w:t>/</w:t>
+            </w:r>
+            <w:proofErr w:type="spellStart"/>
+            <w:r>
+              <w:rPr>
+                <w:i/>
+                <w:iCs/>
+                <w:sz w:val="28"/>
+                <w:szCs w:val="28"/>
+              </w:rPr>
+              <w:t>địa</w:t>
+            </w:r>
+            <w:proofErr w:type="spellEnd"/>
+            <w:r>
+              <w:rPr>
+                <w:i/>
+                <w:iCs/>
+                <w:sz w:val="28"/>
+                <w:szCs w:val="28"/>
+              </w:rPr>
+              <w:t xml:space="preserve"> </w:t>
+            </w:r>
+            <w:proofErr w:type="spellStart"/>
+            <w:r>
+              <w:rPr>
+                <w:i/>
+                <w:iCs/>
+                <w:sz w:val="28"/>
+                <w:szCs w:val="28"/>
+              </w:rPr>
+              <w:t>điểm</w:t>
+            </w:r>
+            <w:proofErr w:type="spellEnd"/>
+            <w:r>
+              <w:rPr>
+                <w:i/>
+                <w:iCs/>
+                <w:sz w:val="28"/>
+                <w:szCs w:val="28"/>
+              </w:rPr>
+              <w:t xml:space="preserve"> </w:t>
+            </w:r>
+            <w:proofErr w:type="spellStart"/>
+            <w:r>
+              <w:rPr>
+                <w:i/>
+                <w:iCs/>
+                <w:sz w:val="28"/>
+                <w:szCs w:val="28"/>
+              </w:rPr>
+              <w:t>kinh</w:t>
+            </w:r>
+            <w:proofErr w:type="spellEnd"/>
+            <w:r>
+              <w:rPr>
+                <w:i/>
+                <w:iCs/>
+                <w:sz w:val="28"/>
+                <w:szCs w:val="28"/>
+              </w:rPr>
+              <w:t xml:space="preserve"> </w:t>
+            </w:r>
+            <w:proofErr w:type="spellStart"/>
+            <w:r>
+              <w:rPr>
+                <w:i/>
+                <w:iCs/>
+                <w:sz w:val="28"/>
+                <w:szCs w:val="28"/>
+              </w:rPr>
+              <w:t>doanh</w:t>
+            </w:r>
+            <w:proofErr w:type="spellEnd"/>
+            <w:r>
+              <w:rPr>
+                <w:i/>
+                <w:iCs/>
+                <w:sz w:val="28"/>
+                <w:szCs w:val="28"/>
+              </w:rPr>
+              <w:t xml:space="preserve"> </w:t>
+            </w:r>
+            <w:proofErr w:type="spellStart"/>
+            <w:r>
+              <w:rPr>
+                <w:i/>
+                <w:iCs/>
+                <w:sz w:val="28"/>
+                <w:szCs w:val="28"/>
+              </w:rPr>
+              <w:t>được</w:t>
+            </w:r>
+            <w:proofErr w:type="spellEnd"/>
+            <w:r>
+              <w:rPr>
+                <w:i/>
+                <w:iCs/>
+                <w:sz w:val="28"/>
+                <w:szCs w:val="28"/>
+              </w:rPr>
+              <w:t xml:space="preserve"> </w:t>
+            </w:r>
+            <w:proofErr w:type="spellStart"/>
+            <w:r>
+              <w:rPr>
+                <w:i/>
+                <w:iCs/>
+                <w:sz w:val="28"/>
+                <w:szCs w:val="28"/>
+              </w:rPr>
+              <w:t>dự</w:t>
+            </w:r>
+            <w:proofErr w:type="spellEnd"/>
+            <w:r>
+              <w:rPr>
+                <w:i/>
+                <w:iCs/>
+                <w:sz w:val="28"/>
+                <w:szCs w:val="28"/>
+              </w:rPr>
+              <w:t xml:space="preserve"> </w:t>
+            </w:r>
+            <w:proofErr w:type="spellStart"/>
+            <w:r>
+              <w:rPr>
+                <w:i/>
+                <w:iCs/>
+                <w:sz w:val="28"/>
+                <w:szCs w:val="28"/>
+              </w:rPr>
+              <w:t>kiến</w:t>
+            </w:r>
+            <w:proofErr w:type="spellEnd"/>
+            <w:r>
+              <w:rPr>
+                <w:i/>
+                <w:iCs/>
+                <w:sz w:val="28"/>
+                <w:szCs w:val="28"/>
+              </w:rPr>
+              <w:t xml:space="preserve"> </w:t>
+            </w:r>
+            <w:proofErr w:type="spellStart"/>
+            <w:r>
+              <w:rPr>
+                <w:i/>
+                <w:iCs/>
+                <w:sz w:val="28"/>
+                <w:szCs w:val="28"/>
+              </w:rPr>
+              <w:t>bắt</w:t>
+            </w:r>
+            <w:proofErr w:type="spellEnd"/>
+            <w:r>
+              <w:rPr>
+                <w:i/>
+                <w:iCs/>
+                <w:sz w:val="28"/>
+                <w:szCs w:val="28"/>
+              </w:rPr>
+              <w:t xml:space="preserve"> </w:t>
+            </w:r>
+            <w:proofErr w:type="spellStart"/>
+            <w:r>
+              <w:rPr>
+                <w:i/>
+                <w:iCs/>
+                <w:sz w:val="28"/>
+                <w:szCs w:val="28"/>
+              </w:rPr>
+              <w:t>đầu</w:t>
+            </w:r>
+            <w:proofErr w:type="spellEnd"/>
+            <w:r>
+              <w:rPr>
+                <w:i/>
+                <w:iCs/>
+                <w:sz w:val="28"/>
+                <w:szCs w:val="28"/>
+              </w:rPr>
+              <w:t xml:space="preserve"> </w:t>
+            </w:r>
+            <w:proofErr w:type="spellStart"/>
+            <w:r>
+              <w:rPr>
+                <w:i/>
+                <w:iCs/>
+                <w:sz w:val="28"/>
+                <w:szCs w:val="28"/>
+              </w:rPr>
+              <w:t>hoạt</w:t>
+            </w:r>
+            <w:proofErr w:type="spellEnd"/>
+            <w:r>
+              <w:rPr>
+                <w:i/>
+                <w:iCs/>
+                <w:sz w:val="28"/>
+                <w:szCs w:val="28"/>
+              </w:rPr>
+              <w:t xml:space="preserve"> </w:t>
+            </w:r>
+            <w:proofErr w:type="spellStart"/>
+            <w:r>
+              <w:rPr>
+                <w:i/>
+                <w:iCs/>
+                <w:sz w:val="28"/>
+                <w:szCs w:val="28"/>
+              </w:rPr>
+              <w:t>động</w:t>
+            </w:r>
+            <w:proofErr w:type="spellEnd"/>
+            <w:r>
+              <w:rPr>
+                <w:i/>
+                <w:iCs/>
+                <w:sz w:val="28"/>
+                <w:szCs w:val="28"/>
+              </w:rPr>
+              <w:t xml:space="preserve"> </w:t>
+            </w:r>
+            <w:proofErr w:type="spellStart"/>
+            <w:r>
+              <w:rPr>
+                <w:i/>
+                <w:iCs/>
+                <w:sz w:val="28"/>
+                <w:szCs w:val="28"/>
+              </w:rPr>
+              <w:t>kể</w:t>
+            </w:r>
+            <w:proofErr w:type="spellEnd"/>
+            <w:r>
+              <w:rPr>
+                <w:i/>
+                <w:iCs/>
+                <w:sz w:val="28"/>
+                <w:szCs w:val="28"/>
+              </w:rPr>
+              <w:t xml:space="preserve"> </w:t>
+            </w:r>
+            <w:proofErr w:type="spellStart"/>
+            <w:r>
+              <w:rPr>
+                <w:i/>
+                <w:iCs/>
+                <w:sz w:val="28"/>
+                <w:szCs w:val="28"/>
+              </w:rPr>
+              <w:t>từ</w:t>
+            </w:r>
+            <w:proofErr w:type="spellEnd"/>
+            <w:r>
+              <w:rPr>
+                <w:i/>
+                <w:iCs/>
+                <w:sz w:val="28"/>
+                <w:szCs w:val="28"/>
+              </w:rPr>
+              <w:t xml:space="preserve"> </w:t>
+            </w:r>
+            <w:proofErr w:type="spellStart"/>
+            <w:r>
+              <w:rPr>
+                <w:i/>
+                <w:iCs/>
+                <w:sz w:val="28"/>
+                <w:szCs w:val="28"/>
+              </w:rPr>
+              <w:t>ngày</w:t>
+            </w:r>
+            <w:proofErr w:type="spellEnd"/>
+            <w:r>
+              <w:rPr>
+                <w:i/>
+                <w:iCs/>
+                <w:sz w:val="28"/>
+                <w:szCs w:val="28"/>
+              </w:rPr>
+              <w:t xml:space="preserve"> </w:t>
+            </w:r>
+            <w:proofErr w:type="spellStart"/>
+            <w:r>
+              <w:rPr>
+                <w:i/>
+                <w:iCs/>
+                <w:sz w:val="28"/>
+                <w:szCs w:val="28"/>
+              </w:rPr>
+              <w:t>được</w:t>
+            </w:r>
+            <w:proofErr w:type="spellEnd"/>
+            <w:r>
+              <w:rPr>
+                <w:i/>
+                <w:iCs/>
+                <w:sz w:val="28"/>
+                <w:szCs w:val="28"/>
+              </w:rPr>
+              <w:t xml:space="preserve"> </w:t>
+            </w:r>
+            <w:proofErr w:type="spellStart"/>
+            <w:r>
+              <w:rPr>
+                <w:i/>
+                <w:iCs/>
+                <w:sz w:val="28"/>
+                <w:szCs w:val="28"/>
+              </w:rPr>
+              <w:t>cấp</w:t>
+            </w:r>
+            <w:proofErr w:type="spellEnd"/>
+            <w:r>
+              <w:rPr>
+                <w:i/>
+                <w:iCs/>
+                <w:sz w:val="28"/>
+                <w:szCs w:val="28"/>
+              </w:rPr>
+              <w:t xml:space="preserve"> </w:t>
+            </w:r>
+            <w:proofErr w:type="spellStart"/>
+            <w:r>
+              <w:rPr>
+                <w:i/>
+                <w:iCs/>
+                <w:sz w:val="28"/>
+                <w:szCs w:val="28"/>
+              </w:rPr>
+              <w:t>Giấy</w:t>
+            </w:r>
+            <w:proofErr w:type="spellEnd"/>
+            <w:r>
+              <w:rPr>
+                <w:i/>
+                <w:iCs/>
+                <w:sz w:val="28"/>
+                <w:szCs w:val="28"/>
+              </w:rPr>
+              <w:t xml:space="preserve"> </w:t>
+            </w:r>
+            <w:proofErr w:type="spellStart"/>
+            <w:r>
+              <w:rPr>
+                <w:i/>
+                <w:iCs/>
+                <w:sz w:val="28"/>
+                <w:szCs w:val="28"/>
+              </w:rPr>
+              <w:t>chứng</w:t>
+            </w:r>
+            <w:proofErr w:type="spellEnd"/>
+            <w:r>
+              <w:rPr>
+                <w:i/>
+                <w:iCs/>
+                <w:sz w:val="28"/>
+                <w:szCs w:val="28"/>
+              </w:rPr>
+              <w:t xml:space="preserve"> </w:t>
+            </w:r>
+            <w:proofErr w:type="spellStart"/>
+            <w:r>
+              <w:rPr>
+                <w:i/>
+                <w:iCs/>
+                <w:sz w:val="28"/>
+                <w:szCs w:val="28"/>
+              </w:rPr>
+              <w:t>nhận</w:t>
+            </w:r>
+            <w:proofErr w:type="spellEnd"/>
+            <w:r>
+              <w:rPr>
+                <w:i/>
+                <w:iCs/>
+                <w:sz w:val="28"/>
+                <w:szCs w:val="28"/>
+              </w:rPr>
+              <w:t xml:space="preserve"> </w:t>
+            </w:r>
+            <w:proofErr w:type="spellStart"/>
+            <w:r>
+              <w:rPr>
+                <w:i/>
+                <w:iCs/>
+                <w:sz w:val="28"/>
+                <w:szCs w:val="28"/>
+              </w:rPr>
+              <w:t>đăng</w:t>
+            </w:r>
+            <w:proofErr w:type="spellEnd"/>
+            <w:r>
+              <w:rPr>
+                <w:i/>
+                <w:iCs/>
+                <w:sz w:val="28"/>
+                <w:szCs w:val="28"/>
+              </w:rPr>
+              <w:t xml:space="preserve"> </w:t>
+            </w:r>
+            <w:proofErr w:type="spellStart"/>
+            <w:r>
+              <w:rPr>
+                <w:i/>
+                <w:iCs/>
+                <w:sz w:val="28"/>
+                <w:szCs w:val="28"/>
+              </w:rPr>
+              <w:t>ký</w:t>
+            </w:r>
+            <w:proofErr w:type="spellEnd"/>
+            <w:r>
+              <w:rPr>
+                <w:i/>
+                <w:iCs/>
+                <w:sz w:val="28"/>
+                <w:szCs w:val="28"/>
+              </w:rPr>
+              <w:t xml:space="preserve"> </w:t>
+            </w:r>
+            <w:proofErr w:type="spellStart"/>
+            <w:r>
+              <w:rPr>
+                <w:i/>
+                <w:iCs/>
+                <w:sz w:val="28"/>
+                <w:szCs w:val="28"/>
+              </w:rPr>
+              <w:t>hoạt</w:t>
+            </w:r>
+            <w:proofErr w:type="spellEnd"/>
+            <w:r>
+              <w:rPr>
+                <w:i/>
+                <w:iCs/>
+                <w:sz w:val="28"/>
+                <w:szCs w:val="28"/>
+              </w:rPr>
+              <w:t xml:space="preserve"> </w:t>
+            </w:r>
+            <w:proofErr w:type="spellStart"/>
+            <w:r>
+              <w:rPr>
+                <w:i/>
+                <w:iCs/>
+                <w:sz w:val="28"/>
+                <w:szCs w:val="28"/>
+              </w:rPr>
+              <w:t>động</w:t>
+            </w:r>
+            <w:proofErr w:type="spellEnd"/>
+            <w:r>
+              <w:rPr>
+                <w:i/>
+                <w:iCs/>
+                <w:sz w:val="28"/>
+                <w:szCs w:val="28"/>
+              </w:rPr>
+              <w:t xml:space="preserve"> </w:t>
+            </w:r>
+            <w:proofErr w:type="spellStart"/>
+            <w:r>
+              <w:rPr>
+                <w:i/>
+                <w:iCs/>
+                <w:sz w:val="28"/>
+                <w:szCs w:val="28"/>
+              </w:rPr>
+              <w:t>thì</w:t>
+            </w:r>
+            <w:proofErr w:type="spellEnd"/>
+            <w:r>
+              <w:rPr>
+                <w:i/>
+                <w:iCs/>
+                <w:sz w:val="28"/>
+                <w:szCs w:val="28"/>
+              </w:rPr>
+              <w:t xml:space="preserve"> </w:t>
+            </w:r>
+            <w:proofErr w:type="spellStart"/>
+            <w:r>
+              <w:rPr>
+                <w:i/>
+                <w:iCs/>
+                <w:sz w:val="28"/>
+                <w:szCs w:val="28"/>
+              </w:rPr>
+              <w:t>không</w:t>
+            </w:r>
+            <w:proofErr w:type="spellEnd"/>
+            <w:r>
+              <w:rPr>
+                <w:i/>
+                <w:iCs/>
+                <w:sz w:val="28"/>
+                <w:szCs w:val="28"/>
+              </w:rPr>
+              <w:t xml:space="preserve"> </w:t>
+            </w:r>
+            <w:proofErr w:type="spellStart"/>
+            <w:r>
+              <w:rPr>
+                <w:i/>
+                <w:iCs/>
+                <w:sz w:val="28"/>
+                <w:szCs w:val="28"/>
+              </w:rPr>
+              <w:t>cần</w:t>
+            </w:r>
+            <w:proofErr w:type="spellEnd"/>
+            <w:r>
+              <w:rPr>
+                <w:i/>
+                <w:iCs/>
+                <w:sz w:val="28"/>
+                <w:szCs w:val="28"/>
+              </w:rPr>
+              <w:t xml:space="preserve"> </w:t>
+            </w:r>
+            <w:proofErr w:type="spellStart"/>
+            <w:r>
+              <w:rPr>
+                <w:i/>
+                <w:iCs/>
+                <w:sz w:val="28"/>
+                <w:szCs w:val="28"/>
+              </w:rPr>
+              <w:t>kê</w:t>
+            </w:r>
+            <w:proofErr w:type="spellEnd"/>
+            <w:r>
+              <w:rPr>
+                <w:i/>
+                <w:iCs/>
+                <w:sz w:val="28"/>
+                <w:szCs w:val="28"/>
+              </w:rPr>
+              <w:t xml:space="preserve"> </w:t>
+            </w:r>
+            <w:proofErr w:type="spellStart"/>
+            <w:r>
+              <w:rPr>
+                <w:i/>
+                <w:iCs/>
+                <w:sz w:val="28"/>
+                <w:szCs w:val="28"/>
+              </w:rPr>
+              <w:t>khai</w:t>
+            </w:r>
+            <w:proofErr w:type="spellEnd"/>
+            <w:r>
+              <w:rPr>
+                <w:i/>
+                <w:iCs/>
+                <w:sz w:val="28"/>
+                <w:szCs w:val="28"/>
+              </w:rPr>
+              <w:t xml:space="preserve"> </w:t>
+            </w:r>
+            <w:proofErr w:type="spellStart"/>
+            <w:r>
+              <w:rPr>
+                <w:i/>
+                <w:iCs/>
+                <w:sz w:val="28"/>
+                <w:szCs w:val="28"/>
+              </w:rPr>
+              <w:t>nội</w:t>
+            </w:r>
+            <w:proofErr w:type="spellEnd"/>
+            <w:r>
+              <w:rPr>
+                <w:i/>
+                <w:iCs/>
+                <w:sz w:val="28"/>
+                <w:szCs w:val="28"/>
+              </w:rPr>
+              <w:t xml:space="preserve"> dung </w:t>
+            </w:r>
+            <w:proofErr w:type="spellStart"/>
+            <w:r>
+              <w:rPr>
+                <w:i/>
+                <w:iCs/>
+                <w:sz w:val="28"/>
+                <w:szCs w:val="28"/>
+              </w:rPr>
+              <w:t>này</w:t>
+            </w:r>
+            <w:proofErr w:type="spellEnd"/>
+            <w:r>
+              <w:rPr>
+                <w:sz w:val="28"/>
+                <w:szCs w:val="28"/>
+              </w:rPr>
+              <w:t xml:space="preserve">): </w:t>
+            </w:r>
+            <w:proofErr w:type="gramStart"/>
+            <w:r>
+              <w:rPr>
+                <w:sz w:val="28"/>
+                <w:szCs w:val="28"/>
+              </w:rPr>
+              <w:t>…..</w:t>
+            </w:r>
+            <w:proofErr w:type="gramEnd"/>
+            <w:r>
+              <w:rPr>
+                <w:sz w:val="28"/>
+                <w:szCs w:val="28"/>
+              </w:rPr>
+              <w:t>/</w:t>
+            </w:r>
+            <w:proofErr w:type="gramStart"/>
+            <w:r>
+              <w:rPr>
+                <w:sz w:val="28"/>
+                <w:szCs w:val="28"/>
+              </w:rPr>
+              <w:t>…..</w:t>
+            </w:r>
+            <w:proofErr w:type="gramEnd"/>
+            <w:r>
+              <w:rPr>
+                <w:sz w:val="28"/>
+                <w:szCs w:val="28"/>
+              </w:rPr>
+              <w:t>/…….</w:t>
+            </w:r>
+          </w:p>
+        </w:tc>
+      </w:tr>
+      <w:tr>
+        <w:trPr>
+          <w:trHeight w:val="2755"/>
+        </w:trPr>
+        <w:tc>
+          <w:tcPr>
+            <w:tcW w:w="821" w:type="dxa"/>
+            <w:tcBorders>
+              <w:top w:val="single" w:sz="4" w:space="0" w:color="000000"/>
+              <w:left w:val="single" w:sz="4" w:space="0" w:color="000000"/>
+              <w:bottom w:val="single" w:sz="4" w:space="0" w:color="000000"/>
+              <w:right w:val="single" w:sz="4" w:space="0" w:color="000000"/>
+            </w:tcBorders>
+            <w:hideMark/>
+          </w:tcPr>
+          <w:p>
+            <w:pPr>
+              <w:spacing w:before="40" w:after="40"/>
+              <w:jc w:val="center"/>
+              <w:rPr>
+                <w:sz w:val="28"/>
+                <w:szCs w:val="28"/>
+              </w:rPr>
+            </w:pPr>
+            <w:r>
+              <w:rPr>
+                <w:sz w:val="28"/>
+                <w:szCs w:val="28"/>
+              </w:rPr>
+              <w:t>4</w:t>
+            </w:r>
+          </w:p>
+        </w:tc>
+        <w:tc>
+          <w:tcPr>
+            <w:tcW w:w="8359" w:type="dxa"/>
+            <w:tcBorders>
+              <w:top w:val="single" w:sz="4" w:space="0" w:color="000000"/>
+              <w:left w:val="single" w:sz="4" w:space="0" w:color="000000"/>
+              <w:bottom w:val="single" w:sz="4" w:space="0" w:color="000000"/>
+              <w:right w:val="single" w:sz="4" w:space="0" w:color="000000"/>
+            </w:tcBorders>
+            <w:hideMark/>
+          </w:tcPr>
+          <w:p>
+            <w:pPr>
+              <w:suppressAutoHyphens/>
+              <w:spacing w:before="40" w:after="40"/>
+              <w:jc w:val="both"/>
+              <w:rPr>
+                <w:rFonts w:eastAsia="Times New Roman"/>
+                <w:sz w:val="28"/>
+                <w:szCs w:val="28"/>
+                <w:lang w:eastAsia="zh-CN"/>
+              </w:rPr>
+            </w:pPr>
+            <w:proofErr w:type="spellStart"/>
+            <w:r>
+              <w:rPr>
+                <w:rFonts w:eastAsia="Times New Roman"/>
+                <w:sz w:val="28"/>
+                <w:szCs w:val="28"/>
+                <w:lang w:eastAsia="zh-CN"/>
+              </w:rPr>
+              <w:t>Hình</w:t>
+            </w:r>
+            <w:proofErr w:type="spellEnd"/>
+            <w:r>
+              <w:rPr>
+                <w:rFonts w:eastAsia="Times New Roman"/>
+                <w:sz w:val="28"/>
+                <w:szCs w:val="28"/>
+                <w:lang w:eastAsia="zh-CN"/>
+              </w:rPr>
+              <w:t xml:space="preserve"> </w:t>
+            </w:r>
+            <w:proofErr w:type="spellStart"/>
+            <w:r>
+              <w:rPr>
+                <w:rFonts w:eastAsia="Times New Roman"/>
+                <w:sz w:val="28"/>
+                <w:szCs w:val="28"/>
+                <w:lang w:eastAsia="zh-CN"/>
+              </w:rPr>
+              <w:t>thức</w:t>
+            </w:r>
+            <w:proofErr w:type="spellEnd"/>
+            <w:r>
+              <w:rPr>
+                <w:rFonts w:eastAsia="Times New Roman"/>
+                <w:sz w:val="28"/>
+                <w:szCs w:val="28"/>
+                <w:lang w:eastAsia="zh-CN"/>
+              </w:rPr>
+              <w:t xml:space="preserve"> </w:t>
+            </w:r>
+            <w:proofErr w:type="spellStart"/>
+            <w:r>
+              <w:rPr>
+                <w:rFonts w:eastAsia="Times New Roman"/>
+                <w:sz w:val="28"/>
+                <w:szCs w:val="28"/>
+                <w:lang w:eastAsia="zh-CN"/>
+              </w:rPr>
+              <w:t>hạch</w:t>
+            </w:r>
+            <w:proofErr w:type="spellEnd"/>
+            <w:r>
+              <w:rPr>
+                <w:rFonts w:eastAsia="Times New Roman"/>
+                <w:sz w:val="28"/>
+                <w:szCs w:val="28"/>
+                <w:lang w:eastAsia="zh-CN"/>
+              </w:rPr>
+              <w:t xml:space="preserve"> </w:t>
+            </w:r>
+            <w:proofErr w:type="spellStart"/>
+            <w:r>
+              <w:rPr>
+                <w:rFonts w:eastAsia="Times New Roman"/>
+                <w:sz w:val="28"/>
+                <w:szCs w:val="28"/>
+                <w:lang w:eastAsia="zh-CN"/>
+              </w:rPr>
+              <w:t>toán</w:t>
+            </w:r>
+            <w:proofErr w:type="spellEnd"/>
+            <w:r>
+              <w:rPr>
+                <w:rFonts w:eastAsia="Times New Roman"/>
+                <w:sz w:val="28"/>
+                <w:szCs w:val="28"/>
+                <w:lang w:eastAsia="zh-CN"/>
+              </w:rPr>
+              <w:t xml:space="preserve"> (</w:t>
+            </w:r>
+            <w:proofErr w:type="spellStart"/>
+            <w:r>
+              <w:rPr>
+                <w:rFonts w:eastAsia="Times New Roman"/>
+                <w:i/>
+                <w:iCs/>
+                <w:sz w:val="28"/>
+                <w:szCs w:val="28"/>
+                <w:lang w:eastAsia="zh-CN"/>
+              </w:rPr>
+              <w:t>Đánh</w:t>
+            </w:r>
+            <w:proofErr w:type="spellEnd"/>
+            <w:r>
+              <w:rPr>
+                <w:rFonts w:eastAsia="Times New Roman"/>
+                <w:i/>
+                <w:iCs/>
+                <w:sz w:val="28"/>
+                <w:szCs w:val="28"/>
+                <w:lang w:eastAsia="zh-CN"/>
+              </w:rPr>
+              <w:t xml:space="preserve"> </w:t>
+            </w:r>
+            <w:proofErr w:type="spellStart"/>
+            <w:r>
+              <w:rPr>
+                <w:rFonts w:eastAsia="Times New Roman"/>
+                <w:i/>
+                <w:iCs/>
+                <w:sz w:val="28"/>
+                <w:szCs w:val="28"/>
+                <w:lang w:eastAsia="zh-CN"/>
+              </w:rPr>
+              <w:t>dấu</w:t>
+            </w:r>
+            <w:proofErr w:type="spellEnd"/>
+            <w:r>
+              <w:rPr>
+                <w:rFonts w:eastAsia="Times New Roman"/>
+                <w:i/>
+                <w:iCs/>
+                <w:sz w:val="28"/>
+                <w:szCs w:val="28"/>
+                <w:lang w:eastAsia="zh-CN"/>
+              </w:rPr>
+              <w:t xml:space="preserve"> X </w:t>
+            </w:r>
+            <w:proofErr w:type="spellStart"/>
+            <w:r>
+              <w:rPr>
+                <w:rFonts w:eastAsia="Times New Roman"/>
+                <w:i/>
+                <w:iCs/>
+                <w:sz w:val="28"/>
+                <w:szCs w:val="28"/>
+                <w:lang w:eastAsia="zh-CN"/>
+              </w:rPr>
+              <w:t>vào</w:t>
+            </w:r>
+            <w:proofErr w:type="spellEnd"/>
+            <w:r>
+              <w:rPr>
+                <w:rFonts w:eastAsia="Times New Roman"/>
+                <w:i/>
+                <w:iCs/>
+                <w:sz w:val="28"/>
+                <w:szCs w:val="28"/>
+                <w:lang w:eastAsia="zh-CN"/>
+              </w:rPr>
+              <w:t xml:space="preserve"> </w:t>
+            </w:r>
+            <w:proofErr w:type="spellStart"/>
+            <w:r>
+              <w:rPr>
+                <w:rFonts w:eastAsia="Times New Roman"/>
+                <w:i/>
+                <w:iCs/>
+                <w:sz w:val="28"/>
+                <w:szCs w:val="28"/>
+                <w:lang w:eastAsia="zh-CN"/>
+              </w:rPr>
+              <w:t>một</w:t>
+            </w:r>
+            <w:proofErr w:type="spellEnd"/>
+            <w:r>
+              <w:rPr>
+                <w:rFonts w:eastAsia="Times New Roman"/>
+                <w:i/>
+                <w:iCs/>
+                <w:sz w:val="28"/>
+                <w:szCs w:val="28"/>
+                <w:lang w:eastAsia="zh-CN"/>
+              </w:rPr>
+              <w:t xml:space="preserve"> </w:t>
+            </w:r>
+            <w:proofErr w:type="spellStart"/>
+            <w:r>
+              <w:rPr>
+                <w:rFonts w:eastAsia="Times New Roman"/>
+                <w:i/>
+                <w:iCs/>
+                <w:sz w:val="28"/>
+                <w:szCs w:val="28"/>
+                <w:lang w:eastAsia="zh-CN"/>
+              </w:rPr>
+              <w:t>trong</w:t>
+            </w:r>
+            <w:proofErr w:type="spellEnd"/>
+            <w:r>
+              <w:rPr>
+                <w:rFonts w:eastAsia="Times New Roman"/>
+                <w:i/>
+                <w:iCs/>
+                <w:sz w:val="28"/>
+                <w:szCs w:val="28"/>
+                <w:lang w:eastAsia="zh-CN"/>
+              </w:rPr>
+              <w:t xml:space="preserve"> </w:t>
+            </w:r>
+            <w:proofErr w:type="spellStart"/>
+            <w:r>
+              <w:rPr>
+                <w:rFonts w:eastAsia="Times New Roman"/>
+                <w:i/>
+                <w:iCs/>
+                <w:sz w:val="28"/>
+                <w:szCs w:val="28"/>
+                <w:lang w:eastAsia="zh-CN"/>
+              </w:rPr>
+              <w:t>hai</w:t>
+            </w:r>
+            <w:proofErr w:type="spellEnd"/>
+            <w:r>
+              <w:rPr>
+                <w:rFonts w:eastAsia="Times New Roman"/>
+                <w:i/>
+                <w:iCs/>
+                <w:sz w:val="28"/>
+                <w:szCs w:val="28"/>
+                <w:lang w:eastAsia="zh-CN"/>
+              </w:rPr>
+              <w:t xml:space="preserve"> ô “</w:t>
+            </w:r>
+            <w:proofErr w:type="spellStart"/>
+            <w:r>
+              <w:rPr>
+                <w:rFonts w:eastAsia="Times New Roman"/>
+                <w:i/>
+                <w:iCs/>
+                <w:sz w:val="28"/>
+                <w:szCs w:val="28"/>
+                <w:lang w:eastAsia="zh-CN"/>
+              </w:rPr>
+              <w:t>Hạch</w:t>
+            </w:r>
+            <w:proofErr w:type="spellEnd"/>
+            <w:r>
+              <w:rPr>
+                <w:rFonts w:eastAsia="Times New Roman"/>
+                <w:i/>
+                <w:iCs/>
+                <w:sz w:val="28"/>
+                <w:szCs w:val="28"/>
+                <w:lang w:eastAsia="zh-CN"/>
+              </w:rPr>
+              <w:t xml:space="preserve"> </w:t>
+            </w:r>
+            <w:proofErr w:type="spellStart"/>
+            <w:r>
+              <w:rPr>
+                <w:rFonts w:eastAsia="Times New Roman"/>
+                <w:i/>
+                <w:iCs/>
+                <w:sz w:val="28"/>
+                <w:szCs w:val="28"/>
+                <w:lang w:eastAsia="zh-CN"/>
+              </w:rPr>
+              <w:t>toán</w:t>
+            </w:r>
+            <w:proofErr w:type="spellEnd"/>
+            <w:r>
+              <w:rPr>
+                <w:rFonts w:eastAsia="Times New Roman"/>
+                <w:i/>
+                <w:iCs/>
+                <w:sz w:val="28"/>
+                <w:szCs w:val="28"/>
+                <w:lang w:eastAsia="zh-CN"/>
+              </w:rPr>
+              <w:t xml:space="preserve"> </w:t>
+            </w:r>
+            <w:proofErr w:type="spellStart"/>
+            <w:r>
+              <w:rPr>
+                <w:rFonts w:eastAsia="Times New Roman"/>
+                <w:i/>
+                <w:iCs/>
+                <w:sz w:val="28"/>
+                <w:szCs w:val="28"/>
+                <w:lang w:eastAsia="zh-CN"/>
+              </w:rPr>
+              <w:t>độc</w:t>
+            </w:r>
+            <w:proofErr w:type="spellEnd"/>
+            <w:r>
+              <w:rPr>
+                <w:rFonts w:eastAsia="Times New Roman"/>
+                <w:i/>
+                <w:iCs/>
+                <w:sz w:val="28"/>
+                <w:szCs w:val="28"/>
+                <w:lang w:eastAsia="zh-CN"/>
+              </w:rPr>
+              <w:t xml:space="preserve"> </w:t>
+            </w:r>
+            <w:proofErr w:type="spellStart"/>
+            <w:r>
+              <w:rPr>
+                <w:rFonts w:eastAsia="Times New Roman"/>
+                <w:i/>
+                <w:iCs/>
+                <w:sz w:val="28"/>
+                <w:szCs w:val="28"/>
+                <w:lang w:eastAsia="zh-CN"/>
+              </w:rPr>
+              <w:t>lập</w:t>
+            </w:r>
+            <w:proofErr w:type="spellEnd"/>
+            <w:r>
+              <w:rPr>
+                <w:rFonts w:eastAsia="Times New Roman"/>
+                <w:i/>
+                <w:iCs/>
+                <w:sz w:val="28"/>
+                <w:szCs w:val="28"/>
+                <w:lang w:eastAsia="zh-CN"/>
+              </w:rPr>
+              <w:t xml:space="preserve">” </w:t>
+            </w:r>
+            <w:proofErr w:type="spellStart"/>
+            <w:r>
+              <w:rPr>
+                <w:rFonts w:eastAsia="Times New Roman"/>
+                <w:i/>
+                <w:iCs/>
+                <w:sz w:val="28"/>
+                <w:szCs w:val="28"/>
+                <w:lang w:eastAsia="zh-CN"/>
+              </w:rPr>
+              <w:t>hoặc</w:t>
+            </w:r>
+            <w:proofErr w:type="spellEnd"/>
+            <w:r>
+              <w:rPr>
+                <w:rFonts w:eastAsia="Times New Roman"/>
+                <w:i/>
+                <w:iCs/>
+                <w:sz w:val="28"/>
+                <w:szCs w:val="28"/>
+                <w:lang w:eastAsia="zh-CN"/>
+              </w:rPr>
+              <w:t xml:space="preserve"> “</w:t>
+            </w:r>
+            <w:proofErr w:type="spellStart"/>
+            <w:r>
+              <w:rPr>
+                <w:rFonts w:eastAsia="Times New Roman"/>
+                <w:i/>
+                <w:iCs/>
+                <w:sz w:val="28"/>
+                <w:szCs w:val="28"/>
+                <w:lang w:eastAsia="zh-CN"/>
+              </w:rPr>
+              <w:t>Hạch</w:t>
+            </w:r>
+            <w:proofErr w:type="spellEnd"/>
+            <w:r>
+              <w:rPr>
+                <w:rFonts w:eastAsia="Times New Roman"/>
+                <w:i/>
+                <w:iCs/>
+                <w:sz w:val="28"/>
+                <w:szCs w:val="28"/>
+                <w:lang w:eastAsia="zh-CN"/>
+              </w:rPr>
+              <w:t xml:space="preserve"> </w:t>
+            </w:r>
+            <w:proofErr w:type="spellStart"/>
+            <w:r>
+              <w:rPr>
+                <w:rFonts w:eastAsia="Times New Roman"/>
+                <w:i/>
+                <w:iCs/>
+                <w:sz w:val="28"/>
+                <w:szCs w:val="28"/>
+                <w:lang w:eastAsia="zh-CN"/>
+              </w:rPr>
+              <w:t>toán</w:t>
+            </w:r>
+            <w:proofErr w:type="spellEnd"/>
+            <w:r>
+              <w:rPr>
+                <w:rFonts w:eastAsia="Times New Roman"/>
+                <w:i/>
+                <w:iCs/>
+                <w:sz w:val="28"/>
+                <w:szCs w:val="28"/>
+                <w:lang w:eastAsia="zh-CN"/>
+              </w:rPr>
+              <w:t xml:space="preserve"> </w:t>
+            </w:r>
+            <w:proofErr w:type="spellStart"/>
+            <w:r>
+              <w:rPr>
+                <w:rFonts w:eastAsia="Times New Roman"/>
+                <w:i/>
+                <w:iCs/>
+                <w:sz w:val="28"/>
+                <w:szCs w:val="28"/>
+                <w:lang w:eastAsia="zh-CN"/>
+              </w:rPr>
+              <w:t>phụ</w:t>
+            </w:r>
+            <w:proofErr w:type="spellEnd"/>
+            <w:r>
+              <w:rPr>
+                <w:rFonts w:eastAsia="Times New Roman"/>
+                <w:i/>
+                <w:iCs/>
+                <w:sz w:val="28"/>
+                <w:szCs w:val="28"/>
+                <w:lang w:eastAsia="zh-CN"/>
+              </w:rPr>
+              <w:t xml:space="preserve"> </w:t>
+            </w:r>
+            <w:proofErr w:type="spellStart"/>
+            <w:r>
+              <w:rPr>
+                <w:rFonts w:eastAsia="Times New Roman"/>
+                <w:i/>
+                <w:iCs/>
+                <w:sz w:val="28"/>
+                <w:szCs w:val="28"/>
+                <w:lang w:eastAsia="zh-CN"/>
+              </w:rPr>
+              <w:t>thuộc</w:t>
+            </w:r>
+            <w:proofErr w:type="spellEnd"/>
+            <w:r>
+              <w:rPr>
+                <w:rFonts w:eastAsia="Times New Roman"/>
+                <w:i/>
+                <w:iCs/>
+                <w:sz w:val="28"/>
+                <w:szCs w:val="28"/>
+                <w:lang w:eastAsia="zh-CN"/>
+              </w:rPr>
+              <w:t xml:space="preserve">”. Trường </w:t>
+            </w:r>
+            <w:proofErr w:type="spellStart"/>
+            <w:r>
+              <w:rPr>
+                <w:rFonts w:eastAsia="Times New Roman"/>
+                <w:i/>
+                <w:iCs/>
+                <w:sz w:val="28"/>
+                <w:szCs w:val="28"/>
+                <w:lang w:eastAsia="zh-CN"/>
+              </w:rPr>
+              <w:t>hợp</w:t>
+            </w:r>
+            <w:proofErr w:type="spellEnd"/>
+            <w:r>
+              <w:rPr>
+                <w:rFonts w:eastAsia="Times New Roman"/>
+                <w:i/>
+                <w:iCs/>
+                <w:sz w:val="28"/>
+                <w:szCs w:val="28"/>
+                <w:lang w:eastAsia="zh-CN"/>
+              </w:rPr>
+              <w:t xml:space="preserve"> </w:t>
+            </w:r>
+            <w:proofErr w:type="spellStart"/>
+            <w:r>
+              <w:rPr>
+                <w:rFonts w:eastAsia="Times New Roman"/>
+                <w:i/>
+                <w:iCs/>
+                <w:sz w:val="28"/>
+                <w:szCs w:val="28"/>
+                <w:lang w:eastAsia="zh-CN"/>
+              </w:rPr>
+              <w:t>chọn</w:t>
+            </w:r>
+            <w:proofErr w:type="spellEnd"/>
+            <w:r>
+              <w:rPr>
+                <w:rFonts w:eastAsia="Times New Roman"/>
+                <w:i/>
+                <w:iCs/>
+                <w:sz w:val="28"/>
+                <w:szCs w:val="28"/>
+                <w:lang w:eastAsia="zh-CN"/>
+              </w:rPr>
+              <w:t xml:space="preserve"> ô “</w:t>
+            </w:r>
+            <w:proofErr w:type="spellStart"/>
+            <w:r>
+              <w:rPr>
+                <w:rFonts w:eastAsia="Times New Roman"/>
+                <w:i/>
+                <w:iCs/>
+                <w:sz w:val="28"/>
+                <w:szCs w:val="28"/>
+                <w:lang w:eastAsia="zh-CN"/>
+              </w:rPr>
+              <w:t>Hạch</w:t>
+            </w:r>
+            <w:proofErr w:type="spellEnd"/>
+            <w:r>
+              <w:rPr>
+                <w:rFonts w:eastAsia="Times New Roman"/>
+                <w:i/>
+                <w:iCs/>
+                <w:sz w:val="28"/>
+                <w:szCs w:val="28"/>
+                <w:lang w:eastAsia="zh-CN"/>
+              </w:rPr>
+              <w:t xml:space="preserve"> </w:t>
+            </w:r>
+            <w:proofErr w:type="spellStart"/>
+            <w:r>
+              <w:rPr>
+                <w:rFonts w:eastAsia="Times New Roman"/>
+                <w:i/>
+                <w:iCs/>
+                <w:sz w:val="28"/>
+                <w:szCs w:val="28"/>
+                <w:lang w:eastAsia="zh-CN"/>
+              </w:rPr>
+              <w:t>toán</w:t>
+            </w:r>
+            <w:proofErr w:type="spellEnd"/>
+            <w:r>
+              <w:rPr>
+                <w:rFonts w:eastAsia="Times New Roman"/>
+                <w:i/>
+                <w:iCs/>
+                <w:sz w:val="28"/>
+                <w:szCs w:val="28"/>
+                <w:lang w:eastAsia="zh-CN"/>
+              </w:rPr>
+              <w:t xml:space="preserve"> </w:t>
+            </w:r>
+            <w:proofErr w:type="spellStart"/>
+            <w:r>
+              <w:rPr>
+                <w:rFonts w:eastAsia="Times New Roman"/>
+                <w:i/>
+                <w:iCs/>
+                <w:sz w:val="28"/>
+                <w:szCs w:val="28"/>
+                <w:lang w:eastAsia="zh-CN"/>
+              </w:rPr>
+              <w:t>độc</w:t>
+            </w:r>
+            <w:proofErr w:type="spellEnd"/>
+            <w:r>
+              <w:rPr>
+                <w:rFonts w:eastAsia="Times New Roman"/>
+                <w:i/>
+                <w:iCs/>
+                <w:sz w:val="28"/>
+                <w:szCs w:val="28"/>
+                <w:lang w:eastAsia="zh-CN"/>
+              </w:rPr>
+              <w:t xml:space="preserve"> </w:t>
+            </w:r>
+            <w:proofErr w:type="spellStart"/>
+            <w:r>
+              <w:rPr>
+                <w:rFonts w:eastAsia="Times New Roman"/>
+                <w:i/>
+                <w:iCs/>
+                <w:sz w:val="28"/>
+                <w:szCs w:val="28"/>
+                <w:lang w:eastAsia="zh-CN"/>
+              </w:rPr>
+              <w:t>lập</w:t>
+            </w:r>
+            <w:proofErr w:type="spellEnd"/>
+            <w:r>
+              <w:rPr>
+                <w:rFonts w:eastAsia="Times New Roman"/>
+                <w:i/>
+                <w:iCs/>
+                <w:sz w:val="28"/>
+                <w:szCs w:val="28"/>
+                <w:lang w:eastAsia="zh-CN"/>
+              </w:rPr>
+              <w:t xml:space="preserve">” </w:t>
+            </w:r>
+            <w:proofErr w:type="spellStart"/>
+            <w:r>
+              <w:rPr>
+                <w:rFonts w:eastAsia="Times New Roman"/>
+                <w:i/>
+                <w:iCs/>
+                <w:sz w:val="28"/>
+                <w:szCs w:val="28"/>
+                <w:lang w:eastAsia="zh-CN"/>
+              </w:rPr>
+              <w:t>mà</w:t>
+            </w:r>
+            <w:proofErr w:type="spellEnd"/>
+            <w:r>
+              <w:rPr>
+                <w:rFonts w:eastAsia="Times New Roman"/>
+                <w:i/>
+                <w:iCs/>
+                <w:sz w:val="28"/>
+                <w:szCs w:val="28"/>
+                <w:lang w:eastAsia="zh-CN"/>
+              </w:rPr>
+              <w:t xml:space="preserve"> </w:t>
+            </w:r>
+            <w:proofErr w:type="spellStart"/>
+            <w:r>
+              <w:rPr>
+                <w:rFonts w:eastAsia="Times New Roman"/>
+                <w:i/>
+                <w:iCs/>
+                <w:sz w:val="28"/>
+                <w:szCs w:val="28"/>
+                <w:lang w:eastAsia="zh-CN"/>
+              </w:rPr>
+              <w:t>thuộc</w:t>
+            </w:r>
+            <w:proofErr w:type="spellEnd"/>
+            <w:r>
+              <w:rPr>
+                <w:rFonts w:eastAsia="Times New Roman"/>
+                <w:i/>
+                <w:iCs/>
+                <w:sz w:val="28"/>
+                <w:szCs w:val="28"/>
+                <w:lang w:eastAsia="zh-CN"/>
+              </w:rPr>
+              <w:t xml:space="preserve"> </w:t>
+            </w:r>
+            <w:proofErr w:type="spellStart"/>
+            <w:r>
+              <w:rPr>
+                <w:rFonts w:eastAsia="Times New Roman"/>
+                <w:i/>
+                <w:iCs/>
+                <w:sz w:val="28"/>
+                <w:szCs w:val="28"/>
+                <w:lang w:eastAsia="zh-CN"/>
+              </w:rPr>
+              <w:t>đối</w:t>
+            </w:r>
+            <w:proofErr w:type="spellEnd"/>
+            <w:r>
+              <w:rPr>
+                <w:rFonts w:eastAsia="Times New Roman"/>
+                <w:i/>
+                <w:iCs/>
+                <w:sz w:val="28"/>
+                <w:szCs w:val="28"/>
+                <w:lang w:eastAsia="zh-CN"/>
+              </w:rPr>
+              <w:t xml:space="preserve"> </w:t>
+            </w:r>
+            <w:proofErr w:type="spellStart"/>
+            <w:r>
+              <w:rPr>
+                <w:rFonts w:eastAsia="Times New Roman"/>
+                <w:i/>
+                <w:iCs/>
+                <w:sz w:val="28"/>
+                <w:szCs w:val="28"/>
+                <w:lang w:eastAsia="zh-CN"/>
+              </w:rPr>
+              <w:t>tượng</w:t>
+            </w:r>
+            <w:proofErr w:type="spellEnd"/>
+            <w:r>
+              <w:rPr>
+                <w:rFonts w:eastAsia="Times New Roman"/>
+                <w:i/>
+                <w:iCs/>
+                <w:sz w:val="28"/>
+                <w:szCs w:val="28"/>
+                <w:lang w:eastAsia="zh-CN"/>
+              </w:rPr>
+              <w:t xml:space="preserve"> </w:t>
+            </w:r>
+            <w:proofErr w:type="spellStart"/>
+            <w:r>
+              <w:rPr>
+                <w:rFonts w:eastAsia="Times New Roman"/>
+                <w:i/>
+                <w:iCs/>
+                <w:sz w:val="28"/>
+                <w:szCs w:val="28"/>
+                <w:lang w:eastAsia="zh-CN"/>
+              </w:rPr>
+              <w:t>phải</w:t>
+            </w:r>
+            <w:proofErr w:type="spellEnd"/>
+            <w:r>
+              <w:rPr>
+                <w:rFonts w:eastAsia="Times New Roman"/>
+                <w:i/>
+                <w:iCs/>
+                <w:sz w:val="28"/>
+                <w:szCs w:val="28"/>
+                <w:lang w:eastAsia="zh-CN"/>
+              </w:rPr>
+              <w:t xml:space="preserve"> </w:t>
+            </w:r>
+            <w:proofErr w:type="spellStart"/>
+            <w:r>
+              <w:rPr>
+                <w:rFonts w:eastAsia="Times New Roman"/>
+                <w:i/>
+                <w:iCs/>
+                <w:sz w:val="28"/>
+                <w:szCs w:val="28"/>
+                <w:lang w:eastAsia="zh-CN"/>
+              </w:rPr>
+              <w:t>lập</w:t>
+            </w:r>
+            <w:proofErr w:type="spellEnd"/>
+            <w:r>
+              <w:rPr>
+                <w:rFonts w:eastAsia="Times New Roman"/>
+                <w:i/>
+                <w:iCs/>
+                <w:sz w:val="28"/>
+                <w:szCs w:val="28"/>
+                <w:lang w:eastAsia="zh-CN"/>
+              </w:rPr>
+              <w:t xml:space="preserve"> </w:t>
+            </w:r>
+            <w:proofErr w:type="spellStart"/>
+            <w:r>
+              <w:rPr>
+                <w:rFonts w:eastAsia="Times New Roman"/>
+                <w:i/>
+                <w:iCs/>
+                <w:sz w:val="28"/>
+                <w:szCs w:val="28"/>
+                <w:lang w:eastAsia="zh-CN"/>
+              </w:rPr>
+              <w:t>và</w:t>
+            </w:r>
+            <w:proofErr w:type="spellEnd"/>
+            <w:r>
+              <w:rPr>
+                <w:rFonts w:eastAsia="Times New Roman"/>
+                <w:i/>
+                <w:iCs/>
+                <w:sz w:val="28"/>
+                <w:szCs w:val="28"/>
+                <w:lang w:eastAsia="zh-CN"/>
+              </w:rPr>
+              <w:t xml:space="preserve"> </w:t>
+            </w:r>
+            <w:proofErr w:type="spellStart"/>
+            <w:r>
+              <w:rPr>
+                <w:rFonts w:eastAsia="Times New Roman"/>
+                <w:i/>
+                <w:iCs/>
+                <w:sz w:val="28"/>
+                <w:szCs w:val="28"/>
+                <w:lang w:eastAsia="zh-CN"/>
+              </w:rPr>
+              <w:t>gửi</w:t>
+            </w:r>
+            <w:proofErr w:type="spellEnd"/>
+            <w:r>
+              <w:rPr>
+                <w:rFonts w:eastAsia="Times New Roman"/>
+                <w:i/>
+                <w:iCs/>
+                <w:sz w:val="28"/>
+                <w:szCs w:val="28"/>
+                <w:lang w:eastAsia="zh-CN"/>
+              </w:rPr>
+              <w:t xml:space="preserve"> </w:t>
+            </w:r>
+            <w:proofErr w:type="spellStart"/>
+            <w:r>
+              <w:rPr>
+                <w:rFonts w:eastAsia="Times New Roman"/>
+                <w:i/>
+                <w:iCs/>
+                <w:sz w:val="28"/>
+                <w:szCs w:val="28"/>
+                <w:lang w:eastAsia="zh-CN"/>
+              </w:rPr>
+              <w:t>báo</w:t>
+            </w:r>
+            <w:proofErr w:type="spellEnd"/>
+            <w:r>
+              <w:rPr>
+                <w:rFonts w:eastAsia="Times New Roman"/>
+                <w:i/>
+                <w:iCs/>
+                <w:sz w:val="28"/>
+                <w:szCs w:val="28"/>
+                <w:lang w:eastAsia="zh-CN"/>
+              </w:rPr>
+              <w:t xml:space="preserve"> </w:t>
+            </w:r>
+            <w:proofErr w:type="spellStart"/>
+            <w:r>
+              <w:rPr>
+                <w:rFonts w:eastAsia="Times New Roman"/>
+                <w:i/>
+                <w:iCs/>
+                <w:sz w:val="28"/>
+                <w:szCs w:val="28"/>
+                <w:lang w:eastAsia="zh-CN"/>
+              </w:rPr>
+              <w:t>cáo</w:t>
+            </w:r>
+            <w:proofErr w:type="spellEnd"/>
+            <w:r>
+              <w:rPr>
+                <w:rFonts w:eastAsia="Times New Roman"/>
+                <w:i/>
+                <w:iCs/>
+                <w:sz w:val="28"/>
+                <w:szCs w:val="28"/>
+                <w:lang w:eastAsia="zh-CN"/>
+              </w:rPr>
+              <w:t xml:space="preserve"> </w:t>
+            </w:r>
+            <w:proofErr w:type="spellStart"/>
+            <w:r>
+              <w:rPr>
+                <w:rFonts w:eastAsia="Times New Roman"/>
+                <w:i/>
+                <w:iCs/>
+                <w:sz w:val="28"/>
+                <w:szCs w:val="28"/>
+                <w:lang w:eastAsia="zh-CN"/>
+              </w:rPr>
+              <w:t>tài</w:t>
+            </w:r>
+            <w:proofErr w:type="spellEnd"/>
+            <w:r>
+              <w:rPr>
+                <w:rFonts w:eastAsia="Times New Roman"/>
+                <w:i/>
+                <w:iCs/>
+                <w:sz w:val="28"/>
+                <w:szCs w:val="28"/>
+                <w:lang w:eastAsia="zh-CN"/>
+              </w:rPr>
+              <w:t xml:space="preserve"> </w:t>
+            </w:r>
+            <w:proofErr w:type="spellStart"/>
+            <w:r>
+              <w:rPr>
+                <w:rFonts w:eastAsia="Times New Roman"/>
+                <w:i/>
+                <w:iCs/>
+                <w:sz w:val="28"/>
+                <w:szCs w:val="28"/>
+                <w:lang w:eastAsia="zh-CN"/>
+              </w:rPr>
+              <w:t>chính</w:t>
+            </w:r>
+            <w:proofErr w:type="spellEnd"/>
+            <w:r>
+              <w:rPr>
+                <w:rFonts w:eastAsia="Times New Roman"/>
+                <w:i/>
+                <w:iCs/>
+                <w:sz w:val="28"/>
+                <w:szCs w:val="28"/>
+                <w:lang w:eastAsia="zh-CN"/>
+              </w:rPr>
+              <w:t xml:space="preserve"> </w:t>
+            </w:r>
+            <w:proofErr w:type="spellStart"/>
+            <w:r>
+              <w:rPr>
+                <w:rFonts w:eastAsia="Times New Roman"/>
+                <w:i/>
+                <w:iCs/>
+                <w:sz w:val="28"/>
+                <w:szCs w:val="28"/>
+                <w:lang w:eastAsia="zh-CN"/>
+              </w:rPr>
+              <w:t>hợp</w:t>
+            </w:r>
+            <w:proofErr w:type="spellEnd"/>
+            <w:r>
+              <w:rPr>
+                <w:rFonts w:eastAsia="Times New Roman"/>
+                <w:i/>
+                <w:iCs/>
+                <w:sz w:val="28"/>
+                <w:szCs w:val="28"/>
+                <w:lang w:eastAsia="zh-CN"/>
+              </w:rPr>
+              <w:t xml:space="preserve"> </w:t>
+            </w:r>
+            <w:proofErr w:type="spellStart"/>
+            <w:r>
+              <w:rPr>
+                <w:rFonts w:eastAsia="Times New Roman"/>
+                <w:i/>
+                <w:iCs/>
+                <w:sz w:val="28"/>
+                <w:szCs w:val="28"/>
+                <w:lang w:eastAsia="zh-CN"/>
+              </w:rPr>
+              <w:t>nhất</w:t>
+            </w:r>
+            <w:proofErr w:type="spellEnd"/>
+            <w:r>
+              <w:rPr>
+                <w:rFonts w:eastAsia="Times New Roman"/>
+                <w:i/>
+                <w:iCs/>
+                <w:sz w:val="28"/>
+                <w:szCs w:val="28"/>
+                <w:lang w:eastAsia="zh-CN"/>
+              </w:rPr>
+              <w:t xml:space="preserve"> </w:t>
+            </w:r>
+            <w:proofErr w:type="spellStart"/>
+            <w:r>
+              <w:rPr>
+                <w:rFonts w:eastAsia="Times New Roman"/>
+                <w:i/>
+                <w:iCs/>
+                <w:sz w:val="28"/>
+                <w:szCs w:val="28"/>
+                <w:lang w:eastAsia="zh-CN"/>
+              </w:rPr>
+              <w:t>cho</w:t>
+            </w:r>
+            <w:proofErr w:type="spellEnd"/>
+            <w:r>
+              <w:rPr>
+                <w:rFonts w:eastAsia="Times New Roman"/>
+                <w:i/>
+                <w:iCs/>
+                <w:sz w:val="28"/>
+                <w:szCs w:val="28"/>
+                <w:lang w:eastAsia="zh-CN"/>
+              </w:rPr>
+              <w:t xml:space="preserve"> </w:t>
+            </w:r>
+            <w:proofErr w:type="spellStart"/>
+            <w:r>
+              <w:rPr>
+                <w:rFonts w:eastAsia="Times New Roman"/>
+                <w:i/>
+                <w:iCs/>
+                <w:sz w:val="28"/>
+                <w:szCs w:val="28"/>
+                <w:lang w:eastAsia="zh-CN"/>
+              </w:rPr>
+              <w:t>cơ</w:t>
+            </w:r>
+            <w:proofErr w:type="spellEnd"/>
+            <w:r>
+              <w:rPr>
+                <w:rFonts w:eastAsia="Times New Roman"/>
+                <w:i/>
+                <w:iCs/>
+                <w:sz w:val="28"/>
+                <w:szCs w:val="28"/>
+                <w:lang w:eastAsia="zh-CN"/>
+              </w:rPr>
+              <w:t xml:space="preserve"> </w:t>
+            </w:r>
+            <w:proofErr w:type="spellStart"/>
+            <w:r>
+              <w:rPr>
+                <w:rFonts w:eastAsia="Times New Roman"/>
+                <w:i/>
+                <w:iCs/>
+                <w:sz w:val="28"/>
+                <w:szCs w:val="28"/>
+                <w:lang w:eastAsia="zh-CN"/>
+              </w:rPr>
+              <w:t>quan</w:t>
+            </w:r>
+            <w:proofErr w:type="spellEnd"/>
+            <w:r>
+              <w:rPr>
+                <w:rFonts w:eastAsia="Times New Roman"/>
+                <w:i/>
+                <w:iCs/>
+                <w:sz w:val="28"/>
+                <w:szCs w:val="28"/>
+                <w:lang w:eastAsia="zh-CN"/>
+              </w:rPr>
+              <w:t xml:space="preserve"> </w:t>
+            </w:r>
+            <w:proofErr w:type="spellStart"/>
+            <w:r>
+              <w:rPr>
+                <w:rFonts w:eastAsia="Times New Roman"/>
+                <w:i/>
+                <w:iCs/>
+                <w:sz w:val="28"/>
+                <w:szCs w:val="28"/>
+                <w:lang w:eastAsia="zh-CN"/>
+              </w:rPr>
+              <w:t>có</w:t>
+            </w:r>
+            <w:proofErr w:type="spellEnd"/>
+            <w:r>
+              <w:rPr>
+                <w:rFonts w:eastAsia="Times New Roman"/>
+                <w:i/>
+                <w:iCs/>
+                <w:sz w:val="28"/>
+                <w:szCs w:val="28"/>
+                <w:lang w:eastAsia="zh-CN"/>
+              </w:rPr>
+              <w:t xml:space="preserve"> </w:t>
+            </w:r>
+            <w:proofErr w:type="spellStart"/>
+            <w:r>
+              <w:rPr>
+                <w:rFonts w:eastAsia="Times New Roman"/>
+                <w:i/>
+                <w:iCs/>
+                <w:sz w:val="28"/>
+                <w:szCs w:val="28"/>
+                <w:lang w:eastAsia="zh-CN"/>
+              </w:rPr>
+              <w:t>thẩm</w:t>
+            </w:r>
+            <w:proofErr w:type="spellEnd"/>
+            <w:r>
+              <w:rPr>
+                <w:rFonts w:eastAsia="Times New Roman"/>
+                <w:i/>
+                <w:iCs/>
+                <w:sz w:val="28"/>
+                <w:szCs w:val="28"/>
+                <w:lang w:eastAsia="zh-CN"/>
+              </w:rPr>
+              <w:t xml:space="preserve"> </w:t>
+            </w:r>
+            <w:proofErr w:type="spellStart"/>
+            <w:r>
+              <w:rPr>
+                <w:rFonts w:eastAsia="Times New Roman"/>
+                <w:i/>
+                <w:iCs/>
+                <w:sz w:val="28"/>
+                <w:szCs w:val="28"/>
+                <w:lang w:eastAsia="zh-CN"/>
+              </w:rPr>
+              <w:t>quyền</w:t>
+            </w:r>
+            <w:proofErr w:type="spellEnd"/>
+            <w:r>
+              <w:rPr>
+                <w:rFonts w:eastAsia="Times New Roman"/>
+                <w:i/>
+                <w:iCs/>
+                <w:sz w:val="28"/>
+                <w:szCs w:val="28"/>
+                <w:lang w:eastAsia="zh-CN"/>
+              </w:rPr>
+              <w:t xml:space="preserve"> </w:t>
+            </w:r>
+            <w:proofErr w:type="spellStart"/>
+            <w:r>
+              <w:rPr>
+                <w:rFonts w:eastAsia="Times New Roman"/>
+                <w:i/>
+                <w:iCs/>
+                <w:sz w:val="28"/>
+                <w:szCs w:val="28"/>
+                <w:lang w:eastAsia="zh-CN"/>
+              </w:rPr>
+              <w:t>theo</w:t>
+            </w:r>
+            <w:proofErr w:type="spellEnd"/>
+            <w:r>
+              <w:rPr>
+                <w:rFonts w:eastAsia="Times New Roman"/>
+                <w:i/>
+                <w:iCs/>
+                <w:sz w:val="28"/>
+                <w:szCs w:val="28"/>
+                <w:lang w:eastAsia="zh-CN"/>
+              </w:rPr>
+              <w:t xml:space="preserve"> </w:t>
+            </w:r>
+            <w:proofErr w:type="spellStart"/>
+            <w:r>
+              <w:rPr>
+                <w:rFonts w:eastAsia="Times New Roman"/>
+                <w:i/>
+                <w:iCs/>
+                <w:sz w:val="28"/>
+                <w:szCs w:val="28"/>
+                <w:lang w:eastAsia="zh-CN"/>
+              </w:rPr>
+              <w:t>quy</w:t>
+            </w:r>
+            <w:proofErr w:type="spellEnd"/>
+            <w:r>
+              <w:rPr>
+                <w:rFonts w:eastAsia="Times New Roman"/>
+                <w:i/>
+                <w:iCs/>
+                <w:sz w:val="28"/>
+                <w:szCs w:val="28"/>
+                <w:lang w:eastAsia="zh-CN"/>
+              </w:rPr>
+              <w:t xml:space="preserve"> </w:t>
+            </w:r>
+            <w:proofErr w:type="spellStart"/>
+            <w:r>
+              <w:rPr>
+                <w:rFonts w:eastAsia="Times New Roman"/>
+                <w:i/>
+                <w:iCs/>
+                <w:sz w:val="28"/>
+                <w:szCs w:val="28"/>
+                <w:lang w:eastAsia="zh-CN"/>
+              </w:rPr>
+              <w:t>định</w:t>
+            </w:r>
+            <w:proofErr w:type="spellEnd"/>
+            <w:r>
+              <w:rPr>
+                <w:rFonts w:eastAsia="Times New Roman"/>
+                <w:i/>
+                <w:iCs/>
+                <w:sz w:val="28"/>
+                <w:szCs w:val="28"/>
+                <w:lang w:eastAsia="zh-CN"/>
+              </w:rPr>
+              <w:t xml:space="preserve"> </w:t>
+            </w:r>
+            <w:proofErr w:type="spellStart"/>
+            <w:r>
+              <w:rPr>
+                <w:rFonts w:eastAsia="Times New Roman"/>
+                <w:i/>
+                <w:iCs/>
+                <w:sz w:val="28"/>
+                <w:szCs w:val="28"/>
+                <w:lang w:eastAsia="zh-CN"/>
+              </w:rPr>
+              <w:t>thì</w:t>
+            </w:r>
+            <w:proofErr w:type="spellEnd"/>
+            <w:r>
+              <w:rPr>
+                <w:rFonts w:eastAsia="Times New Roman"/>
+                <w:i/>
+                <w:iCs/>
+                <w:sz w:val="28"/>
+                <w:szCs w:val="28"/>
+                <w:lang w:eastAsia="zh-CN"/>
+              </w:rPr>
+              <w:t xml:space="preserve"> </w:t>
+            </w:r>
+            <w:proofErr w:type="spellStart"/>
+            <w:r>
+              <w:rPr>
+                <w:rFonts w:eastAsia="Times New Roman"/>
+                <w:i/>
+                <w:iCs/>
+                <w:sz w:val="28"/>
+                <w:szCs w:val="28"/>
+                <w:lang w:eastAsia="zh-CN"/>
+              </w:rPr>
+              <w:t>chọn</w:t>
+            </w:r>
+            <w:proofErr w:type="spellEnd"/>
+            <w:r>
+              <w:rPr>
+                <w:rFonts w:eastAsia="Times New Roman"/>
+                <w:i/>
+                <w:iCs/>
+                <w:sz w:val="28"/>
+                <w:szCs w:val="28"/>
+                <w:lang w:eastAsia="zh-CN"/>
+              </w:rPr>
+              <w:t xml:space="preserve"> </w:t>
+            </w:r>
+            <w:proofErr w:type="spellStart"/>
+            <w:r>
+              <w:rPr>
+                <w:rFonts w:eastAsia="Times New Roman"/>
+                <w:i/>
+                <w:iCs/>
+                <w:sz w:val="28"/>
+                <w:szCs w:val="28"/>
+                <w:lang w:eastAsia="zh-CN"/>
+              </w:rPr>
+              <w:t>thêm</w:t>
+            </w:r>
+            <w:proofErr w:type="spellEnd"/>
+            <w:r>
+              <w:rPr>
+                <w:rFonts w:eastAsia="Times New Roman"/>
+                <w:i/>
+                <w:iCs/>
+                <w:sz w:val="28"/>
+                <w:szCs w:val="28"/>
+                <w:lang w:eastAsia="zh-CN"/>
+              </w:rPr>
+              <w:t xml:space="preserve"> ô “</w:t>
+            </w:r>
+            <w:proofErr w:type="spellStart"/>
+            <w:r>
+              <w:rPr>
+                <w:rFonts w:eastAsia="Times New Roman"/>
+                <w:i/>
+                <w:iCs/>
+                <w:sz w:val="28"/>
+                <w:szCs w:val="28"/>
+                <w:lang w:eastAsia="zh-CN"/>
+              </w:rPr>
+              <w:t>Có</w:t>
+            </w:r>
+            <w:proofErr w:type="spellEnd"/>
+            <w:r>
+              <w:rPr>
+                <w:rFonts w:eastAsia="Times New Roman"/>
+                <w:i/>
+                <w:iCs/>
+                <w:sz w:val="28"/>
+                <w:szCs w:val="28"/>
+                <w:lang w:eastAsia="zh-CN"/>
+              </w:rPr>
+              <w:t xml:space="preserve"> </w:t>
+            </w:r>
+            <w:proofErr w:type="spellStart"/>
+            <w:r>
+              <w:rPr>
+                <w:rFonts w:eastAsia="Times New Roman"/>
+                <w:i/>
+                <w:iCs/>
+                <w:sz w:val="28"/>
+                <w:szCs w:val="28"/>
+                <w:lang w:eastAsia="zh-CN"/>
+              </w:rPr>
+              <w:t>báo</w:t>
+            </w:r>
+            <w:proofErr w:type="spellEnd"/>
+            <w:r>
+              <w:rPr>
+                <w:rFonts w:eastAsia="Times New Roman"/>
+                <w:i/>
+                <w:iCs/>
+                <w:sz w:val="28"/>
+                <w:szCs w:val="28"/>
+                <w:lang w:eastAsia="zh-CN"/>
+              </w:rPr>
+              <w:t xml:space="preserve"> </w:t>
+            </w:r>
+            <w:proofErr w:type="spellStart"/>
+            <w:r>
+              <w:rPr>
+                <w:rFonts w:eastAsia="Times New Roman"/>
+                <w:i/>
+                <w:iCs/>
+                <w:sz w:val="28"/>
+                <w:szCs w:val="28"/>
+                <w:lang w:eastAsia="zh-CN"/>
+              </w:rPr>
+              <w:t>cáo</w:t>
+            </w:r>
+            <w:proofErr w:type="spellEnd"/>
+            <w:r>
+              <w:rPr>
+                <w:rFonts w:eastAsia="Times New Roman"/>
+                <w:i/>
+                <w:iCs/>
+                <w:sz w:val="28"/>
+                <w:szCs w:val="28"/>
+                <w:lang w:eastAsia="zh-CN"/>
+              </w:rPr>
+              <w:t xml:space="preserve"> </w:t>
+            </w:r>
+            <w:proofErr w:type="spellStart"/>
+            <w:r>
+              <w:rPr>
+                <w:rFonts w:eastAsia="Times New Roman"/>
+                <w:i/>
+                <w:iCs/>
+                <w:sz w:val="28"/>
+                <w:szCs w:val="28"/>
+                <w:lang w:eastAsia="zh-CN"/>
+              </w:rPr>
+              <w:t>tài</w:t>
+            </w:r>
+            <w:proofErr w:type="spellEnd"/>
+            <w:r>
+              <w:rPr>
+                <w:rFonts w:eastAsia="Times New Roman"/>
+                <w:i/>
+                <w:iCs/>
+                <w:sz w:val="28"/>
+                <w:szCs w:val="28"/>
+                <w:lang w:eastAsia="zh-CN"/>
+              </w:rPr>
+              <w:t xml:space="preserve"> </w:t>
+            </w:r>
+            <w:proofErr w:type="spellStart"/>
+            <w:r>
+              <w:rPr>
+                <w:rFonts w:eastAsia="Times New Roman"/>
+                <w:i/>
+                <w:iCs/>
+                <w:sz w:val="28"/>
+                <w:szCs w:val="28"/>
+                <w:lang w:eastAsia="zh-CN"/>
+              </w:rPr>
+              <w:t>chính</w:t>
+            </w:r>
+            <w:proofErr w:type="spellEnd"/>
+            <w:r>
+              <w:rPr>
+                <w:rFonts w:eastAsia="Times New Roman"/>
+                <w:i/>
+                <w:iCs/>
+                <w:sz w:val="28"/>
+                <w:szCs w:val="28"/>
+                <w:lang w:eastAsia="zh-CN"/>
+              </w:rPr>
+              <w:t xml:space="preserve"> </w:t>
+            </w:r>
+            <w:proofErr w:type="spellStart"/>
+            <w:r>
+              <w:rPr>
+                <w:rFonts w:eastAsia="Times New Roman"/>
+                <w:i/>
+                <w:iCs/>
+                <w:sz w:val="28"/>
+                <w:szCs w:val="28"/>
+                <w:lang w:eastAsia="zh-CN"/>
+              </w:rPr>
+              <w:t>hợp</w:t>
+            </w:r>
+            <w:proofErr w:type="spellEnd"/>
+            <w:r>
+              <w:rPr>
+                <w:rFonts w:eastAsia="Times New Roman"/>
+                <w:i/>
+                <w:iCs/>
+                <w:sz w:val="28"/>
+                <w:szCs w:val="28"/>
+                <w:lang w:eastAsia="zh-CN"/>
+              </w:rPr>
+              <w:t xml:space="preserve"> </w:t>
+            </w:r>
+            <w:proofErr w:type="spellStart"/>
+            <w:r>
+              <w:rPr>
+                <w:rFonts w:eastAsia="Times New Roman"/>
+                <w:i/>
+                <w:iCs/>
+                <w:sz w:val="28"/>
+                <w:szCs w:val="28"/>
+                <w:lang w:eastAsia="zh-CN"/>
+              </w:rPr>
+              <w:t>nhất</w:t>
+            </w:r>
+            <w:proofErr w:type="spellEnd"/>
+            <w:r>
+              <w:rPr>
+                <w:rFonts w:eastAsia="Times New Roman"/>
+                <w:i/>
+                <w:iCs/>
+                <w:sz w:val="28"/>
+                <w:szCs w:val="28"/>
+                <w:lang w:eastAsia="zh-CN"/>
+              </w:rPr>
+              <w:t>”</w:t>
+            </w:r>
+            <w:r>
+              <w:rPr>
+                <w:rFonts w:eastAsia="Times New Roman"/>
+                <w:sz w:val="28"/>
+                <w:szCs w:val="28"/>
+                <w:lang w:eastAsia="zh-CN"/>
+              </w:rPr>
+              <w:t xml:space="preserve">): </w:t>
+            </w:r>
+          </w:p>
+          <w:tbl>
+            <w:tblPr>
+              <w:tblW w:w="7341" w:type="dxa"/>
+              <w:tblInd w:w="179" w:type="dxa"/>
+              <w:tblLayout w:type="fixed"/>
+              <w:tblLook w:val="0000" w:firstRow="0" w:lastRow="0" w:firstColumn="0" w:lastColumn="0" w:noHBand="0" w:noVBand="0"/>
+            </w:tblPr>
+            <w:tblGrid>
+              <w:gridCol w:w="2583"/>
+              <w:gridCol w:w="567"/>
+              <w:gridCol w:w="393"/>
+              <w:gridCol w:w="3798"/>
+            </w:tblGrid>
+            <w:tr>
+              <w:tc>
+                <w:tcPr>
+                  <w:tcW w:w="2583" w:type="dxa"/>
+                </w:tcPr>
+                <w:p>
+                  <w:pPr>
+                    <w:suppressAutoHyphens/>
+                    <w:spacing w:before="40" w:after="40"/>
+                    <w:jc w:val="both"/>
+                    <w:rPr>
+                      <w:rFonts w:eastAsia="Times New Roman"/>
+                      <w:sz w:val="28"/>
+                      <w:szCs w:val="28"/>
+                      <w:lang w:eastAsia="zh-CN"/>
+                    </w:rPr>
+                  </w:pPr>
+                  <w:proofErr w:type="spellStart"/>
+                  <w:r>
+                    <w:rPr>
+                      <w:rFonts w:eastAsia="Times New Roman"/>
+                      <w:sz w:val="28"/>
+                      <w:szCs w:val="28"/>
+                      <w:lang w:eastAsia="zh-CN"/>
+                    </w:rPr>
+                    <w:t>Hạch</w:t>
+                  </w:r>
+                  <w:proofErr w:type="spellEnd"/>
+                  <w:r>
+                    <w:rPr>
+                      <w:rFonts w:eastAsia="Times New Roman"/>
+                      <w:sz w:val="28"/>
+                      <w:szCs w:val="28"/>
+                      <w:lang w:eastAsia="zh-CN"/>
+                    </w:rPr>
+                    <w:t xml:space="preserve"> </w:t>
+                  </w:r>
+                  <w:proofErr w:type="spellStart"/>
+                  <w:r>
+                    <w:rPr>
+                      <w:rFonts w:eastAsia="Times New Roman"/>
+                      <w:sz w:val="28"/>
+                      <w:szCs w:val="28"/>
+                      <w:lang w:eastAsia="zh-CN"/>
+                    </w:rPr>
+                    <w:t>toán</w:t>
+                  </w:r>
+                  <w:proofErr w:type="spellEnd"/>
+                  <w:r>
+                    <w:rPr>
+                      <w:rFonts w:eastAsia="Times New Roman"/>
+                      <w:sz w:val="28"/>
+                      <w:szCs w:val="28"/>
+                      <w:lang w:eastAsia="zh-CN"/>
+                    </w:rPr>
+                    <w:t xml:space="preserve"> </w:t>
+                  </w:r>
+                  <w:proofErr w:type="spellStart"/>
+                  <w:r>
+                    <w:rPr>
+                      <w:rFonts w:eastAsia="Times New Roman"/>
+                      <w:sz w:val="28"/>
+                      <w:szCs w:val="28"/>
+                      <w:lang w:eastAsia="zh-CN"/>
+                    </w:rPr>
+                    <w:t>độc</w:t>
+                  </w:r>
+                  <w:proofErr w:type="spellEnd"/>
+                  <w:r>
+                    <w:rPr>
+                      <w:rFonts w:eastAsia="Times New Roman"/>
+                      <w:sz w:val="28"/>
+                      <w:szCs w:val="28"/>
+                      <w:lang w:eastAsia="zh-CN"/>
+                    </w:rPr>
+                    <w:t xml:space="preserve"> </w:t>
+                  </w:r>
+                  <w:proofErr w:type="spellStart"/>
+                  <w:r>
+                    <w:rPr>
+                      <w:rFonts w:eastAsia="Times New Roman"/>
+                      <w:sz w:val="28"/>
+                      <w:szCs w:val="28"/>
+                      <w:lang w:eastAsia="zh-CN"/>
+                    </w:rPr>
+                    <w:t>lập</w:t>
+                  </w:r>
+                  <w:proofErr w:type="spellEnd"/>
+                </w:p>
+              </w:tc>
+              <w:tc>
+                <w:tcPr>
+                  <w:tcW w:w="567" w:type="dxa"/>
+                </w:tcPr>
+                <w:p>
+                  <w:pPr>
+                    <w:suppressAutoHyphens/>
+                    <w:snapToGrid w:val="0"/>
+                    <w:spacing w:before="40" w:after="40"/>
+                    <w:jc w:val="both"/>
+                    <w:rPr>
+                      <w:rFonts w:eastAsia="Times New Roman"/>
+                      <w:sz w:val="28"/>
+                      <w:szCs w:val="28"/>
+                    </w:rPr>
+                  </w:pPr>
+                  <w:r>
+                    <w:rPr>
+                      <w:noProof/>
+                    </w:rPr>
+                    <mc:AlternateContent>
+                      <mc:Choice Requires="wps">
+                        <w:drawing>
+                          <wp:anchor distT="0" distB="0" distL="114300" distR="114300" simplePos="0" relativeHeight="251674624" behindDoc="0" locked="0" layoutInCell="1" allowOverlap="1" wp14:anchorId="763AEC30" wp14:editId="4D83F1AF">
+                            <wp:simplePos x="0" y="0"/>
+                            <wp:positionH relativeFrom="margin">
+                              <wp:align>center</wp:align>
+                            </wp:positionH>
+                            <wp:positionV relativeFrom="paragraph">
+                              <wp:posOffset>5715</wp:posOffset>
+                            </wp:positionV>
+                            <wp:extent cx="288925" cy="235585"/>
+                            <wp:effectExtent l="0" t="0" r="15875" b="12065"/>
+                            <wp:wrapNone/>
+                            <wp:docPr id="1989117652" name="Rectangle 418"/>
+                            <wp:cNvGraphicFramePr>
+                              <a:graphicFrameLocks xmlns:a="http://schemas.openxmlformats.org/drawingml/2006/main"/>
+                            </wp:cNvGraphicFramePr>
+                            <a:graphic xmlns:a="http://schemas.openxmlformats.org/drawingml/2006/main">
+                              <a:graphicData uri="http://schemas.microsoft.com/office/word/2010/wordprocessingShape">
+                                <wps:wsp>
+                                  <wps:cNvSpPr>
+                                    <a:spLocks noChangeArrowheads="1"/>
+                                  </wps:cNvSpPr>
+                                  <wps:spPr bwMode="auto">
+                                    <a:xfrm>
+                                      <a:off x="0" y="0"/>
+                                      <a:ext cx="288925" cy="235585"/>
+                                    </a:xfrm>
+                                    <a:prstGeom prst="rect">
+                                      <a:avLst/>
+                                    </a:prstGeom>
+                                    <a:solidFill>
+                                      <a:srgbClr val="FFFFFF"/>
+                                    </a:solidFill>
+                                    <a:ln w="9360" cap="sq">
+                                      <a:solidFill>
+                                        <a:srgbClr val="000000"/>
+                                      </a:solidFill>
+                                      <a:miter lim="800000"/>
+                                      <a:headEnd/>
+                                      <a:tailEnd/>
+                                    </a:ln>
+                                  </wps:spPr>
+                                  <wps:bodyPr rot="0" vert="horz" wrap="none" lIns="91440" tIns="45720" rIns="91440" bIns="45720" anchor="ctr" anchorCtr="0" upright="1">
+                                    <a:noAutofit/>
+                                  </wps:bodyPr>
+                                </wps:wsp>
+                              </a:graphicData>
+                            </a:graphic>
+                            <wp14:sizeRelH relativeFrom="page">
+                              <wp14:pctWidth>0</wp14:pctWidth>
+                            </wp14:sizeRelH>
+                            <wp14:sizeRelV relativeFrom="page">
+                              <wp14:pctHeight>0</wp14:pctHeight>
+                            </wp14:sizeRelV>
+                          </wp:anchor>
+                        </w:drawing>
+                      </mc:Choice>
+                      <mc:Fallback>
+                        <w:pict>
+                          <v:rect w14:anchorId="1DFC201F" id="Rectangle 418" o:spid="_x0000_s1026" style="position:absolute;margin-left:0;margin-top:.45pt;width:22.75pt;height:18.55pt;z-index:251674624;visibility:visible;mso-wrap-style:none;mso-width-percent:0;mso-height-percent:0;mso-wrap-distance-left:9pt;mso-wrap-distance-top:0;mso-wrap-distance-right:9pt;mso-wrap-distance-bottom:0;mso-position-horizontal:center;mso-position-horizontal-relative:margin;mso-position-vertical:absolute;mso-position-vertical-relative:text;mso-width-percent:0;mso-height-percent:0;mso-width-relative:page;mso-height-relative:page;v-text-anchor:middle" o:gfxdata="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" strokeweight=".26mm">
+                            <v:stroke endcap="square"/>
+                            <w10:wrap anchorx="margin"/>
+                          </v:rect>
+                        </w:pict>
+                      </mc:Fallback>
+                    </mc:AlternateContent>
+                  </w:r>
+                </w:p>
+              </w:tc>
+              <w:tc>
+                <w:tcPr>
+                  <w:tcW w:w="393" w:type="dxa"/>
+                </w:tcPr>
+                <w:p>
+                  <w:pPr>
+                    <w:suppressAutoHyphens/>
+                    <w:snapToGrid w:val="0"/>
+                    <w:spacing w:before="40" w:after="40"/>
+                    <w:rPr>
+                      <w:rFonts w:eastAsia="Times New Roman"/>
+                      <w:noProof/>
+                      <w:sz w:val="28"/>
+                      <w:szCs w:val="28"/>
+                    </w:rPr>
+                  </w:pPr>
+                </w:p>
+              </w:tc>
+              <w:tc>
+                <w:tcPr>
+                  <w:tcW w:w="3798" w:type="dxa"/>
+                </w:tcPr>
+                <w:p>
+                  <w:pPr>
+                    <w:suppressAutoHyphens/>
+                    <w:snapToGrid w:val="0"/>
+                    <w:spacing w:before="40" w:after="40"/>
+                    <w:rPr>
+                      <w:noProof/>
+                    </w:rPr>
+                  </w:pPr>
+                  <w:r>
+                    <w:rPr>
+                      <w:noProof/>
+                    </w:rPr>
+                    <mc:AlternateContent>
+                      <mc:Choice Requires="wps">
+                        <w:drawing>
+                          <wp:anchor distT="0" distB="0" distL="114300" distR="114300" simplePos="0" relativeHeight="251676672" behindDoc="0" locked="0" layoutInCell="1" allowOverlap="1" wp14:anchorId="59DBB757" wp14:editId="5D156C9B">
+                            <wp:simplePos x="0" y="0"/>
+                            <wp:positionH relativeFrom="column">
+                              <wp:posOffset>2234565</wp:posOffset>
+                            </wp:positionH>
+                            <wp:positionV relativeFrom="paragraph">
+                              <wp:posOffset>16510</wp:posOffset>
+                            </wp:positionV>
+                            <wp:extent cx="288925" cy="235585"/>
+                            <wp:effectExtent l="0" t="0" r="15875" b="12065"/>
+                            <wp:wrapNone/>
+                            <wp:docPr id="12099001" name="Rectangle 416"/>
+                            <wp:cNvGraphicFramePr>
+                              <a:graphicFrameLocks xmlns:a="http://schemas.openxmlformats.org/drawingml/2006/main"/>
+                            </wp:cNvGraphicFramePr>
+                            <a:graphic xmlns:a="http://schemas.openxmlformats.org/drawingml/2006/main">
+                              <a:graphicData uri="http://schemas.microsoft.com/office/word/2010/wordprocessingShape">
+                                <wps:wsp>
+                                  <wps:cNvSpPr>
+                                    <a:spLocks noChangeArrowheads="1"/>
+                                  </wps:cNvSpPr>
+                                  <wps:spPr bwMode="auto">
+                                    <a:xfrm>
+                                      <a:off x="0" y="0"/>
+                                      <a:ext cx="288925" cy="235585"/>
+                                    </a:xfrm>
+                                    <a:prstGeom prst="rect">
+                                      <a:avLst/>
+                                    </a:prstGeom>
+                                    <a:solidFill>
+                                      <a:srgbClr val="FFFFFF"/>
+                                    </a:solidFill>
+                                    <a:ln w="9360" cap="sq">
+                                      <a:solidFill>
+                                        <a:srgbClr val="000000"/>
+                                      </a:solidFill>
+                                      <a:miter lim="800000"/>
+                                      <a:headEnd/>
+                                      <a:tailEnd/>
+                                    </a:ln>
+                                  </wps:spPr>
+                                  <wps:bodyPr rot="0" vert="horz" wrap="none" lIns="91440" tIns="45720" rIns="91440" bIns="45720" anchor="ctr" anchorCtr="0" upright="1">
+                                    <a:noAutofit/>
+                                  </wps:bodyPr>
+                                </wps:wsp>
+                              </a:graphicData>
+                            </a:graphic>
+                            <wp14:sizeRelH relativeFrom="page">
+                              <wp14:pctWidth>0</wp14:pctWidth>
+                            </wp14:sizeRelH>
+                            <wp14:sizeRelV relativeFrom="page">
+                              <wp14:pctHeight>0</wp14:pctHeight>
+                            </wp14:sizeRelV>
+                          </wp:anchor>
+                        </w:drawing>
+                      </mc:Choice>
+                      <mc:Fallback>
+                        <w:pict>
+                          <v:rect w14:anchorId="3E072BC2" id="Rectangle 416" o:spid="_x0000_s1026" style="position:absolute;margin-left:175.95pt;margin-top:1.3pt;width:22.75pt;height:18.55pt;z-index:251676672;visibility:visible;mso-wrap-style:none;mso-width-percent:0;mso-height-percent:0;mso-wrap-distance-left:9pt;mso-wrap-distance-top:0;mso-wrap-distance-right:9pt;mso-wrap-distance-bottom:0;mso-position-horizontal:absolute;mso-position-horizontal-relative:text;mso-position-vertical:absolute;mso-position-vertical-relative:text;mso-width-percent:0;mso-height-percent:0;mso-width-relative:page;mso-height-relative:page;v-text-anchor:middle" o:gfxdata="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" strokeweight=".26mm">
+                            <v:stroke endcap="square"/>
+                          </v:rect>
+                        </w:pict>
+                      </mc:Fallback>
+                    </mc:AlternateContent>
+                  </w:r>
+                  <w:proofErr w:type="spellStart"/>
+                  <w:r>
+                    <w:rPr>
+                      <w:rFonts w:eastAsia="Times New Roman"/>
+                      <w:sz w:val="28"/>
+                      <w:szCs w:val="28"/>
+                      <w:lang w:eastAsia="zh-CN"/>
+                    </w:rPr>
+                    <w:t>Có</w:t>
+                  </w:r>
+                  <w:proofErr w:type="spellEnd"/>
+                  <w:r>
+                    <w:rPr>
+                      <w:rFonts w:eastAsia="Times New Roman"/>
+                      <w:sz w:val="28"/>
+                      <w:szCs w:val="28"/>
+                      <w:lang w:eastAsia="zh-CN"/>
+                    </w:rPr>
+                    <w:t xml:space="preserve"> </w:t>
+                  </w:r>
+                  <w:proofErr w:type="spellStart"/>
+                  <w:r>
+                    <w:rPr>
+                      <w:rFonts w:eastAsia="Times New Roman"/>
+                      <w:sz w:val="28"/>
+                      <w:szCs w:val="28"/>
+                      <w:lang w:eastAsia="zh-CN"/>
+                    </w:rPr>
+                    <w:t>báo</w:t>
+                  </w:r>
+                  <w:proofErr w:type="spellEnd"/>
+                  <w:r>
+                    <w:rPr>
+                      <w:rFonts w:eastAsia="Times New Roman"/>
+                      <w:sz w:val="28"/>
+                      <w:szCs w:val="28"/>
+                      <w:lang w:eastAsia="zh-CN"/>
+                    </w:rPr>
+                    <w:t xml:space="preserve"> </w:t>
+                  </w:r>
+                  <w:proofErr w:type="spellStart"/>
+                  <w:r>
+                    <w:rPr>
+                      <w:rFonts w:eastAsia="Times New Roman"/>
+                      <w:sz w:val="28"/>
+                      <w:szCs w:val="28"/>
+                      <w:lang w:eastAsia="zh-CN"/>
+                    </w:rPr>
+                    <w:t>cáo</w:t>
+                  </w:r>
+                  <w:proofErr w:type="spellEnd"/>
+                  <w:r>
+                    <w:rPr>
+                      <w:rFonts w:eastAsia="Times New Roman"/>
+                      <w:sz w:val="28"/>
+                      <w:szCs w:val="28"/>
+                      <w:lang w:eastAsia="zh-CN"/>
+                    </w:rPr>
+                    <w:t xml:space="preserve"> </w:t>
+                  </w:r>
+                  <w:proofErr w:type="spellStart"/>
+                  <w:r>
+                    <w:rPr>
+                      <w:rFonts w:eastAsia="Times New Roman"/>
+                      <w:sz w:val="28"/>
+                      <w:szCs w:val="28"/>
+                      <w:lang w:eastAsia="zh-CN"/>
+                    </w:rPr>
+                    <w:t>tài</w:t>
+                  </w:r>
+                  <w:proofErr w:type="spellEnd"/>
+                  <w:r>
+                    <w:rPr>
+                      <w:rFonts w:eastAsia="Times New Roman"/>
+                      <w:sz w:val="28"/>
+                      <w:szCs w:val="28"/>
+                      <w:lang w:eastAsia="zh-CN"/>
+                    </w:rPr>
+                    <w:t xml:space="preserve"> </w:t>
+                  </w:r>
+                  <w:proofErr w:type="spellStart"/>
+                  <w:r>
+                    <w:rPr>
+                      <w:rFonts w:eastAsia="Times New Roman"/>
+                      <w:sz w:val="28"/>
+                      <w:szCs w:val="28"/>
+                      <w:lang w:eastAsia="zh-CN"/>
+                    </w:rPr>
+                    <w:t>chính</w:t>
+                  </w:r>
+                  <w:proofErr w:type="spellEnd"/>
+                  <w:r>
+                    <w:rPr>
+                      <w:rFonts w:eastAsia="Times New Roman"/>
+                      <w:sz w:val="28"/>
+                      <w:szCs w:val="28"/>
+                      <w:lang w:eastAsia="zh-CN"/>
+                    </w:rPr>
+                    <w:t xml:space="preserve"> </w:t>
+                  </w:r>
+                  <w:proofErr w:type="spellStart"/>
+                  <w:r>
+                    <w:rPr>
+                      <w:rFonts w:eastAsia="Times New Roman"/>
+                      <w:sz w:val="28"/>
+                      <w:szCs w:val="28"/>
+                      <w:lang w:eastAsia="zh-CN"/>
+                    </w:rPr>
+                    <w:t>hợp</w:t>
+                  </w:r>
+                  <w:proofErr w:type="spellEnd"/>
+                  <w:r>
+                    <w:rPr>
+                      <w:rFonts w:eastAsia="Times New Roman"/>
+                      <w:sz w:val="28"/>
+                      <w:szCs w:val="28"/>
+                      <w:lang w:eastAsia="zh-CN"/>
+                    </w:rPr>
+                    <w:t xml:space="preserve"> </w:t>
+                  </w:r>
+                  <w:proofErr w:type="spellStart"/>
+                  <w:r>
+                    <w:rPr>
+                      <w:rFonts w:eastAsia="Times New Roman"/>
+                      <w:sz w:val="28"/>
+                      <w:szCs w:val="28"/>
+                      <w:lang w:eastAsia="zh-CN"/>
+                    </w:rPr>
+                    <w:t>nhất</w:t>
+                  </w:r>
+                  <w:proofErr w:type="spellEnd"/>
+                </w:p>
+              </w:tc>
+            </w:tr>
+            <w:tr>
+              <w:trPr>
+                <w:trHeight w:val="96"/>
+              </w:trPr>
+              <w:tc>
+                <w:tcPr>
+                  <w:tcW w:w="2583" w:type="dxa"/>
+                </w:tcPr>
+                <w:p>
+                  <w:pPr>
+                    <w:suppressAutoHyphens/>
+                    <w:spacing w:before="40" w:after="40"/>
+                    <w:jc w:val="both"/>
+                    <w:rPr>
+                      <w:rFonts w:eastAsia="Times New Roman"/>
+                      <w:sz w:val="28"/>
+                      <w:szCs w:val="28"/>
+                      <w:lang w:eastAsia="zh-CN"/>
+                    </w:rPr>
+                  </w:pPr>
+                  <w:proofErr w:type="spellStart"/>
+                  <w:r>
+                    <w:rPr>
+                      <w:rFonts w:eastAsia="Times New Roman"/>
+                      <w:sz w:val="28"/>
+                      <w:szCs w:val="28"/>
+                      <w:lang w:eastAsia="zh-CN"/>
+                    </w:rPr>
+                    <w:t>Hạch</w:t>
+                  </w:r>
+                  <w:proofErr w:type="spellEnd"/>
+                  <w:r>
+                    <w:rPr>
+                      <w:rFonts w:eastAsia="Times New Roman"/>
+                      <w:sz w:val="28"/>
+                      <w:szCs w:val="28"/>
+                      <w:lang w:eastAsia="zh-CN"/>
+                    </w:rPr>
+                    <w:t xml:space="preserve"> </w:t>
+                  </w:r>
+                  <w:proofErr w:type="spellStart"/>
+                  <w:r>
+                    <w:rPr>
+                      <w:rFonts w:eastAsia="Times New Roman"/>
+                      <w:sz w:val="28"/>
+                      <w:szCs w:val="28"/>
+                      <w:lang w:eastAsia="zh-CN"/>
+                    </w:rPr>
+                    <w:t>toán</w:t>
+                  </w:r>
+                  <w:proofErr w:type="spellEnd"/>
+                  <w:r>
+                    <w:rPr>
+                      <w:rFonts w:eastAsia="Times New Roman"/>
+                      <w:sz w:val="28"/>
+                      <w:szCs w:val="28"/>
+                      <w:lang w:eastAsia="zh-CN"/>
+                    </w:rPr>
+                    <w:t xml:space="preserve"> </w:t>
+                  </w:r>
+                  <w:proofErr w:type="spellStart"/>
+                  <w:r>
+                    <w:rPr>
+                      <w:rFonts w:eastAsia="Times New Roman"/>
+                      <w:sz w:val="28"/>
+                      <w:szCs w:val="28"/>
+                      <w:lang w:eastAsia="zh-CN"/>
+                    </w:rPr>
+                    <w:t>phụ</w:t>
+                  </w:r>
+                  <w:proofErr w:type="spellEnd"/>
+                  <w:r>
+                    <w:rPr>
+                      <w:rFonts w:eastAsia="Times New Roman"/>
+                      <w:sz w:val="28"/>
+                      <w:szCs w:val="28"/>
+                      <w:lang w:eastAsia="zh-CN"/>
+                    </w:rPr>
+                    <w:t xml:space="preserve"> </w:t>
+                  </w:r>
+                  <w:proofErr w:type="spellStart"/>
+                  <w:r>
+                    <w:rPr>
+                      <w:rFonts w:eastAsia="Times New Roman"/>
+                      <w:sz w:val="28"/>
+                      <w:szCs w:val="28"/>
+                      <w:lang w:eastAsia="zh-CN"/>
+                    </w:rPr>
+                    <w:t>thuộc</w:t>
+                  </w:r>
+                  <w:proofErr w:type="spellEnd"/>
+                </w:p>
+              </w:tc>
+              <w:tc>
+                <w:tcPr>
+                  <w:tcW w:w="567" w:type="dxa"/>
+                </w:tcPr>
+                <w:p>
+                  <w:pPr>
+                    <w:suppressAutoHyphens/>
+                    <w:snapToGrid w:val="0"/>
+                    <w:spacing w:before="40" w:after="40"/>
+                    <w:jc w:val="both"/>
+                    <w:rPr>
+                      <w:rFonts w:eastAsia="Times New Roman"/>
+                      <w:sz w:val="28"/>
+                      <w:szCs w:val="28"/>
+                    </w:rPr>
+                  </w:pPr>
+                  <w:r>
+                    <w:rPr>
+                      <w:noProof/>
+                    </w:rPr>
+                    <mc:AlternateContent>
+                      <mc:Choice Requires="wps">
+                        <w:drawing>
+                          <wp:anchor distT="0" distB="0" distL="114300" distR="114300" simplePos="0" relativeHeight="251675648" behindDoc="0" locked="0" layoutInCell="1" allowOverlap="1" wp14:anchorId="19F454A5" wp14:editId="1B77504C">
+                            <wp:simplePos x="0" y="0"/>
+                            <wp:positionH relativeFrom="margin">
+                              <wp:align>center</wp:align>
+                            </wp:positionH>
+                            <wp:positionV relativeFrom="paragraph">
+                              <wp:posOffset>36830</wp:posOffset>
+                            </wp:positionV>
+                            <wp:extent cx="288925" cy="235585"/>
+                            <wp:effectExtent l="0" t="0" r="15875" b="12065"/>
+                            <wp:wrapNone/>
+                            <wp:docPr id="1749126192" name="Rectangle 414"/>
+                            <wp:cNvGraphicFramePr>
+                              <a:graphicFrameLocks xmlns:a="http://schemas.openxmlformats.org/drawingml/2006/main"/>
+                            </wp:cNvGraphicFramePr>
+                            <a:graphic xmlns:a="http://schemas.openxmlformats.org/drawingml/2006/main">
+                              <a:graphicData uri="http://schemas.microsoft.com/office/word/2010/wordprocessingShape">
+                                <wps:wsp>
+                                  <wps:cNvSpPr>
+                                    <a:spLocks noChangeArrowheads="1"/>
+                                  </wps:cNvSpPr>
+                                  <wps:spPr bwMode="auto">
+                                    <a:xfrm>
+                                      <a:off x="0" y="0"/>
+                                      <a:ext cx="288925" cy="235585"/>
+                                    </a:xfrm>
+                                    <a:prstGeom prst="rect">
+                                      <a:avLst/>
+                                    </a:prstGeom>
+                                    <a:solidFill>
+                                      <a:srgbClr val="FFFFFF"/>
+                                    </a:solidFill>
+                                    <a:ln w="9360" cap="sq">
+                                      <a:solidFill>
+                                        <a:srgbClr val="000000"/>
+                                      </a:solidFill>
+                                      <a:miter lim="800000"/>
+                                      <a:headEnd/>
+                                      <a:tailEnd/>
+                                    </a:ln>
+                                  </wps:spPr>
+                                  <wps:txbx>
+                                    <w:txbxContent>
+                                      <w:p>
+                                        <w:pPr>
+                                          <w:jc w:val="center"/>
+                                        </w:pPr>
+                                        <w:r>
+                                          <w:t>x</w:t>
+                                        </w:r>
+                                      </w:p>
+                                    </w:txbxContent>
+                                  </wps:txbx>
+                                  <wps:bodyPr rot="0" vert="horz" wrap="none" lIns="91440" tIns="45720" rIns="91440" bIns="45720" anchor="ctr" anchorCtr="0" upright="1">
+                                    <a:noAutofit/>
+                                  </wps:bodyPr>
+                                </wps:wsp>
+                              </a:graphicData>
+                            </a:graphic>
+                            <wp14:sizeRelH relativeFrom="page">
+                              <wp14:pctWidth>0</wp14:pctWidth>
+                            </wp14:sizeRelH>
+                            <wp14:sizeRelV relativeFrom="page">
+                              <wp14:pctHeight>0</wp14:pctHeight>
+                            </wp14:sizeRelV>
+                          </wp:anchor>
+                        </w:drawing>
+                      </mc:Choice>
+                      <mc:Fallback>
+                        <w:pict>
+                          <v:rect w14:anchorId="19F454A5" id="Rectangle 414" o:spid="_x0000_s1026" style="position:absolute;left:0;text-align:left;margin-left:0;margin-top:2.9pt;width:22.75pt;height:18.55pt;z-index:251675648;visibility:visible;mso-wrap-style:none;mso-width-percent:0;mso-height-percent:0;mso-wrap-distance-left:9pt;mso-wrap-distance-top:0;mso-wrap-distance-right:9pt;mso-wrap-distance-bottom:0;mso-position-horizontal:center;mso-position-horizontal-relative:margin;mso-position-vertical:absolute;mso-position-vertical-relative:text;mso-width-percent:0;mso-height-percent:0;mso-width-relative:page;mso-height-relative:page;v-text-anchor:middle" o:gfxdata="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" strokeweight=".26mm">
+                            <v:stroke endcap="square"/>
+                            <v:textbox>
+                              <w:txbxContent>
+                                <w:p>
+                                  <w:pPr>
+                                    <w:jc w:val="center"/>
+                                  </w:pPr>
+                                  <w:r>
+                                    <w:t>x</w:t>
+                                  </w:r>
+                                </w:p>
+                              </w:txbxContent>
+                            </v:textbox>
+                            <w10:wrap anchorx="margin"/>
+                          </v:rect>
+                        </w:pict>
+                      </mc:Fallback>
+                    </mc:AlternateContent>
+                  </w:r>
+                </w:p>
+              </w:tc>
+              <w:tc>
+                <w:tcPr>
+                  <w:tcW w:w="393" w:type="dxa"/>
+                </w:tcPr>
+                <w:p>
+                  <w:pPr>
+                    <w:suppressAutoHyphens/>
+                    <w:snapToGrid w:val="0"/>
+                    <w:spacing w:before="40" w:after="40"/>
+                    <w:jc w:val="both"/>
+                    <w:rPr>
+                      <w:noProof/>
+                    </w:rPr>
+                  </w:pPr>
+                </w:p>
+              </w:tc>
+              <w:tc>
+                <w:tcPr>
+                  <w:tcW w:w="3798" w:type="dxa"/>
+                </w:tcPr>
+                <w:p>
+                  <w:pPr>
+                    <w:suppressAutoHyphens/>
+                    <w:snapToGrid w:val="0"/>
+                    <w:spacing w:before="40" w:after="40"/>
+                    <w:jc w:val="both"/>
+                    <w:rPr>
+                      <w:noProof/>
+                    </w:rPr>
+                  </w:pPr>
+                </w:p>
+              </w:tc>
+            </w:tr>
+          </w:tbl>
+          <w:p>
+            <w:pPr>
+              <w:spacing w:before="40" w:after="40"/>
+              <w:jc w:val="both"/>
+              <w:rPr>
+                <w:sz w:val="28"/>
+                <w:szCs w:val="28"/>
+              </w:rPr>
+            </w:pPr>
+          </w:p>
+        </w:tc>
+      </w:tr>
+      <w:tr>
+        <w:tc>
+          <w:tcPr>
+            <w:tcW w:w="821" w:type="dxa"/>
+            <w:tcBorders>
+              <w:top w:val="single" w:sz="4" w:space="0" w:color="000000"/>
+              <w:left w:val="single" w:sz="4" w:space="0" w:color="000000"/>
+              <w:bottom w:val="single" w:sz="4" w:space="0" w:color="000000"/>
+              <w:right w:val="single" w:sz="4" w:space="0" w:color="000000"/>
+            </w:tcBorders>
+            <w:hideMark/>
+          </w:tcPr>
+          <w:p>
+            <w:pPr>
+              <w:spacing w:before="40" w:after="40"/>
+              <w:jc w:val="center"/>
+              <w:rPr>
+                <w:sz w:val="28"/>
+                <w:szCs w:val="28"/>
+              </w:rPr>
+            </w:pPr>
+            <w:r>
+              <w:rPr>
+                <w:sz w:val="28"/>
+                <w:szCs w:val="28"/>
+              </w:rPr>
+              <w:t>5</w:t>
+            </w:r>
+          </w:p>
+        </w:tc>
+        <w:tc>
+          <w:tcPr>
+            <w:tcW w:w="8359" w:type="dxa"/>
+            <w:tcBorders>
+              <w:top w:val="single" w:sz="4" w:space="0" w:color="000000"/>
+              <w:left w:val="single" w:sz="4" w:space="0" w:color="000000"/>
+              <w:bottom w:val="single" w:sz="4" w:space="0" w:color="000000"/>
+              <w:right w:val="single" w:sz="4" w:space="0" w:color="000000"/>
+            </w:tcBorders>
+            <w:hideMark/>
+          </w:tcPr>
+          <w:p>
+            <w:pPr>
+              <w:spacing w:before="40" w:after="40"/>
+              <w:jc w:val="both"/>
+              <w:rPr>
+                <w:sz w:val="28"/>
+                <w:szCs w:val="28"/>
+              </w:rPr>
+            </w:pPr>
+            <w:proofErr w:type="spellStart"/>
+            <w:r>
+              <w:rPr>
+                <w:sz w:val="28"/>
+                <w:szCs w:val="28"/>
+              </w:rPr>
+              <w:t>Năm</w:t>
+            </w:r>
+            <w:proofErr w:type="spellEnd"/>
+            <w:r>
+              <w:rPr>
+                <w:sz w:val="28"/>
+                <w:szCs w:val="28"/>
+              </w:rPr>
+              <w:t xml:space="preserve"> </w:t>
+            </w:r>
+            <w:proofErr w:type="spellStart"/>
+            <w:r>
+              <w:rPr>
+                <w:sz w:val="28"/>
+                <w:szCs w:val="28"/>
+              </w:rPr>
+              <w:t>tài</w:t>
+            </w:r>
+            <w:proofErr w:type="spellEnd"/>
+            <w:r>
+              <w:rPr>
+                <w:sz w:val="28"/>
+                <w:szCs w:val="28"/>
+              </w:rPr>
+              <w:t xml:space="preserve"> </w:t>
+            </w:r>
+            <w:proofErr w:type="spellStart"/>
+            <w:r>
+              <w:rPr>
+                <w:sz w:val="28"/>
+                <w:szCs w:val="28"/>
+              </w:rPr>
+              <w:t>chính</w:t>
+            </w:r>
+            <w:proofErr w:type="spellEnd"/>
+            <w:r>
+              <w:rPr>
+                <w:sz w:val="28"/>
+                <w:szCs w:val="28"/>
+              </w:rPr>
+              <w:t>:</w:t>
+            </w:r>
+          </w:p>
+          <w:p>
+            <w:pPr>
+              <w:spacing w:before="40" w:after="40"/>
+              <w:jc w:val="both"/>
+              <w:rPr>
+                <w:sz w:val="28"/>
+                <w:szCs w:val="28"/>
+              </w:rPr>
+            </w:pPr>
+            <w:proofErr w:type="spellStart"/>
+            <w:r>
+              <w:rPr>
+                <w:sz w:val="28"/>
+                <w:szCs w:val="28"/>
+              </w:rPr>
+              <w:t>Áp</w:t>
+            </w:r>
+            <w:proofErr w:type="spellEnd"/>
+            <w:r>
+              <w:rPr>
+                <w:sz w:val="28"/>
+                <w:szCs w:val="28"/>
+              </w:rPr>
+              <w:t xml:space="preserve"> </w:t>
+            </w:r>
+            <w:proofErr w:type="spellStart"/>
+            <w:r>
+              <w:rPr>
+                <w:sz w:val="28"/>
+                <w:szCs w:val="28"/>
+              </w:rPr>
+              <w:t>dụng</w:t>
+            </w:r>
+            <w:proofErr w:type="spellEnd"/>
+            <w:r>
+              <w:rPr>
+                <w:sz w:val="28"/>
+                <w:szCs w:val="28"/>
+              </w:rPr>
+              <w:t xml:space="preserve"> </w:t>
+            </w:r>
+            <w:proofErr w:type="spellStart"/>
+            <w:r>
+              <w:rPr>
+                <w:sz w:val="28"/>
+                <w:szCs w:val="28"/>
+              </w:rPr>
+              <w:t>từ</w:t>
+            </w:r>
+            <w:proofErr w:type="spellEnd"/>
+            <w:r>
+              <w:rPr>
+                <w:sz w:val="28"/>
+                <w:szCs w:val="28"/>
+              </w:rPr>
+              <w:t xml:space="preserve"> </w:t>
+            </w:r>
+            <w:proofErr w:type="spellStart"/>
+            <w:r>
+              <w:rPr>
+                <w:sz w:val="28"/>
+                <w:szCs w:val="28"/>
+              </w:rPr>
+              <w:t>ngày</w:t>
+            </w:r>
+            <w:proofErr w:type="spellEnd"/>
+            <w:r>
+              <w:rPr>
+                <w:sz w:val="28"/>
+                <w:szCs w:val="28"/>
+              </w:rPr>
+              <w:t xml:space="preserve"> </w:t>
+            </w:r>
+            <w:r>
+              <w:rPr>
+                <w:sz w:val="28"/>
+                <w:szCs w:val="28"/>
+              </w:rPr>
+              <w:t>01</w:t>
+            </w:r>
+            <w:r>
+              <w:rPr>
+                <w:sz w:val="28"/>
+                <w:szCs w:val="28"/>
+              </w:rPr>
+              <w:t>/</w:t>
+            </w:r>
+            <w:r>
+              <w:rPr>
+                <w:sz w:val="28"/>
+                <w:szCs w:val="28"/>
+              </w:rPr>
+              <w:t>01</w:t>
+            </w:r>
+            <w:r>
+              <w:rPr>
+                <w:sz w:val="28"/>
+                <w:szCs w:val="28"/>
+              </w:rPr>
+              <w:t xml:space="preserve"> </w:t>
+            </w:r>
+            <w:proofErr w:type="spellStart"/>
+            <w:r>
+              <w:rPr>
+                <w:sz w:val="28"/>
+                <w:szCs w:val="28"/>
+              </w:rPr>
+              <w:t>đến</w:t>
+            </w:r>
+            <w:proofErr w:type="spellEnd"/>
+            <w:r>
+              <w:rPr>
+                <w:sz w:val="28"/>
+                <w:szCs w:val="28"/>
+              </w:rPr>
+              <w:t xml:space="preserve"> </w:t>
+            </w:r>
+            <w:proofErr w:type="spellStart"/>
+            <w:r>
+              <w:rPr>
+                <w:sz w:val="28"/>
+                <w:szCs w:val="28"/>
+              </w:rPr>
+              <w:t>ngày</w:t>
+            </w:r>
+            <w:proofErr w:type="spellEnd"/>
+            <w:r>
+              <w:rPr>
+                <w:sz w:val="28"/>
+                <w:szCs w:val="28"/>
+              </w:rPr>
+              <w:t xml:space="preserve"> </w:t>
+            </w:r>
+            <w:r>
+              <w:rPr>
+                <w:sz w:val="28"/>
+                <w:szCs w:val="28"/>
+              </w:rPr>
+              <w:t>31</w:t>
+            </w:r>
+            <w:r>
+              <w:rPr>
+                <w:sz w:val="28"/>
+                <w:szCs w:val="28"/>
+              </w:rPr>
+              <w:t>/</w:t>
+            </w:r>
+            <w:r>
+              <w:rPr>
+                <w:sz w:val="28"/>
+                <w:szCs w:val="28"/>
+              </w:rPr>
+              <w:t>12</w:t>
+            </w:r>
+            <w:r>
+              <w:rPr>
+                <w:sz w:val="28"/>
+                <w:szCs w:val="28"/>
+                <w:vertAlign w:val="superscript"/>
+              </w:rPr>
+              <w:footnoteReference w:id="4"/>
+            </w:r>
+          </w:p>
+          <w:p>
+            <w:pPr>
+              <w:spacing w:before="40" w:after="40"/>
+              <w:jc w:val="both"/>
+              <w:rPr>
+                <w:sz w:val="28"/>
+                <w:szCs w:val="28"/>
+              </w:rPr>
+            </w:pPr>
+            <w:r>
+              <w:rPr>
+                <w:sz w:val="28"/>
+                <w:szCs w:val="28"/>
+              </w:rPr>
+              <w:t>(</w:t>
+            </w:r>
+            <w:proofErr w:type="spellStart"/>
+            <w:r>
+              <w:rPr>
+                <w:i/>
+                <w:sz w:val="28"/>
+                <w:szCs w:val="28"/>
+              </w:rPr>
+              <w:t>ghi</w:t>
+            </w:r>
+            <w:proofErr w:type="spellEnd"/>
+            <w:r>
+              <w:rPr>
+                <w:i/>
+                <w:sz w:val="28"/>
+                <w:szCs w:val="28"/>
+              </w:rPr>
+              <w:t xml:space="preserve"> </w:t>
+            </w:r>
+            <w:proofErr w:type="spellStart"/>
+            <w:r>
+              <w:rPr>
+                <w:i/>
+                <w:sz w:val="28"/>
+                <w:szCs w:val="28"/>
+              </w:rPr>
+              <w:t>ngày</w:t>
+            </w:r>
+            <w:proofErr w:type="spellEnd"/>
+            <w:r>
+              <w:rPr>
+                <w:i/>
+                <w:sz w:val="28"/>
+                <w:szCs w:val="28"/>
+              </w:rPr>
+              <w:t xml:space="preserve">, </w:t>
+            </w:r>
+            <w:proofErr w:type="spellStart"/>
+            <w:r>
+              <w:rPr>
+                <w:i/>
+                <w:sz w:val="28"/>
+                <w:szCs w:val="28"/>
+              </w:rPr>
+              <w:t>tháng</w:t>
+            </w:r>
+            <w:proofErr w:type="spellEnd"/>
+            <w:r>
+              <w:rPr>
+                <w:i/>
+                <w:sz w:val="28"/>
+                <w:szCs w:val="28"/>
+              </w:rPr>
+              <w:t xml:space="preserve"> </w:t>
+            </w:r>
+            <w:proofErr w:type="spellStart"/>
+            <w:r>
+              <w:rPr>
+                <w:i/>
+                <w:sz w:val="28"/>
+                <w:szCs w:val="28"/>
+              </w:rPr>
+              <w:t>bắt</w:t>
+            </w:r>
+            <w:proofErr w:type="spellEnd"/>
+            <w:r>
+              <w:rPr>
+                <w:i/>
+                <w:sz w:val="28"/>
+                <w:szCs w:val="28"/>
+              </w:rPr>
+              <w:t xml:space="preserve"> </w:t>
+            </w:r>
+            <w:proofErr w:type="spellStart"/>
+            <w:r>
+              <w:rPr>
+                <w:i/>
+                <w:sz w:val="28"/>
+                <w:szCs w:val="28"/>
+              </w:rPr>
+              <w:t>đầu</w:t>
+            </w:r>
+            <w:proofErr w:type="spellEnd"/>
+            <w:r>
+              <w:rPr>
+                <w:i/>
+                <w:sz w:val="28"/>
+                <w:szCs w:val="28"/>
+              </w:rPr>
+              <w:t xml:space="preserve"> </w:t>
+            </w:r>
+            <w:proofErr w:type="spellStart"/>
+            <w:r>
+              <w:rPr>
+                <w:i/>
+                <w:sz w:val="28"/>
+                <w:szCs w:val="28"/>
+              </w:rPr>
+              <w:t>và</w:t>
+            </w:r>
+            <w:proofErr w:type="spellEnd"/>
+            <w:r>
+              <w:rPr>
+                <w:i/>
+                <w:sz w:val="28"/>
+                <w:szCs w:val="28"/>
+              </w:rPr>
+              <w:t xml:space="preserve"> </w:t>
+            </w:r>
+            <w:proofErr w:type="spellStart"/>
+            <w:r>
+              <w:rPr>
+                <w:i/>
+                <w:sz w:val="28"/>
+                <w:szCs w:val="28"/>
+              </w:rPr>
+              <w:t>kết</w:t>
+            </w:r>
+            <w:proofErr w:type="spellEnd"/>
+            <w:r>
+              <w:rPr>
+                <w:i/>
+                <w:sz w:val="28"/>
+                <w:szCs w:val="28"/>
+              </w:rPr>
+              <w:t xml:space="preserve"> </w:t>
+            </w:r>
+            <w:proofErr w:type="spellStart"/>
+            <w:r>
+              <w:rPr>
+                <w:i/>
+                <w:sz w:val="28"/>
+                <w:szCs w:val="28"/>
+              </w:rPr>
+              <w:t>thúc</w:t>
+            </w:r>
+            <w:proofErr w:type="spellEnd"/>
+            <w:r>
+              <w:rPr>
+                <w:i/>
+                <w:sz w:val="28"/>
+                <w:szCs w:val="28"/>
+              </w:rPr>
+              <w:t xml:space="preserve"> </w:t>
+            </w:r>
+            <w:proofErr w:type="spellStart"/>
+            <w:r>
+              <w:rPr>
+                <w:i/>
+                <w:sz w:val="28"/>
+                <w:szCs w:val="28"/>
+              </w:rPr>
+              <w:t>niên</w:t>
+            </w:r>
+            <w:proofErr w:type="spellEnd"/>
+            <w:r>
+              <w:rPr>
+                <w:i/>
+                <w:sz w:val="28"/>
+                <w:szCs w:val="28"/>
+              </w:rPr>
+              <w:t xml:space="preserve"> </w:t>
+            </w:r>
+            <w:proofErr w:type="spellStart"/>
+            <w:r>
+              <w:rPr>
+                <w:i/>
+                <w:sz w:val="28"/>
+                <w:szCs w:val="28"/>
+              </w:rPr>
+              <w:t>độ</w:t>
+            </w:r>
+            <w:proofErr w:type="spellEnd"/>
+            <w:r>
+              <w:rPr>
+                <w:i/>
+                <w:sz w:val="28"/>
+                <w:szCs w:val="28"/>
+              </w:rPr>
+              <w:t xml:space="preserve"> </w:t>
+            </w:r>
+            <w:proofErr w:type="spellStart"/>
+            <w:r>
+              <w:rPr>
+                <w:i/>
+                <w:sz w:val="28"/>
+                <w:szCs w:val="28"/>
+              </w:rPr>
+              <w:t>kế</w:t>
+            </w:r>
+            <w:proofErr w:type="spellEnd"/>
+            <w:r>
+              <w:rPr>
+                <w:i/>
+                <w:sz w:val="28"/>
+                <w:szCs w:val="28"/>
+              </w:rPr>
+              <w:t xml:space="preserve"> </w:t>
+            </w:r>
+            <w:proofErr w:type="spellStart"/>
+            <w:r>
+              <w:rPr>
+                <w:i/>
+                <w:sz w:val="28"/>
+                <w:szCs w:val="28"/>
+              </w:rPr>
+              <w:t>toán</w:t>
+            </w:r>
+            <w:proofErr w:type="spellEnd"/>
+            <w:r>
+              <w:rPr>
+                <w:sz w:val="28"/>
+                <w:szCs w:val="28"/>
+              </w:rPr>
+              <w:t>)</w:t>
+            </w:r>
+          </w:p>
+        </w:tc>
+      </w:tr>
+      <w:tr>
+        <w:tc>
+          <w:tcPr>
+            <w:tcW w:w="821" w:type="dxa"/>
+            <w:tcBorders>
+              <w:top w:val="single" w:sz="4" w:space="0" w:color="000000"/>
+              <w:left w:val="single" w:sz="4" w:space="0" w:color="000000"/>
+              <w:bottom w:val="single" w:sz="4" w:space="0" w:color="000000"/>
+              <w:right w:val="single" w:sz="4" w:space="0" w:color="000000"/>
+            </w:tcBorders>
+            <w:hideMark/>
+          </w:tcPr>
+          <w:p>
+            <w:pPr>
+              <w:spacing w:before="40" w:after="40"/>
+              <w:jc w:val="center"/>
+              <w:rPr>
+                <w:sz w:val="28"/>
+                <w:szCs w:val="28"/>
+              </w:rPr>
+            </w:pPr>
+            <w:r>
+              <w:rPr>
+                <w:sz w:val="28"/>
+                <w:szCs w:val="28"/>
+              </w:rPr>
+              <w:t>6</w:t>
+            </w:r>
+          </w:p>
+        </w:tc>
+        <w:tc>
+          <w:tcPr>
+            <w:tcW w:w="8359" w:type="dxa"/>
+            <w:tcBorders>
+              <w:top w:val="single" w:sz="4" w:space="0" w:color="000000"/>
+              <w:left w:val="single" w:sz="4" w:space="0" w:color="000000"/>
+              <w:bottom w:val="single" w:sz="4" w:space="0" w:color="000000"/>
+              <w:right w:val="single" w:sz="4" w:space="0" w:color="000000"/>
+            </w:tcBorders>
+          </w:tcPr>
+          <w:p>
+            <w:pPr>
+              <w:suppressAutoHyphens/>
+              <w:spacing w:before="40" w:after="40"/>
+              <w:jc w:val="both"/>
+              <w:rPr>
+                <w:sz w:val="28"/>
+                <w:szCs w:val="28"/>
+              </w:rPr>
+            </w:pPr>
+            <w:proofErr w:type="spellStart"/>
+            <w:r>
+              <w:rPr>
+                <w:rFonts w:eastAsia="Times New Roman"/>
+                <w:sz w:val="28"/>
+                <w:szCs w:val="28"/>
+                <w:lang w:eastAsia="zh-CN"/>
+              </w:rPr>
+              <w:t>Tổng</w:t>
+            </w:r>
+            <w:proofErr w:type="spellEnd"/>
+            <w:r>
+              <w:rPr>
+                <w:rFonts w:eastAsia="Times New Roman"/>
+                <w:sz w:val="28"/>
+                <w:szCs w:val="28"/>
+                <w:lang w:eastAsia="zh-CN"/>
+              </w:rPr>
+              <w:t xml:space="preserve"> </w:t>
+            </w:r>
+            <w:proofErr w:type="spellStart"/>
+            <w:r>
+              <w:rPr>
+                <w:rFonts w:eastAsia="Times New Roman"/>
+                <w:sz w:val="28"/>
+                <w:szCs w:val="28"/>
+                <w:lang w:eastAsia="zh-CN"/>
+              </w:rPr>
+              <w:t>số</w:t>
+            </w:r>
+            <w:proofErr w:type="spellEnd"/>
+            <w:r>
+              <w:rPr>
+                <w:rFonts w:eastAsia="Times New Roman"/>
+                <w:sz w:val="28"/>
+                <w:szCs w:val="28"/>
+                <w:lang w:eastAsia="zh-CN"/>
+              </w:rPr>
+              <w:t xml:space="preserve"> </w:t>
+            </w:r>
+            <w:proofErr w:type="spellStart"/>
+            <w:r>
+              <w:rPr>
+                <w:rFonts w:eastAsia="Times New Roman"/>
+                <w:sz w:val="28"/>
+                <w:szCs w:val="28"/>
+                <w:lang w:eastAsia="zh-CN"/>
+              </w:rPr>
+              <w:t>lao</w:t>
+            </w:r>
+            <w:proofErr w:type="spellEnd"/>
+            <w:r>
+              <w:rPr>
+                <w:rFonts w:eastAsia="Times New Roman"/>
+                <w:sz w:val="28"/>
+                <w:szCs w:val="28"/>
+                <w:lang w:eastAsia="zh-CN"/>
+              </w:rPr>
+              <w:t xml:space="preserve"> </w:t>
+            </w:r>
+            <w:proofErr w:type="spellStart"/>
+            <w:r>
+              <w:rPr>
+                <w:rFonts w:eastAsia="Times New Roman"/>
+                <w:sz w:val="28"/>
+                <w:szCs w:val="28"/>
+                <w:lang w:eastAsia="zh-CN"/>
+              </w:rPr>
+              <w:t>động</w:t>
+            </w:r>
+            <w:proofErr w:type="spellEnd"/>
+            <w:r>
+              <w:rPr>
+                <w:rFonts w:eastAsia="Times New Roman"/>
+                <w:sz w:val="28"/>
+                <w:szCs w:val="28"/>
+                <w:lang w:eastAsia="zh-CN"/>
+              </w:rPr>
+              <w:t xml:space="preserve">: </w:t>
+            </w:r>
+            <w:r>
+              <w:rPr>
+                <w:rFonts w:eastAsia="Times New Roman"/>
+                <w:sz w:val="28"/>
+                <w:szCs w:val="28"/>
+                <w:lang w:eastAsia="zh-CN"/>
+              </w:rPr>
+              <w:t>2</w:t>
+            </w:r>
+          </w:p>
+        </w:tc>
+      </w:tr>
+      <w:tr>
+        <w:trPr>
+          <w:trHeight w:val="890"/>
+        </w:trPr>
+        <w:tc>
+          <w:tcPr>
+            <w:tcW w:w="821" w:type="dxa"/>
+            <w:tcBorders>
+              <w:top w:val="single" w:sz="4" w:space="0" w:color="000000"/>
+              <w:left w:val="single" w:sz="4" w:space="0" w:color="000000"/>
+              <w:bottom w:val="single" w:sz="4" w:space="0" w:color="000000"/>
+              <w:right w:val="single" w:sz="4" w:space="0" w:color="000000"/>
+            </w:tcBorders>
+            <w:hideMark/>
+          </w:tcPr>
+          <w:p>
+            <w:pPr>
+              <w:spacing w:before="40" w:after="40"/>
+              <w:jc w:val="center"/>
+              <w:rPr>
+                <w:sz w:val="28"/>
+                <w:szCs w:val="28"/>
+              </w:rPr>
+            </w:pPr>
+            <w:r>
+              <w:rPr>
+                <w:sz w:val="28"/>
+                <w:szCs w:val="28"/>
+              </w:rPr>
+              <w:t>7</w:t>
+            </w:r>
+          </w:p>
+        </w:tc>
+        <w:tc>
+          <w:tcPr>
+            <w:tcW w:w="8359" w:type="dxa"/>
+            <w:tcBorders>
+              <w:top w:val="single" w:sz="4" w:space="0" w:color="000000"/>
+              <w:left w:val="single" w:sz="4" w:space="0" w:color="000000"/>
+              <w:bottom w:val="single" w:sz="4" w:space="0" w:color="000000"/>
+              <w:right w:val="single" w:sz="4" w:space="0" w:color="000000"/>
+            </w:tcBorders>
+            <w:hideMark/>
+          </w:tcPr>
+          <w:p>
+            <w:pPr>
+              <w:spacing w:before="40" w:after="40"/>
+              <w:jc w:val="both"/>
+              <w:rPr>
+                <w:rFonts w:eastAsia="Times New Roman"/>
+                <w:sz w:val="28"/>
+                <w:szCs w:val="28"/>
+                <w:lang w:eastAsia="zh-CN"/>
+              </w:rPr>
+            </w:pPr>
+            <w:proofErr w:type="spellStart"/>
+            <w:r>
+              <w:rPr>
+                <w:rFonts w:eastAsia="Times New Roman"/>
+                <w:sz w:val="28"/>
+                <w:szCs w:val="28"/>
+                <w:lang w:eastAsia="zh-CN"/>
+              </w:rPr>
+              <w:t>Hoạt</w:t>
+            </w:r>
+            <w:proofErr w:type="spellEnd"/>
+            <w:r>
+              <w:rPr>
+                <w:rFonts w:eastAsia="Times New Roman"/>
+                <w:sz w:val="28"/>
+                <w:szCs w:val="28"/>
+                <w:lang w:eastAsia="zh-CN"/>
+              </w:rPr>
+              <w:t xml:space="preserve"> </w:t>
+            </w:r>
+            <w:proofErr w:type="spellStart"/>
+            <w:r>
+              <w:rPr>
+                <w:rFonts w:eastAsia="Times New Roman"/>
+                <w:sz w:val="28"/>
+                <w:szCs w:val="28"/>
+                <w:lang w:eastAsia="zh-CN"/>
+              </w:rPr>
+              <w:t>động</w:t>
+            </w:r>
+            <w:proofErr w:type="spellEnd"/>
+            <w:r>
+              <w:rPr>
+                <w:rFonts w:eastAsia="Times New Roman"/>
+                <w:sz w:val="28"/>
+                <w:szCs w:val="28"/>
+                <w:lang w:eastAsia="zh-CN"/>
+              </w:rPr>
+              <w:t xml:space="preserve"> </w:t>
+            </w:r>
+            <w:proofErr w:type="spellStart"/>
+            <w:r>
+              <w:rPr>
+                <w:rFonts w:eastAsia="Times New Roman"/>
+                <w:sz w:val="28"/>
+                <w:szCs w:val="28"/>
+                <w:lang w:eastAsia="zh-CN"/>
+              </w:rPr>
+              <w:t>theo</w:t>
+            </w:r>
+            <w:proofErr w:type="spellEnd"/>
+            <w:r>
+              <w:rPr>
+                <w:rFonts w:eastAsia="Times New Roman"/>
+                <w:sz w:val="28"/>
+                <w:szCs w:val="28"/>
+                <w:lang w:eastAsia="zh-CN"/>
+              </w:rPr>
+              <w:t xml:space="preserve"> </w:t>
+            </w:r>
+            <w:proofErr w:type="spellStart"/>
+            <w:r>
+              <w:rPr>
+                <w:rFonts w:eastAsia="Times New Roman"/>
+                <w:sz w:val="28"/>
+                <w:szCs w:val="28"/>
+                <w:lang w:eastAsia="zh-CN"/>
+              </w:rPr>
+              <w:t>dự</w:t>
+            </w:r>
+            <w:proofErr w:type="spellEnd"/>
+            <w:r>
+              <w:rPr>
+                <w:rFonts w:eastAsia="Times New Roman"/>
+                <w:sz w:val="28"/>
+                <w:szCs w:val="28"/>
+                <w:lang w:eastAsia="zh-CN"/>
+              </w:rPr>
+              <w:t xml:space="preserve"> </w:t>
+            </w:r>
+            <w:proofErr w:type="spellStart"/>
+            <w:r>
+              <w:rPr>
+                <w:rFonts w:eastAsia="Times New Roman"/>
+                <w:sz w:val="28"/>
+                <w:szCs w:val="28"/>
+                <w:lang w:eastAsia="zh-CN"/>
+              </w:rPr>
+              <w:t>án</w:t>
+            </w:r>
+            <w:proofErr w:type="spellEnd"/>
+            <w:r>
+              <w:rPr>
+                <w:rFonts w:eastAsia="Times New Roman"/>
+                <w:sz w:val="28"/>
+                <w:szCs w:val="28"/>
+                <w:lang w:eastAsia="zh-CN"/>
+              </w:rPr>
+              <w:t xml:space="preserve"> BOT/BTO/BT/</w:t>
+            </w:r>
+            <w:r>
+              <w:rPr>
+                <w:sz w:val="28"/>
+                <w:szCs w:val="28"/>
+                <w:lang w:val="nl-NL"/>
+              </w:rPr>
+              <w:t>BOO, BLT, BTL, O&amp;M</w:t>
+            </w:r>
+            <w:r>
+              <w:rPr>
+                <w:rFonts w:eastAsia="Times New Roman"/>
+                <w:sz w:val="28"/>
+                <w:szCs w:val="28"/>
+                <w:lang w:eastAsia="zh-CN"/>
+              </w:rPr>
+              <w:t>:</w:t>
+            </w:r>
+          </w:p>
+          <w:tbl>
+            <w:tblPr>
+              <w:tblW w:w="0" w:type="auto"/>
+              <w:tblLayout w:type="fixed"/>
+              <w:tblLook w:val="04A0" w:firstRow="1" w:lastRow="0" w:firstColumn="1" w:lastColumn="0" w:noHBand="0" w:noVBand="1"/>
+            </w:tblPr>
+            <w:tblGrid>
+              <w:gridCol w:w="4226"/>
+              <w:gridCol w:w="3517"/>
+            </w:tblGrid>
+            <w:tr>
+              <w:tc>
+                <w:tcPr>
+                  <w:tcW w:w="4226" w:type="dxa"/>
+                  <w:hideMark/>
+                </w:tcPr>
+                <w:p>
+                  <w:pPr>
+                    <w:suppressAutoHyphens/>
+                    <w:spacing w:before="40" w:after="40"/>
+                    <w:jc w:val="both"/>
+                    <w:rPr>
+                      <w:rFonts w:eastAsia="Times New Roman"/>
+                      <w:sz w:val="28"/>
+                      <w:szCs w:val="28"/>
+                      <w:lang w:eastAsia="zh-CN"/>
+                    </w:rPr>
+                  </w:pPr>
+                  <w:r>
+                    <w:rPr>
+                      <w:noProof/>
+                    </w:rPr>
+                    <mc:AlternateContent>
+                      <mc:Choice Requires="wps">
+                        <w:drawing>
+                          <wp:anchor distT="0" distB="0" distL="114300" distR="114300" simplePos="0" relativeHeight="251672576" behindDoc="0" locked="0" layoutInCell="1" allowOverlap="1" wp14:anchorId="78AE5A25" wp14:editId="53C54882">
+                            <wp:simplePos x="0" y="0"/>
+                            <wp:positionH relativeFrom="column">
+                              <wp:posOffset>333375</wp:posOffset>
+                            </wp:positionH>
+                            <wp:positionV relativeFrom="paragraph">
+                              <wp:posOffset>-2540</wp:posOffset>
+                            </wp:positionV>
+                            <wp:extent cx="259715" cy="234950"/>
+                            <wp:effectExtent l="0" t="0" r="26035" b="12700"/>
+                            <wp:wrapNone/>
+                            <wp:docPr id="1898729336" name="Rectangle 412"/>
+                            <wp:cNvGraphicFramePr>
+                              <a:graphicFrameLocks xmlns:a="http://schemas.openxmlformats.org/drawingml/2006/main"/>
+                            </wp:cNvGraphicFramePr>
+                            <a:graphic xmlns:a="http://schemas.openxmlformats.org/drawingml/2006/main">
+                              <a:graphicData uri="http://schemas.microsoft.com/office/word/2010/wordprocessingShape">
+                                <wps:wsp>
+                                  <wps:cNvSpPr>
+                                    <a:spLocks noChangeArrowheads="1"/>
+                                  </wps:cNvSpPr>
+                                  <wps:spPr bwMode="auto">
+                                    <a:xfrm>
+                                      <a:off x="0" y="0"/>
+                                      <a:ext cx="259715" cy="234950"/>
+                                    </a:xfrm>
+                                    <a:prstGeom prst="rect">
+                                      <a:avLst/>
+                                    </a:prstGeom>
+                                    <a:solidFill>
+                                      <a:srgbClr val="FFFFFF"/>
+                                    </a:solidFill>
+                                    <a:ln w="9360" cap="sq">
+                                      <a:solidFill>
+                                        <a:srgbClr val="000000"/>
+                                      </a:solidFill>
+                                      <a:miter lim="800000"/>
+                                      <a:headEnd/>
+                                      <a:tailEnd/>
+                                    </a:ln>
+                                  </wps:spPr>
+                                  <wps:bodyPr rot="0" vert="horz" wrap="none" lIns="91440" tIns="45720" rIns="91440" bIns="45720" anchor="ctr" anchorCtr="0" upright="1">
+                                    <a:noAutofit/>
+                                  </wps:bodyPr>
+                                </wps:wsp>
+                              </a:graphicData>
+                            </a:graphic>
+                            <wp14:sizeRelH relativeFrom="page">
+                              <wp14:pctWidth>0</wp14:pctWidth>
+                            </wp14:sizeRelH>
+                            <wp14:sizeRelV relativeFrom="page">
+                              <wp14:pctHeight>0</wp14:pctHeight>
+                            </wp14:sizeRelV>
+                          </wp:anchor>
+                        </w:drawing>
+                      </mc:Choice>
+                      <mc:Fallback>
+                        <w:pict>
+                          <v:rect w14:anchorId="75E75BA3" id="Rectangle 412" o:spid="_x0000_s1026" style="position:absolute;margin-left:26.25pt;margin-top:-.2pt;width:20.45pt;height:18.5pt;z-index:251672576;visibility:visible;mso-wrap-style:none;mso-width-percent:0;mso-height-percent:0;mso-wrap-distance-left:9pt;mso-wrap-distance-top:0;mso-wrap-distance-right:9pt;mso-wrap-distance-bottom:0;mso-position-horizontal:absolute;mso-position-horizontal-relative:text;mso-position-vertical:absolute;mso-position-vertical-relative:text;mso-width-percent:0;mso-height-percent:0;mso-width-relative:page;mso-height-relative:page;v-text-anchor:middle" o:gfxdata="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" strokeweight=".26mm">
+                            <v:stroke endcap="square"/>
+                          </v:rect>
+                        </w:pict>
+                      </mc:Fallback>
+                    </mc:AlternateContent>
+                  </w:r>
+                  <w:proofErr w:type="spellStart"/>
+                  <w:r>
+                    <w:rPr>
+                      <w:rFonts w:eastAsia="Times New Roman"/>
+                      <w:sz w:val="28"/>
+                      <w:szCs w:val="28"/>
+                      <w:lang w:eastAsia="zh-CN"/>
+                    </w:rPr>
+                    <w:t>Có</w:t>
+                  </w:r>
+                  <w:proofErr w:type="spellEnd"/>
+                </w:p>
+              </w:tc>
+              <w:tc>
+                <w:tcPr>
+                  <w:tcW w:w="3517" w:type="dxa"/>
+                  <w:hideMark/>
+                </w:tcPr>
+                <w:p>
+                  <w:pPr>
+                    <w:suppressAutoHyphens/>
+                    <w:spacing w:before="40" w:after="40"/>
+                    <w:jc w:val="both"/>
+                    <w:rPr>
+                      <w:rFonts w:eastAsia="Times New Roman"/>
+                      <w:sz w:val="28"/>
+                      <w:szCs w:val="28"/>
+                      <w:lang w:eastAsia="zh-CN"/>
+                    </w:rPr>
+                  </w:pPr>
+                  <w:r>
+                    <w:rPr>
+                      <w:noProof/>
+                    </w:rPr>
+                    <mc:AlternateContent>
+                      <mc:Choice Requires="wps">
+                        <w:drawing>
+                          <wp:anchor distT="0" distB="0" distL="114300" distR="114300" simplePos="0" relativeHeight="251673600" behindDoc="0" locked="0" layoutInCell="1" allowOverlap="1" wp14:anchorId="527B81DC" wp14:editId="109F5732">
+                            <wp:simplePos x="0" y="0"/>
+                            <wp:positionH relativeFrom="column">
+                              <wp:posOffset>659130</wp:posOffset>
+                            </wp:positionH>
+                            <wp:positionV relativeFrom="paragraph">
+                              <wp:posOffset>-2540</wp:posOffset>
+                            </wp:positionV>
+                            <wp:extent cx="259715" cy="234950"/>
+                            <wp:effectExtent l="0" t="0" r="26035" b="12700"/>
+                            <wp:wrapNone/>
+                            <wp:docPr id="108630353" name="Rectangle 410"/>
+                            <wp:cNvGraphicFramePr>
+                              <a:graphicFrameLocks xmlns:a="http://schemas.openxmlformats.org/drawingml/2006/main"/>
+                            </wp:cNvGraphicFramePr>
+                            <a:graphic xmlns:a="http://schemas.openxmlformats.org/drawingml/2006/main">
+                              <a:graphicData uri="http://schemas.microsoft.com/office/word/2010/wordprocessingShape">
+                                <wps:wsp>
+                                  <wps:cNvSpPr>
+                                    <a:spLocks noChangeArrowheads="1"/>
+                                  </wps:cNvSpPr>
+                                  <wps:spPr bwMode="auto">
+                                    <a:xfrm>
+                                      <a:off x="0" y="0"/>
+                                      <a:ext cx="259715" cy="234950"/>
+                                    </a:xfrm>
+                                    <a:prstGeom prst="rect">
+                                      <a:avLst/>
+                                    </a:prstGeom>
+                                    <a:solidFill>
+                                      <a:srgbClr val="FFFFFF"/>
+                                    </a:solidFill>
+                                    <a:ln w="9360" cap="sq">
+                                      <a:solidFill>
+                                        <a:srgbClr val="000000"/>
+                                      </a:solidFill>
+                                      <a:miter lim="800000"/>
+                                      <a:headEnd/>
+                                      <a:tailEnd/>
+                                    </a:ln>
+                                  </wps:spPr>
+                                  <wps:txbx>
+                                    <w:txbxContent>
+                                      <w:p>
+                                        <w:pPr>
+                                          <w:jc w:val="center"/>
+                                        </w:pPr>
+                                        <w:r>
+                                          <w:t>x</w:t>
+                                        </w:r>
+                                      </w:p>
+                                    </w:txbxContent>
+                                  </wps:txbx>
+                                  <wps:bodyPr rot="0" vert="horz" wrap="none" lIns="91440" tIns="45720" rIns="91440" bIns="45720" anchor="ctr" anchorCtr="0" upright="1">
+                                    <a:noAutofit/>
+                                  </wps:bodyPr>
+                                </wps:wsp>
+                              </a:graphicData>
+                            </a:graphic>
+                            <wp14:sizeRelH relativeFrom="page">
+                              <wp14:pctWidth>0</wp14:pctWidth>
+                            </wp14:sizeRelH>
+                            <wp14:sizeRelV relativeFrom="page">
+                              <wp14:pctHeight>0</wp14:pctHeight>
+                            </wp14:sizeRelV>
+                          </wp:anchor>
+                        </w:drawing>
+                      </mc:Choice>
+                      <mc:Fallback>
+                        <w:pict>
+                          <v:rect w14:anchorId="527B81DC" id="Rectangle 410" o:spid="_x0000_s1027" style="position:absolute;left:0;text-align:left;margin-left:51.9pt;margin-top:-.2pt;width:20.45pt;height:18.5pt;z-index:251673600;visibility:visible;mso-wrap-style:none;mso-width-percent:0;mso-height-percent:0;mso-wrap-distance-left:9pt;mso-wrap-distance-top:0;mso-wrap-distance-right:9pt;mso-wrap-distance-bottom:0;mso-position-horizontal:absolute;mso-position-horizontal-relative:text;mso-position-vertical:absolute;mso-position-vertical-relative:text;mso-width-percent:0;mso-height-percent:0;mso-width-relative:page;mso-height-relative:page;v-text-anchor:middle" o:gfxdata="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" strokeweight=".26mm">
+                            <v:stroke endcap="square"/>
+                            <v:textbox>
+                              <w:txbxContent>
+                                <w:p>
+                                  <w:pPr>
+                                    <w:jc w:val="center"/>
+                                  </w:pPr>
+                                  <w:r>
+                                    <w:t>x</w:t>
+                                  </w:r>
+                                </w:p>
+                              </w:txbxContent>
+                            </v:textbox>
+                          </v:rect>
+                        </w:pict>
+                      </mc:Fallback>
+                    </mc:AlternateContent>
+                  </w:r>
+                  <w:proofErr w:type="spellStart"/>
+                  <w:r>
+                    <w:rPr>
+                      <w:rFonts w:eastAsia="Times New Roman"/>
+                      <w:sz w:val="28"/>
+                      <w:szCs w:val="28"/>
+                      <w:lang w:eastAsia="zh-CN"/>
+                    </w:rPr>
+                    <w:t>Không</w:t>
+                  </w:r>
+                  <w:proofErr w:type="spellEnd"/>
+                </w:p>
+              </w:tc>
+            </w:tr>
+          </w:tbl>
+          <w:p>
+            <w:pPr>
+              <w:spacing w:before="40" w:after="40"/>
+              <w:jc w:val="both"/>
+              <w:rPr>
+                <w:sz w:val="28"/>
+                <w:szCs w:val="28"/>
+              </w:rPr>
+            </w:pPr>
           </w:p>
         </w:tc>
       </w:tr>
@@ -10066,10 +16860,9 @@
       </w:pPr>
       <w:r>
         <w:rPr>
-          <w:bCs/>
-          <w:sz w:val="28"/>
-          <w:szCs w:val="28"/>
-          <w:lang w:val="fr-FR"/>
+          <w:rFonts w:eastAsia="Times New Roman"/>
+          <w:sz w:val="28"/>
+          <w:szCs w:val="28"/>
         </w:rPr>
         <w:br w:type="page"/>
       </w:r>
@@ -10108,1037 +16901,8 @@
     </w:p>
     <w:p>
       <w:pPr>
-        <w:pStyle w:val="ListParagraph"/>
-        <w:numPr>
-          <w:ilvl w:val="0"/>
-          <w:numId w:val="2"/>
-        </w:numPr>
-        <w:rPr>
-          <w:lang w:val="fr-FR"/>
-        </w:rPr>
-      </w:pPr>
-      <w:proofErr w:type="spellStart"/>
-      <w:r>
-        <w:rPr>
-          <w:sz w:val="26"/>
-          <w:szCs w:val="26"/>
-          <w:lang w:val="fr-FR"/>
-        </w:rPr>
-        <w:t>Cập</w:t>
-      </w:r>
-      <w:proofErr w:type="spellEnd"/>
-      <w:r>
-        <w:rPr>
-          <w:sz w:val="26"/>
-          <w:szCs w:val="26"/>
-          <w:lang w:val="fr-FR"/>
-        </w:rPr>
-        <w:t xml:space="preserve"> </w:t>
-      </w:r>
-      <w:proofErr w:type="spellStart"/>
-      <w:r>
-        <w:rPr>
-          <w:sz w:val="26"/>
-          <w:szCs w:val="26"/>
-          <w:lang w:val="fr-FR"/>
-        </w:rPr>
-        <w:t>nhật</w:t>
-      </w:r>
-      <w:proofErr w:type="spellEnd"/>
-      <w:r>
-        <w:rPr>
-          <w:sz w:val="26"/>
-          <w:szCs w:val="26"/>
-          <w:lang w:val="fr-FR"/>
-        </w:rPr>
-        <w:t xml:space="preserve"> </w:t>
-      </w:r>
-      <w:proofErr w:type="spellStart"/>
-      <w:r>
-        <w:rPr>
-          <w:sz w:val="26"/>
-          <w:szCs w:val="26"/>
-          <w:lang w:val="fr-FR"/>
-        </w:rPr>
-        <w:t>địa</w:t>
-      </w:r>
-      <w:proofErr w:type="spellEnd"/>
-      <w:r>
-        <w:rPr>
-          <w:sz w:val="26"/>
-          <w:szCs w:val="26"/>
-          <w:lang w:val="fr-FR"/>
-        </w:rPr>
-        <w:t xml:space="preserve"> </w:t>
-      </w:r>
-      <w:proofErr w:type="spellStart"/>
-      <w:r>
-        <w:rPr>
-          <w:sz w:val="26"/>
-          <w:szCs w:val="26"/>
-          <w:lang w:val="fr-FR"/>
-        </w:rPr>
-        <w:t>chỉ</w:t>
-      </w:r>
-      <w:proofErr w:type="spellEnd"/>
-      <w:r>
-        <w:rPr>
-          <w:sz w:val="26"/>
-          <w:szCs w:val="26"/>
-          <w:lang w:val="fr-FR"/>
-        </w:rPr>
-        <w:t xml:space="preserve"> chi </w:t>
-      </w:r>
-      <w:proofErr w:type="spellStart"/>
-      <w:r>
-        <w:rPr>
-          <w:sz w:val="26"/>
-          <w:szCs w:val="26"/>
-          <w:lang w:val="fr-FR"/>
-        </w:rPr>
-        <w:t>nhánh</w:t>
-      </w:r>
-      <w:proofErr w:type="spellEnd"/>
-      <w:r>
-        <w:rPr>
-          <w:sz w:val="26"/>
-          <w:szCs w:val="26"/>
-          <w:lang w:val="fr-FR"/>
-        </w:rPr>
-        <w:t xml:space="preserve"> do </w:t>
-      </w:r>
-      <w:proofErr w:type="spellStart"/>
-      <w:r>
-        <w:rPr>
-          <w:sz w:val="26"/>
-          <w:szCs w:val="26"/>
-          <w:lang w:val="fr-FR"/>
-        </w:rPr>
-        <w:t>sáp</w:t>
-      </w:r>
-      <w:proofErr w:type="spellEnd"/>
-      <w:r>
-        <w:rPr>
-          <w:sz w:val="26"/>
-          <w:szCs w:val="26"/>
-          <w:lang w:val="fr-FR"/>
-        </w:rPr>
-        <w:t xml:space="preserve"> </w:t>
-      </w:r>
-      <w:proofErr w:type="spellStart"/>
-      <w:r>
-        <w:rPr>
-          <w:sz w:val="26"/>
-          <w:szCs w:val="26"/>
-          <w:lang w:val="fr-FR"/>
-        </w:rPr>
-        <w:t>nhập</w:t>
-      </w:r>
-      <w:proofErr w:type="spellEnd"/>
-      <w:r>
-        <w:rPr>
-          <w:sz w:val="26"/>
-          <w:szCs w:val="26"/>
-          <w:lang w:val="fr-FR"/>
-        </w:rPr>
-        <w:t xml:space="preserve"> </w:t>
-      </w:r>
-      <w:proofErr w:type="spellStart"/>
-      <w:r>
-        <w:rPr>
-          <w:sz w:val="26"/>
-          <w:szCs w:val="26"/>
-          <w:lang w:val="fr-FR"/>
-        </w:rPr>
-        <w:t>tỉnh</w:t>
-      </w:r>
-      <w:proofErr w:type="spellEnd"/>
-      <w:r>
-        <w:rPr>
-          <w:sz w:val="26"/>
-          <w:szCs w:val="26"/>
-          <w:lang w:val="fr-FR"/>
-        </w:rPr>
-        <w:t xml:space="preserve"> </w:t>
-      </w:r>
-      <w:proofErr w:type="spellStart"/>
-      <w:r>
-        <w:rPr>
-          <w:sz w:val="26"/>
-          <w:szCs w:val="26"/>
-          <w:lang w:val="fr-FR"/>
-        </w:rPr>
-        <w:t>thành</w:t>
-      </w:r>
-      <w:proofErr w:type="spellEnd"/>
-      <w:r>
-        <w:rPr>
-          <w:sz w:val="26"/>
-          <w:szCs w:val="26"/>
-          <w:lang w:val="fr-FR"/>
-        </w:rPr>
-        <w:t xml:space="preserve">: </w:t>
-      </w:r>
-      <w:proofErr w:type="spellStart"/>
-      <w:r>
-        <w:rPr>
-          <w:sz w:val="26"/>
-          <w:szCs w:val="26"/>
-          <w:lang w:val="fr-FR"/>
-        </w:rPr>
-        <w:t>Số</w:t>
-      </w:r>
-      <w:proofErr w:type="spellEnd"/>
-      <w:r>
-        <w:rPr>
-          <w:sz w:val="26"/>
-          <w:szCs w:val="26"/>
-          <w:lang w:val="fr-FR"/>
-        </w:rPr>
-        <w:t xml:space="preserve"> 792  ,</w:t>
-      </w:r>
-      <w:proofErr w:type="spellStart"/>
-      <w:r>
-        <w:rPr>
-          <w:sz w:val="26"/>
-          <w:szCs w:val="26"/>
-          <w:lang w:val="fr-FR"/>
-        </w:rPr>
-        <w:t>Đường</w:t>
-      </w:r>
-      <w:proofErr w:type="spellEnd"/>
-      <w:r>
-        <w:rPr>
-          <w:sz w:val="26"/>
-          <w:szCs w:val="26"/>
-          <w:lang w:val="fr-FR"/>
-        </w:rPr>
-        <w:t xml:space="preserve"> ĐH -604 ,Khu </w:t>
-      </w:r>
-      <w:proofErr w:type="spellStart"/>
-      <w:r>
-        <w:rPr>
-          <w:sz w:val="26"/>
-          <w:szCs w:val="26"/>
-          <w:lang w:val="fr-FR"/>
-        </w:rPr>
-        <w:t>Phố</w:t>
-      </w:r>
-      <w:proofErr w:type="spellEnd"/>
-      <w:r>
-        <w:rPr>
-          <w:sz w:val="26"/>
-          <w:szCs w:val="26"/>
-          <w:lang w:val="fr-FR"/>
-        </w:rPr>
-        <w:t xml:space="preserve"> 5, </w:t>
-      </w:r>
-      <w:proofErr w:type="spellStart"/>
-      <w:r>
-        <w:rPr>
-          <w:sz w:val="26"/>
-          <w:szCs w:val="26"/>
-          <w:lang w:val="fr-FR"/>
-        </w:rPr>
-        <w:t>phường</w:t>
-      </w:r>
-      <w:proofErr w:type="spellEnd"/>
-      <w:r>
-        <w:rPr>
-          <w:sz w:val="26"/>
-          <w:szCs w:val="26"/>
-          <w:lang w:val="fr-FR"/>
-        </w:rPr>
-        <w:t xml:space="preserve"> </w:t>
-      </w:r>
-      <w:proofErr w:type="spellStart"/>
-      <w:r>
-        <w:rPr>
-          <w:sz w:val="26"/>
-          <w:szCs w:val="26"/>
-          <w:lang w:val="fr-FR"/>
-        </w:rPr>
-        <w:t>Chánh</w:t>
-      </w:r>
-      <w:proofErr w:type="spellEnd"/>
-      <w:r>
-        <w:rPr>
-          <w:sz w:val="26"/>
-          <w:szCs w:val="26"/>
-          <w:lang w:val="fr-FR"/>
-        </w:rPr>
-        <w:t xml:space="preserve"> </w:t>
-      </w:r>
-      <w:proofErr w:type="spellStart"/>
-      <w:r>
-        <w:rPr>
-          <w:sz w:val="26"/>
-          <w:szCs w:val="26"/>
-          <w:lang w:val="fr-FR"/>
-        </w:rPr>
-        <w:t>Phú</w:t>
-      </w:r>
-      <w:proofErr w:type="spellEnd"/>
-      <w:r>
-        <w:rPr>
-          <w:sz w:val="26"/>
-          <w:szCs w:val="26"/>
-          <w:lang w:val="fr-FR"/>
-        </w:rPr>
-        <w:t xml:space="preserve"> </w:t>
-      </w:r>
-      <w:proofErr w:type="spellStart"/>
-      <w:r>
-        <w:rPr>
-          <w:sz w:val="26"/>
-          <w:szCs w:val="26"/>
-          <w:lang w:val="fr-FR"/>
-        </w:rPr>
-        <w:t>Hòa</w:t>
-      </w:r>
-      <w:proofErr w:type="spellEnd"/>
-      <w:r>
-        <w:rPr>
-          <w:sz w:val="26"/>
-          <w:szCs w:val="26"/>
-          <w:lang w:val="fr-FR"/>
-        </w:rPr>
-        <w:t xml:space="preserve">, </w:t>
-      </w:r>
-      <w:proofErr w:type="spellStart"/>
-      <w:r>
-        <w:rPr>
-          <w:sz w:val="26"/>
-          <w:szCs w:val="26"/>
-          <w:lang w:val="fr-FR"/>
-        </w:rPr>
-        <w:t>thành</w:t>
-      </w:r>
-      <w:proofErr w:type="spellEnd"/>
-      <w:r>
-        <w:rPr>
-          <w:sz w:val="26"/>
-          <w:szCs w:val="26"/>
-          <w:lang w:val="fr-FR"/>
-        </w:rPr>
-        <w:t xml:space="preserve"> </w:t>
-      </w:r>
-      <w:proofErr w:type="spellStart"/>
-      <w:r>
-        <w:rPr>
-          <w:sz w:val="26"/>
-          <w:szCs w:val="26"/>
-          <w:lang w:val="fr-FR"/>
-        </w:rPr>
-        <w:t>phố</w:t>
-      </w:r>
-      <w:proofErr w:type="spellEnd"/>
-      <w:r>
-        <w:rPr>
-          <w:sz w:val="26"/>
-          <w:szCs w:val="26"/>
-          <w:lang w:val="fr-FR"/>
-        </w:rPr>
-        <w:t xml:space="preserve"> </w:t>
-      </w:r>
-      <w:proofErr w:type="spellStart"/>
-      <w:r>
-        <w:rPr>
-          <w:sz w:val="26"/>
-          <w:szCs w:val="26"/>
-          <w:lang w:val="fr-FR"/>
-        </w:rPr>
-        <w:t>Hồ</w:t>
-      </w:r>
-      <w:proofErr w:type="spellEnd"/>
-      <w:r>
-        <w:rPr>
-          <w:sz w:val="26"/>
-          <w:szCs w:val="26"/>
-          <w:lang w:val="fr-FR"/>
-        </w:rPr>
-        <w:t xml:space="preserve"> Chí Minh, Việt Nam</w:t>
-      </w:r>
-    </w:p>
-    <w:p>
-      <w:pPr>
-        <w:pStyle w:val="ListParagraph"/>
-        <w:numPr>
-          <w:ilvl w:val="0"/>
-          <w:numId w:val="2"/>
-        </w:numPr>
-        <w:rPr>
-          <w:lang w:val="fr-FR"/>
-        </w:rPr>
-      </w:pPr>
-      <w:proofErr w:type="spellStart"/>
-      <w:r>
-        <w:rPr>
-          <w:sz w:val="26"/>
-          <w:szCs w:val="26"/>
-          <w:lang w:val="fr-FR"/>
-        </w:rPr>
-        <w:t>Cập</w:t>
-      </w:r>
-      <w:proofErr w:type="spellEnd"/>
-      <w:r>
-        <w:rPr>
-          <w:sz w:val="26"/>
-          <w:szCs w:val="26"/>
-          <w:lang w:val="fr-FR"/>
-        </w:rPr>
-        <w:t xml:space="preserve"> </w:t>
-      </w:r>
-      <w:proofErr w:type="spellStart"/>
-      <w:r>
-        <w:rPr>
-          <w:sz w:val="26"/>
-          <w:szCs w:val="26"/>
-          <w:lang w:val="fr-FR"/>
-        </w:rPr>
-        <w:t>nhật</w:t>
-      </w:r>
-      <w:proofErr w:type="spellEnd"/>
-      <w:r>
-        <w:rPr>
-          <w:sz w:val="26"/>
-          <w:szCs w:val="26"/>
-          <w:lang w:val="fr-FR"/>
-        </w:rPr>
-        <w:t xml:space="preserve"> </w:t>
-      </w:r>
-      <w:proofErr w:type="spellStart"/>
-      <w:r>
-        <w:rPr>
-          <w:sz w:val="26"/>
-          <w:szCs w:val="26"/>
-          <w:lang w:val="fr-FR"/>
-        </w:rPr>
-        <w:t>địa</w:t>
-      </w:r>
-      <w:proofErr w:type="spellEnd"/>
-      <w:r>
-        <w:rPr>
-          <w:sz w:val="26"/>
-          <w:szCs w:val="26"/>
-          <w:lang w:val="fr-FR"/>
-        </w:rPr>
-        <w:t xml:space="preserve"> </w:t>
-      </w:r>
-      <w:proofErr w:type="spellStart"/>
-      <w:r>
-        <w:rPr>
-          <w:sz w:val="26"/>
-          <w:szCs w:val="26"/>
-          <w:lang w:val="fr-FR"/>
-        </w:rPr>
-        <w:t>chỉ</w:t>
-      </w:r>
-      <w:proofErr w:type="spellEnd"/>
-      <w:r>
-        <w:rPr>
-          <w:sz w:val="26"/>
-          <w:szCs w:val="26"/>
-          <w:lang w:val="fr-FR"/>
-        </w:rPr>
-        <w:t xml:space="preserve"> </w:t>
-      </w:r>
-      <w:proofErr w:type="spellStart"/>
-      <w:r>
-        <w:rPr>
-          <w:sz w:val="26"/>
-          <w:szCs w:val="26"/>
-          <w:lang w:val="fr-FR"/>
-        </w:rPr>
-        <w:t>nhận</w:t>
-      </w:r>
-      <w:proofErr w:type="spellEnd"/>
-      <w:r>
-        <w:rPr>
-          <w:sz w:val="26"/>
-          <w:szCs w:val="26"/>
-          <w:lang w:val="fr-FR"/>
-        </w:rPr>
-        <w:t xml:space="preserve"> </w:t>
-      </w:r>
-      <w:proofErr w:type="spellStart"/>
-      <w:r>
-        <w:rPr>
-          <w:sz w:val="26"/>
-          <w:szCs w:val="26"/>
-          <w:lang w:val="fr-FR"/>
-        </w:rPr>
-        <w:t>thông</w:t>
-      </w:r>
-      <w:proofErr w:type="spellEnd"/>
-      <w:r>
-        <w:rPr>
-          <w:sz w:val="26"/>
-          <w:szCs w:val="26"/>
-          <w:lang w:val="fr-FR"/>
-        </w:rPr>
-        <w:t xml:space="preserve"> </w:t>
-      </w:r>
-      <w:proofErr w:type="spellStart"/>
-      <w:r>
-        <w:rPr>
-          <w:sz w:val="26"/>
-          <w:szCs w:val="26"/>
-          <w:lang w:val="fr-FR"/>
-        </w:rPr>
-        <w:t>báo</w:t>
-      </w:r>
-      <w:proofErr w:type="spellEnd"/>
-      <w:r>
-        <w:rPr>
-          <w:sz w:val="26"/>
-          <w:szCs w:val="26"/>
-          <w:lang w:val="fr-FR"/>
-        </w:rPr>
-        <w:t xml:space="preserve"> </w:t>
-      </w:r>
-      <w:proofErr w:type="spellStart"/>
-      <w:r>
-        <w:rPr>
-          <w:sz w:val="26"/>
-          <w:szCs w:val="26"/>
-          <w:lang w:val="fr-FR"/>
-        </w:rPr>
-        <w:t>thuế</w:t>
-      </w:r>
-      <w:proofErr w:type="spellEnd"/>
-      <w:r>
-        <w:rPr>
-          <w:sz w:val="26"/>
-          <w:szCs w:val="26"/>
-          <w:lang w:val="fr-FR"/>
-        </w:rPr>
-        <w:t xml:space="preserve"> do </w:t>
-      </w:r>
-      <w:proofErr w:type="spellStart"/>
-      <w:r>
-        <w:rPr>
-          <w:sz w:val="26"/>
-          <w:szCs w:val="26"/>
-          <w:lang w:val="fr-FR"/>
-        </w:rPr>
-        <w:t>sáp</w:t>
-      </w:r>
-      <w:proofErr w:type="spellEnd"/>
-      <w:r>
-        <w:rPr>
-          <w:sz w:val="26"/>
-          <w:szCs w:val="26"/>
-          <w:lang w:val="fr-FR"/>
-        </w:rPr>
-        <w:t xml:space="preserve"> </w:t>
-      </w:r>
-      <w:proofErr w:type="spellStart"/>
-      <w:r>
-        <w:rPr>
-          <w:sz w:val="26"/>
-          <w:szCs w:val="26"/>
-          <w:lang w:val="fr-FR"/>
-        </w:rPr>
-        <w:t>nhập</w:t>
-      </w:r>
-      <w:proofErr w:type="spellEnd"/>
-      <w:r>
-        <w:rPr>
-          <w:sz w:val="26"/>
-          <w:szCs w:val="26"/>
-          <w:lang w:val="fr-FR"/>
-        </w:rPr>
-        <w:t xml:space="preserve"> </w:t>
-      </w:r>
-      <w:proofErr w:type="spellStart"/>
-      <w:r>
-        <w:rPr>
-          <w:sz w:val="26"/>
-          <w:szCs w:val="26"/>
-          <w:lang w:val="fr-FR"/>
-        </w:rPr>
-        <w:t>tỉnh</w:t>
-      </w:r>
-      <w:proofErr w:type="spellEnd"/>
-      <w:r>
-        <w:rPr>
-          <w:sz w:val="26"/>
-          <w:szCs w:val="26"/>
-          <w:lang w:val="fr-FR"/>
-        </w:rPr>
-        <w:t xml:space="preserve"> </w:t>
-      </w:r>
-      <w:proofErr w:type="spellStart"/>
-      <w:r>
-        <w:rPr>
-          <w:sz w:val="26"/>
-          <w:szCs w:val="26"/>
-          <w:lang w:val="fr-FR"/>
-        </w:rPr>
-        <w:t>thành</w:t>
-      </w:r>
-      <w:proofErr w:type="spellEnd"/>
-      <w:r>
-        <w:rPr>
-          <w:sz w:val="26"/>
-          <w:szCs w:val="26"/>
-          <w:lang w:val="fr-FR"/>
-        </w:rPr>
-        <w:t xml:space="preserve"> : </w:t>
-      </w:r>
-      <w:proofErr w:type="spellStart"/>
-      <w:r>
-        <w:rPr>
-          <w:sz w:val="26"/>
-          <w:szCs w:val="26"/>
-          <w:lang w:val="fr-FR"/>
-        </w:rPr>
-        <w:t>Số</w:t>
-      </w:r>
-      <w:proofErr w:type="spellEnd"/>
-      <w:r>
-        <w:rPr>
-          <w:sz w:val="26"/>
-          <w:szCs w:val="26"/>
-          <w:lang w:val="fr-FR"/>
-        </w:rPr>
-        <w:t xml:space="preserve"> 792  ,</w:t>
-      </w:r>
-      <w:proofErr w:type="spellStart"/>
-      <w:r>
-        <w:rPr>
-          <w:sz w:val="26"/>
-          <w:szCs w:val="26"/>
-          <w:lang w:val="fr-FR"/>
-        </w:rPr>
-        <w:t>Đường</w:t>
-      </w:r>
-      <w:proofErr w:type="spellEnd"/>
-      <w:r>
-        <w:rPr>
-          <w:sz w:val="26"/>
-          <w:szCs w:val="26"/>
-          <w:lang w:val="fr-FR"/>
-        </w:rPr>
-        <w:t xml:space="preserve"> ĐH -604 ,Khu </w:t>
-      </w:r>
-      <w:proofErr w:type="spellStart"/>
-      <w:r>
-        <w:rPr>
-          <w:sz w:val="26"/>
-          <w:szCs w:val="26"/>
-          <w:lang w:val="fr-FR"/>
-        </w:rPr>
-        <w:t>Phố</w:t>
-      </w:r>
-      <w:proofErr w:type="spellEnd"/>
-      <w:r>
-        <w:rPr>
-          <w:sz w:val="26"/>
-          <w:szCs w:val="26"/>
-          <w:lang w:val="fr-FR"/>
-        </w:rPr>
-        <w:t xml:space="preserve"> 5, </w:t>
-      </w:r>
-      <w:proofErr w:type="spellStart"/>
-      <w:r>
-        <w:rPr>
-          <w:sz w:val="26"/>
-          <w:szCs w:val="26"/>
-          <w:lang w:val="fr-FR"/>
-        </w:rPr>
-        <w:t>phường</w:t>
-      </w:r>
-      <w:proofErr w:type="spellEnd"/>
-      <w:r>
-        <w:rPr>
-          <w:sz w:val="26"/>
-          <w:szCs w:val="26"/>
-          <w:lang w:val="fr-FR"/>
-        </w:rPr>
-        <w:t xml:space="preserve"> </w:t>
-      </w:r>
-      <w:proofErr w:type="spellStart"/>
-      <w:r>
-        <w:rPr>
-          <w:sz w:val="26"/>
-          <w:szCs w:val="26"/>
-          <w:lang w:val="fr-FR"/>
-        </w:rPr>
-        <w:t>Chánh</w:t>
-      </w:r>
-      <w:proofErr w:type="spellEnd"/>
-      <w:r>
-        <w:rPr>
-          <w:sz w:val="26"/>
-          <w:szCs w:val="26"/>
-          <w:lang w:val="fr-FR"/>
-        </w:rPr>
-        <w:t xml:space="preserve"> </w:t>
-      </w:r>
-      <w:proofErr w:type="spellStart"/>
-      <w:r>
-        <w:rPr>
-          <w:sz w:val="26"/>
-          <w:szCs w:val="26"/>
-          <w:lang w:val="fr-FR"/>
-        </w:rPr>
-        <w:t>Phú</w:t>
-      </w:r>
-      <w:proofErr w:type="spellEnd"/>
-      <w:r>
-        <w:rPr>
-          <w:sz w:val="26"/>
-          <w:szCs w:val="26"/>
-          <w:lang w:val="fr-FR"/>
-        </w:rPr>
-        <w:t xml:space="preserve"> </w:t>
-      </w:r>
-      <w:proofErr w:type="spellStart"/>
-      <w:r>
-        <w:rPr>
-          <w:sz w:val="26"/>
-          <w:szCs w:val="26"/>
-          <w:lang w:val="fr-FR"/>
-        </w:rPr>
-        <w:t>Hòa</w:t>
-      </w:r>
-      <w:proofErr w:type="spellEnd"/>
-      <w:r>
-        <w:rPr>
-          <w:sz w:val="26"/>
-          <w:szCs w:val="26"/>
-          <w:lang w:val="fr-FR"/>
-        </w:rPr>
-        <w:t xml:space="preserve">, </w:t>
-      </w:r>
-      <w:proofErr w:type="spellStart"/>
-      <w:r>
-        <w:rPr>
-          <w:sz w:val="26"/>
-          <w:szCs w:val="26"/>
-          <w:lang w:val="fr-FR"/>
-        </w:rPr>
-        <w:t>thành</w:t>
-      </w:r>
-      <w:proofErr w:type="spellEnd"/>
-      <w:r>
-        <w:rPr>
-          <w:sz w:val="26"/>
-          <w:szCs w:val="26"/>
-          <w:lang w:val="fr-FR"/>
-        </w:rPr>
-        <w:t xml:space="preserve"> </w:t>
-      </w:r>
-      <w:proofErr w:type="spellStart"/>
-      <w:r>
-        <w:rPr>
-          <w:sz w:val="26"/>
-          <w:szCs w:val="26"/>
-          <w:lang w:val="fr-FR"/>
-        </w:rPr>
-        <w:t>phố</w:t>
-      </w:r>
-      <w:proofErr w:type="spellEnd"/>
-      <w:r>
-        <w:rPr>
-          <w:sz w:val="26"/>
-          <w:szCs w:val="26"/>
-          <w:lang w:val="fr-FR"/>
-        </w:rPr>
-        <w:t xml:space="preserve"> </w:t>
-      </w:r>
-      <w:proofErr w:type="spellStart"/>
-      <w:r>
-        <w:rPr>
-          <w:sz w:val="26"/>
-          <w:szCs w:val="26"/>
-          <w:lang w:val="fr-FR"/>
-        </w:rPr>
-        <w:t>Hồ</w:t>
-      </w:r>
-      <w:proofErr w:type="spellEnd"/>
-      <w:r>
-        <w:rPr>
-          <w:sz w:val="26"/>
-          <w:szCs w:val="26"/>
-          <w:lang w:val="fr-FR"/>
-        </w:rPr>
-        <w:t xml:space="preserve"> Chí Minh, Việt Nam</w:t>
-      </w:r>
-    </w:p>
-    <w:p>
-      <w:pPr>
-        <w:pStyle w:val="ListParagraph"/>
-        <w:numPr>
-          <w:ilvl w:val="0"/>
-          <w:numId w:val="2"/>
-        </w:numPr>
-        <w:rPr>
-          <w:lang w:val="fr-FR"/>
-        </w:rPr>
-      </w:pPr>
-      <w:proofErr w:type="spellStart"/>
-      <w:r>
-        <w:rPr>
-          <w:sz w:val="26"/>
-          <w:szCs w:val="26"/>
-          <w:lang w:val="fr-FR"/>
-        </w:rPr>
-        <w:t>Cập</w:t>
-      </w:r>
-      <w:proofErr w:type="spellEnd"/>
-      <w:r>
-        <w:rPr>
-          <w:sz w:val="26"/>
-          <w:szCs w:val="26"/>
-          <w:lang w:val="fr-FR"/>
-        </w:rPr>
-        <w:t xml:space="preserve"> </w:t>
-      </w:r>
-      <w:proofErr w:type="spellStart"/>
-      <w:r>
-        <w:rPr>
-          <w:sz w:val="26"/>
-          <w:szCs w:val="26"/>
-          <w:lang w:val="fr-FR"/>
-        </w:rPr>
-        <w:t>nhật</w:t>
-      </w:r>
-      <w:proofErr w:type="spellEnd"/>
-      <w:r>
-        <w:rPr>
-          <w:sz w:val="26"/>
-          <w:szCs w:val="26"/>
-          <w:lang w:val="fr-FR"/>
-        </w:rPr>
-        <w:t xml:space="preserve"> </w:t>
-      </w:r>
-      <w:proofErr w:type="spellStart"/>
-      <w:r>
-        <w:rPr>
-          <w:sz w:val="26"/>
-          <w:szCs w:val="26"/>
-          <w:lang w:val="fr-FR"/>
-        </w:rPr>
-        <w:t>số</w:t>
-      </w:r>
-      <w:proofErr w:type="spellEnd"/>
-      <w:r>
-        <w:rPr>
-          <w:sz w:val="26"/>
-          <w:szCs w:val="26"/>
-          <w:lang w:val="fr-FR"/>
-        </w:rPr>
-        <w:t xml:space="preserve"> </w:t>
-      </w:r>
-      <w:proofErr w:type="spellStart"/>
-      <w:r>
-        <w:rPr>
-          <w:sz w:val="26"/>
-          <w:szCs w:val="26"/>
-          <w:lang w:val="fr-FR"/>
-        </w:rPr>
-        <w:t>điện</w:t>
-      </w:r>
-      <w:proofErr w:type="spellEnd"/>
-      <w:r>
-        <w:rPr>
-          <w:sz w:val="26"/>
-          <w:szCs w:val="26"/>
-          <w:lang w:val="fr-FR"/>
-        </w:rPr>
-        <w:t xml:space="preserve"> </w:t>
-      </w:r>
-      <w:proofErr w:type="spellStart"/>
-      <w:r>
-        <w:rPr>
-          <w:sz w:val="26"/>
-          <w:szCs w:val="26"/>
-          <w:lang w:val="fr-FR"/>
-        </w:rPr>
-        <w:t>thoại</w:t>
-      </w:r>
-      <w:proofErr w:type="spellEnd"/>
-      <w:r>
-        <w:rPr>
-          <w:sz w:val="26"/>
-          <w:szCs w:val="26"/>
-          <w:lang w:val="fr-FR"/>
-        </w:rPr>
-        <w:t xml:space="preserve"> </w:t>
-      </w:r>
-      <w:proofErr w:type="spellStart"/>
-      <w:r>
-        <w:rPr>
-          <w:sz w:val="26"/>
-          <w:szCs w:val="26"/>
-          <w:lang w:val="fr-FR"/>
-        </w:rPr>
-        <w:t>trong</w:t>
-      </w:r>
-      <w:proofErr w:type="spellEnd"/>
-      <w:r>
-        <w:rPr>
-          <w:sz w:val="26"/>
-          <w:szCs w:val="26"/>
-          <w:lang w:val="fr-FR"/>
-        </w:rPr>
-        <w:t xml:space="preserve"> </w:t>
-      </w:r>
-      <w:proofErr w:type="spellStart"/>
-      <w:r>
-        <w:rPr>
-          <w:sz w:val="26"/>
-          <w:szCs w:val="26"/>
-          <w:lang w:val="fr-FR"/>
-        </w:rPr>
-        <w:t>thông</w:t>
-      </w:r>
-      <w:proofErr w:type="spellEnd"/>
-      <w:r>
-        <w:rPr>
-          <w:sz w:val="26"/>
-          <w:szCs w:val="26"/>
-          <w:lang w:val="fr-FR"/>
-        </w:rPr>
-        <w:t xml:space="preserve"> tin </w:t>
-      </w:r>
-      <w:proofErr w:type="spellStart"/>
-      <w:r>
-        <w:rPr>
-          <w:sz w:val="26"/>
-          <w:szCs w:val="26"/>
-          <w:lang w:val="fr-FR"/>
-        </w:rPr>
-        <w:t>địa</w:t>
-      </w:r>
-      <w:proofErr w:type="spellEnd"/>
-      <w:r>
-        <w:rPr>
-          <w:sz w:val="26"/>
-          <w:szCs w:val="26"/>
-          <w:lang w:val="fr-FR"/>
-        </w:rPr>
-        <w:t xml:space="preserve"> </w:t>
-      </w:r>
-      <w:proofErr w:type="spellStart"/>
-      <w:r>
-        <w:rPr>
-          <w:sz w:val="26"/>
-          <w:szCs w:val="26"/>
-          <w:lang w:val="fr-FR"/>
-        </w:rPr>
-        <w:t>chỉ</w:t>
-      </w:r>
-      <w:proofErr w:type="spellEnd"/>
-      <w:r>
-        <w:rPr>
-          <w:sz w:val="26"/>
-          <w:szCs w:val="26"/>
-          <w:lang w:val="fr-FR"/>
-        </w:rPr>
-        <w:t xml:space="preserve"> </w:t>
-      </w:r>
-      <w:proofErr w:type="spellStart"/>
-      <w:r>
-        <w:rPr>
-          <w:sz w:val="26"/>
-          <w:szCs w:val="26"/>
-          <w:lang w:val="fr-FR"/>
-        </w:rPr>
-        <w:t>và</w:t>
-      </w:r>
-      <w:proofErr w:type="spellEnd"/>
-      <w:r>
-        <w:rPr>
-          <w:sz w:val="26"/>
-          <w:szCs w:val="26"/>
-          <w:lang w:val="fr-FR"/>
-        </w:rPr>
-        <w:t xml:space="preserve"> </w:t>
-      </w:r>
-      <w:proofErr w:type="spellStart"/>
-      <w:r>
-        <w:rPr>
-          <w:sz w:val="26"/>
-          <w:szCs w:val="26"/>
-          <w:lang w:val="fr-FR"/>
-        </w:rPr>
-        <w:t>thông</w:t>
-      </w:r>
-      <w:proofErr w:type="spellEnd"/>
-      <w:r>
-        <w:rPr>
-          <w:sz w:val="26"/>
-          <w:szCs w:val="26"/>
-          <w:lang w:val="fr-FR"/>
-        </w:rPr>
-        <w:t xml:space="preserve"> tin </w:t>
-      </w:r>
-      <w:proofErr w:type="spellStart"/>
-      <w:r>
-        <w:rPr>
-          <w:sz w:val="26"/>
-          <w:szCs w:val="26"/>
-          <w:lang w:val="fr-FR"/>
-        </w:rPr>
-        <w:t>thuế</w:t>
-      </w:r>
-      <w:proofErr w:type="spellEnd"/>
-      <w:r>
-        <w:rPr>
-          <w:sz w:val="26"/>
-          <w:szCs w:val="26"/>
-          <w:lang w:val="fr-FR"/>
-        </w:rPr>
-        <w:t>: 0962952873</w:t>
-      </w:r>
-    </w:p>
-    <w:p>
-      <w:pPr>
-        <w:tabs>
-          <w:tab w:val="left" w:leader="dot" w:pos="9072"/>
-        </w:tabs>
-        <w:spacing w:after="120"/>
-        <w:jc w:val="both"/>
-        <w:rPr>
-          <w:sz w:val="28"/>
-          <w:szCs w:val="28"/>
-          <w:lang w:val="fr-FR"/>
-        </w:rPr>
-      </w:pPr>
-    </w:p>
-    <w:p>
-      <w:pPr>
-        <w:spacing w:before="60" w:after="60"/>
-        <w:ind w:firstLine="709"/>
-        <w:jc w:val="both"/>
-        <w:rPr>
-          <w:b/>
-          <w:bCs/>
-          <w:kern w:val="28"/>
-          <w:sz w:val="28"/>
-          <w:szCs w:val="32"/>
-          <w:lang w:val="fr-FR" w:eastAsia="x-none"/>
-        </w:rPr>
-      </w:pPr>
-      <w:r>
-        <w:rPr>
-          <w:b/>
-          <w:bCs/>
-          <w:kern w:val="28"/>
-          <w:sz w:val="28"/>
-          <w:szCs w:val="32"/>
-          <w:lang w:val="fr-FR" w:eastAsia="x-none"/>
-        </w:rPr>
-        <w:br w:type="page"/>
-      </w:r>
-    </w:p>
-    <w:p>
-      <w:pPr>
         <w:pStyle w:val="Heading1"/>
+        <w:ind w:left="-567" w:right="-426"/>
         <w:jc w:val="center"/>
         <w:rPr>
           <w:rFonts w:ascii="Times New Roman" w:hAnsi="Times New Roman" w:cs="Times New Roman"/>
@@ -11152,7 +16916,6 @@
           <w:color w:val="auto"/>
           <w:lang w:val="nl-NL"/>
         </w:rPr>
-        <w:lastRenderedPageBreak/>
         <w:t>C. ĐỀ NGHỊ HIỆU ĐÍNH THÔNG TIN ĐĂNG KÝ HOẠT ĐỘNG</w:t>
       </w:r>
       <w:r>
@@ -11567,7 +17330,7 @@
                 <w:szCs w:val="26"/>
                 <w:vertAlign w:val="superscript"/>
               </w:rPr>
-              <w:footnoteReference w:id="3"/>
+              <w:footnoteReference w:id="5"/>
             </w:r>
           </w:p>
           <w:p>
@@ -12833,6 +18596,2000 @@
     </w:p>
   </w:footnote>
   <w:footnote w:id="3">
+    <w:p>
+      <w:pPr>
+        <w:pStyle w:val="FootnoteText"/>
+        <w:jc w:val="both"/>
+        <w:rPr>
+          <w:spacing w:val="-10"/>
+        </w:rPr>
+      </w:pPr>
+      <w:r>
+        <w:rPr>
+          <w:rStyle w:val="FootnoteReference"/>
+          <w:spacing w:val="-10"/>
+        </w:rPr>
+        <w:footnoteRef/>
+      </w:r>
+      <w:r>
+        <w:rPr>
+          <w:spacing w:val="-10"/>
+        </w:rPr>
+        <w:t xml:space="preserve"> Trường </w:t>
+      </w:r>
+      <w:proofErr w:type="spellStart"/>
+      <w:r>
+        <w:rPr>
+          <w:spacing w:val="-10"/>
+        </w:rPr>
+        <w:t>hợp</w:t>
+      </w:r>
+      <w:proofErr w:type="spellEnd"/>
+      <w:r>
+        <w:rPr>
+          <w:spacing w:val="-10"/>
+        </w:rPr>
+        <w:t xml:space="preserve"> chi </w:t>
+      </w:r>
+      <w:proofErr w:type="spellStart"/>
+      <w:r>
+        <w:rPr>
+          <w:spacing w:val="-10"/>
+        </w:rPr>
+        <w:t>nhánh</w:t>
+      </w:r>
+      <w:proofErr w:type="spellEnd"/>
+      <w:r>
+        <w:rPr>
+          <w:spacing w:val="-10"/>
+        </w:rPr>
+        <w:t>/</w:t>
+      </w:r>
+      <w:proofErr w:type="spellStart"/>
+      <w:r>
+        <w:rPr>
+          <w:spacing w:val="-10"/>
+        </w:rPr>
+        <w:t>văn</w:t>
+      </w:r>
+      <w:proofErr w:type="spellEnd"/>
+      <w:r>
+        <w:rPr>
+          <w:spacing w:val="-10"/>
+        </w:rPr>
+        <w:t xml:space="preserve"> </w:t>
+      </w:r>
+      <w:proofErr w:type="spellStart"/>
+      <w:r>
+        <w:rPr>
+          <w:spacing w:val="-10"/>
+        </w:rPr>
+        <w:t>phòng</w:t>
+      </w:r>
+      <w:proofErr w:type="spellEnd"/>
+      <w:r>
+        <w:rPr>
+          <w:spacing w:val="-10"/>
+        </w:rPr>
+        <w:t xml:space="preserve"> </w:t>
+      </w:r>
+      <w:proofErr w:type="spellStart"/>
+      <w:r>
+        <w:rPr>
+          <w:spacing w:val="-10"/>
+        </w:rPr>
+        <w:t>đại</w:t>
+      </w:r>
+      <w:proofErr w:type="spellEnd"/>
+      <w:r>
+        <w:rPr>
+          <w:spacing w:val="-10"/>
+        </w:rPr>
+        <w:t xml:space="preserve"> </w:t>
+      </w:r>
+      <w:proofErr w:type="spellStart"/>
+      <w:r>
+        <w:rPr>
+          <w:spacing w:val="-10"/>
+        </w:rPr>
+        <w:t>diện</w:t>
+      </w:r>
+      <w:proofErr w:type="spellEnd"/>
+      <w:r>
+        <w:rPr>
+          <w:spacing w:val="-10"/>
+        </w:rPr>
+        <w:t>/</w:t>
+      </w:r>
+      <w:proofErr w:type="spellStart"/>
+      <w:r>
+        <w:rPr>
+          <w:spacing w:val="-10"/>
+        </w:rPr>
+        <w:t>địa</w:t>
+      </w:r>
+      <w:proofErr w:type="spellEnd"/>
+      <w:r>
+        <w:rPr>
+          <w:spacing w:val="-10"/>
+        </w:rPr>
+        <w:t xml:space="preserve"> </w:t>
+      </w:r>
+      <w:proofErr w:type="spellStart"/>
+      <w:r>
+        <w:rPr>
+          <w:spacing w:val="-10"/>
+        </w:rPr>
+        <w:t>điểm</w:t>
+      </w:r>
+      <w:proofErr w:type="spellEnd"/>
+      <w:r>
+        <w:rPr>
+          <w:spacing w:val="-10"/>
+        </w:rPr>
+        <w:t xml:space="preserve"> </w:t>
+      </w:r>
+      <w:proofErr w:type="spellStart"/>
+      <w:r>
+        <w:rPr>
+          <w:spacing w:val="-10"/>
+        </w:rPr>
+        <w:t>kinh</w:t>
+      </w:r>
+      <w:proofErr w:type="spellEnd"/>
+      <w:r>
+        <w:rPr>
+          <w:spacing w:val="-10"/>
+        </w:rPr>
+        <w:t xml:space="preserve"> </w:t>
+      </w:r>
+      <w:proofErr w:type="spellStart"/>
+      <w:r>
+        <w:rPr>
+          <w:spacing w:val="-10"/>
+        </w:rPr>
+        <w:t>doanh</w:t>
+      </w:r>
+      <w:proofErr w:type="spellEnd"/>
+      <w:r>
+        <w:rPr>
+          <w:spacing w:val="-10"/>
+        </w:rPr>
+        <w:t xml:space="preserve"> </w:t>
+      </w:r>
+      <w:proofErr w:type="spellStart"/>
+      <w:r>
+        <w:rPr>
+          <w:spacing w:val="-10"/>
+        </w:rPr>
+        <w:t>được</w:t>
+      </w:r>
+      <w:proofErr w:type="spellEnd"/>
+      <w:r>
+        <w:rPr>
+          <w:spacing w:val="-10"/>
+        </w:rPr>
+        <w:t xml:space="preserve"> </w:t>
+      </w:r>
+      <w:proofErr w:type="spellStart"/>
+      <w:r>
+        <w:rPr>
+          <w:spacing w:val="-10"/>
+        </w:rPr>
+        <w:t>cấp</w:t>
+      </w:r>
+      <w:proofErr w:type="spellEnd"/>
+      <w:r>
+        <w:rPr>
+          <w:spacing w:val="-10"/>
+        </w:rPr>
+        <w:t xml:space="preserve"> </w:t>
+      </w:r>
+      <w:proofErr w:type="spellStart"/>
+      <w:r>
+        <w:rPr>
+          <w:spacing w:val="-10"/>
+        </w:rPr>
+        <w:t>Giấy</w:t>
+      </w:r>
+      <w:proofErr w:type="spellEnd"/>
+      <w:r>
+        <w:rPr>
+          <w:spacing w:val="-10"/>
+        </w:rPr>
+        <w:t xml:space="preserve"> </w:t>
+      </w:r>
+      <w:proofErr w:type="spellStart"/>
+      <w:r>
+        <w:rPr>
+          <w:spacing w:val="-10"/>
+        </w:rPr>
+        <w:t>chứng</w:t>
+      </w:r>
+      <w:proofErr w:type="spellEnd"/>
+      <w:r>
+        <w:rPr>
+          <w:spacing w:val="-10"/>
+        </w:rPr>
+        <w:t xml:space="preserve"> </w:t>
+      </w:r>
+      <w:proofErr w:type="spellStart"/>
+      <w:r>
+        <w:rPr>
+          <w:spacing w:val="-10"/>
+        </w:rPr>
+        <w:t>nhận</w:t>
+      </w:r>
+      <w:proofErr w:type="spellEnd"/>
+      <w:r>
+        <w:rPr>
+          <w:spacing w:val="-10"/>
+        </w:rPr>
+        <w:t xml:space="preserve"> </w:t>
+      </w:r>
+      <w:proofErr w:type="spellStart"/>
+      <w:r>
+        <w:rPr>
+          <w:spacing w:val="-10"/>
+        </w:rPr>
+        <w:t>đăng</w:t>
+      </w:r>
+      <w:proofErr w:type="spellEnd"/>
+      <w:r>
+        <w:rPr>
+          <w:spacing w:val="-10"/>
+        </w:rPr>
+        <w:t xml:space="preserve"> </w:t>
+      </w:r>
+      <w:proofErr w:type="spellStart"/>
+      <w:r>
+        <w:rPr>
+          <w:spacing w:val="-10"/>
+        </w:rPr>
+        <w:t>ký</w:t>
+      </w:r>
+      <w:proofErr w:type="spellEnd"/>
+      <w:r>
+        <w:rPr>
+          <w:spacing w:val="-10"/>
+        </w:rPr>
+        <w:t xml:space="preserve"> </w:t>
+      </w:r>
+      <w:proofErr w:type="spellStart"/>
+      <w:r>
+        <w:rPr>
+          <w:spacing w:val="-10"/>
+        </w:rPr>
+        <w:t>hoạt</w:t>
+      </w:r>
+      <w:proofErr w:type="spellEnd"/>
+      <w:r>
+        <w:rPr>
+          <w:spacing w:val="-10"/>
+        </w:rPr>
+        <w:t xml:space="preserve"> </w:t>
+      </w:r>
+      <w:proofErr w:type="spellStart"/>
+      <w:r>
+        <w:rPr>
+          <w:spacing w:val="-10"/>
+        </w:rPr>
+        <w:t>động</w:t>
+      </w:r>
+      <w:proofErr w:type="spellEnd"/>
+      <w:r>
+        <w:rPr>
+          <w:spacing w:val="-10"/>
+        </w:rPr>
+        <w:t xml:space="preserve"> chi </w:t>
+      </w:r>
+      <w:proofErr w:type="spellStart"/>
+      <w:r>
+        <w:rPr>
+          <w:spacing w:val="-10"/>
+        </w:rPr>
+        <w:t>nhánh</w:t>
+      </w:r>
+      <w:proofErr w:type="spellEnd"/>
+      <w:r>
+        <w:rPr>
+          <w:spacing w:val="-10"/>
+        </w:rPr>
+        <w:t>/</w:t>
+      </w:r>
+      <w:proofErr w:type="spellStart"/>
+      <w:r>
+        <w:rPr>
+          <w:spacing w:val="-10"/>
+        </w:rPr>
+        <w:t>văn</w:t>
+      </w:r>
+      <w:proofErr w:type="spellEnd"/>
+      <w:r>
+        <w:rPr>
+          <w:spacing w:val="-10"/>
+        </w:rPr>
+        <w:t xml:space="preserve"> </w:t>
+      </w:r>
+      <w:proofErr w:type="spellStart"/>
+      <w:r>
+        <w:rPr>
+          <w:spacing w:val="-10"/>
+        </w:rPr>
+        <w:t>phòng</w:t>
+      </w:r>
+      <w:proofErr w:type="spellEnd"/>
+      <w:r>
+        <w:rPr>
+          <w:spacing w:val="-10"/>
+        </w:rPr>
+        <w:t xml:space="preserve"> </w:t>
+      </w:r>
+      <w:proofErr w:type="spellStart"/>
+      <w:r>
+        <w:rPr>
+          <w:spacing w:val="-10"/>
+        </w:rPr>
+        <w:t>đại</w:t>
+      </w:r>
+      <w:proofErr w:type="spellEnd"/>
+      <w:r>
+        <w:rPr>
+          <w:spacing w:val="-10"/>
+        </w:rPr>
+        <w:t xml:space="preserve"> </w:t>
+      </w:r>
+      <w:proofErr w:type="spellStart"/>
+      <w:r>
+        <w:rPr>
+          <w:spacing w:val="-10"/>
+        </w:rPr>
+        <w:t>diện</w:t>
+      </w:r>
+      <w:proofErr w:type="spellEnd"/>
+      <w:r>
+        <w:rPr>
+          <w:spacing w:val="-10"/>
+        </w:rPr>
+        <w:t>/</w:t>
+      </w:r>
+      <w:proofErr w:type="spellStart"/>
+      <w:r>
+        <w:rPr>
+          <w:spacing w:val="-10"/>
+        </w:rPr>
+        <w:t>địa</w:t>
+      </w:r>
+      <w:proofErr w:type="spellEnd"/>
+      <w:r>
+        <w:rPr>
+          <w:spacing w:val="-10"/>
+        </w:rPr>
+        <w:t xml:space="preserve"> </w:t>
+      </w:r>
+      <w:proofErr w:type="spellStart"/>
+      <w:r>
+        <w:rPr>
+          <w:spacing w:val="-10"/>
+        </w:rPr>
+        <w:t>điểm</w:t>
+      </w:r>
+      <w:proofErr w:type="spellEnd"/>
+      <w:r>
+        <w:rPr>
+          <w:spacing w:val="-10"/>
+        </w:rPr>
+        <w:t xml:space="preserve"> </w:t>
+      </w:r>
+      <w:proofErr w:type="spellStart"/>
+      <w:r>
+        <w:rPr>
+          <w:spacing w:val="-10"/>
+        </w:rPr>
+        <w:t>kinh</w:t>
+      </w:r>
+      <w:proofErr w:type="spellEnd"/>
+      <w:r>
+        <w:rPr>
+          <w:spacing w:val="-10"/>
+        </w:rPr>
+        <w:t xml:space="preserve"> </w:t>
+      </w:r>
+      <w:proofErr w:type="spellStart"/>
+      <w:r>
+        <w:rPr>
+          <w:spacing w:val="-10"/>
+        </w:rPr>
+        <w:t>doanh</w:t>
+      </w:r>
+      <w:proofErr w:type="spellEnd"/>
+      <w:r>
+        <w:rPr>
+          <w:spacing w:val="-10"/>
+        </w:rPr>
+        <w:t xml:space="preserve"> </w:t>
+      </w:r>
+      <w:proofErr w:type="spellStart"/>
+      <w:r>
+        <w:rPr>
+          <w:spacing w:val="-10"/>
+        </w:rPr>
+        <w:t>sau</w:t>
+      </w:r>
+      <w:proofErr w:type="spellEnd"/>
+      <w:r>
+        <w:rPr>
+          <w:spacing w:val="-10"/>
+        </w:rPr>
+        <w:t xml:space="preserve"> </w:t>
+      </w:r>
+      <w:proofErr w:type="spellStart"/>
+      <w:r>
+        <w:rPr>
+          <w:spacing w:val="-10"/>
+        </w:rPr>
+        <w:t>ngày</w:t>
+      </w:r>
+      <w:proofErr w:type="spellEnd"/>
+      <w:r>
+        <w:rPr>
+          <w:spacing w:val="-10"/>
+        </w:rPr>
+        <w:t xml:space="preserve"> </w:t>
+      </w:r>
+      <w:proofErr w:type="spellStart"/>
+      <w:r>
+        <w:rPr>
+          <w:spacing w:val="-10"/>
+        </w:rPr>
+        <w:t>bắt</w:t>
+      </w:r>
+      <w:proofErr w:type="spellEnd"/>
+      <w:r>
+        <w:rPr>
+          <w:spacing w:val="-10"/>
+        </w:rPr>
+        <w:t xml:space="preserve"> </w:t>
+      </w:r>
+      <w:proofErr w:type="spellStart"/>
+      <w:r>
+        <w:rPr>
+          <w:spacing w:val="-10"/>
+        </w:rPr>
+        <w:t>đầu</w:t>
+      </w:r>
+      <w:proofErr w:type="spellEnd"/>
+      <w:r>
+        <w:rPr>
+          <w:spacing w:val="-10"/>
+        </w:rPr>
+        <w:t xml:space="preserve"> </w:t>
+      </w:r>
+      <w:proofErr w:type="spellStart"/>
+      <w:r>
+        <w:rPr>
+          <w:spacing w:val="-10"/>
+        </w:rPr>
+        <w:t>hoạt</w:t>
+      </w:r>
+      <w:proofErr w:type="spellEnd"/>
+      <w:r>
+        <w:rPr>
+          <w:spacing w:val="-10"/>
+        </w:rPr>
+        <w:t xml:space="preserve"> </w:t>
+      </w:r>
+      <w:proofErr w:type="spellStart"/>
+      <w:r>
+        <w:rPr>
+          <w:spacing w:val="-10"/>
+        </w:rPr>
+        <w:t>động</w:t>
+      </w:r>
+      <w:proofErr w:type="spellEnd"/>
+      <w:r>
+        <w:rPr>
+          <w:spacing w:val="-10"/>
+        </w:rPr>
+        <w:t xml:space="preserve"> </w:t>
+      </w:r>
+      <w:proofErr w:type="spellStart"/>
+      <w:r>
+        <w:rPr>
+          <w:spacing w:val="-10"/>
+        </w:rPr>
+        <w:t>đã</w:t>
+      </w:r>
+      <w:proofErr w:type="spellEnd"/>
+      <w:r>
+        <w:rPr>
+          <w:spacing w:val="-10"/>
+        </w:rPr>
+        <w:t xml:space="preserve"> </w:t>
+      </w:r>
+      <w:proofErr w:type="spellStart"/>
+      <w:r>
+        <w:rPr>
+          <w:spacing w:val="-10"/>
+        </w:rPr>
+        <w:t>kê</w:t>
+      </w:r>
+      <w:proofErr w:type="spellEnd"/>
+      <w:r>
+        <w:rPr>
+          <w:spacing w:val="-10"/>
+        </w:rPr>
+        <w:t xml:space="preserve"> </w:t>
+      </w:r>
+      <w:proofErr w:type="spellStart"/>
+      <w:r>
+        <w:rPr>
+          <w:spacing w:val="-10"/>
+        </w:rPr>
+        <w:t>khai</w:t>
+      </w:r>
+      <w:proofErr w:type="spellEnd"/>
+      <w:r>
+        <w:rPr>
+          <w:spacing w:val="-10"/>
+        </w:rPr>
+        <w:t xml:space="preserve"> </w:t>
+      </w:r>
+      <w:proofErr w:type="spellStart"/>
+      <w:r>
+        <w:rPr>
+          <w:spacing w:val="-10"/>
+        </w:rPr>
+        <w:t>thì</w:t>
+      </w:r>
+      <w:proofErr w:type="spellEnd"/>
+      <w:r>
+        <w:rPr>
+          <w:spacing w:val="-10"/>
+        </w:rPr>
+        <w:t xml:space="preserve"> </w:t>
+      </w:r>
+      <w:proofErr w:type="spellStart"/>
+      <w:r>
+        <w:rPr>
+          <w:spacing w:val="-10"/>
+        </w:rPr>
+        <w:t>ngày</w:t>
+      </w:r>
+      <w:proofErr w:type="spellEnd"/>
+      <w:r>
+        <w:rPr>
+          <w:spacing w:val="-10"/>
+        </w:rPr>
+        <w:t xml:space="preserve"> </w:t>
+      </w:r>
+      <w:proofErr w:type="spellStart"/>
+      <w:r>
+        <w:rPr>
+          <w:spacing w:val="-10"/>
+        </w:rPr>
+        <w:t>bắt</w:t>
+      </w:r>
+      <w:proofErr w:type="spellEnd"/>
+      <w:r>
+        <w:rPr>
+          <w:spacing w:val="-10"/>
+        </w:rPr>
+        <w:t xml:space="preserve"> </w:t>
+      </w:r>
+      <w:proofErr w:type="spellStart"/>
+      <w:r>
+        <w:rPr>
+          <w:spacing w:val="-10"/>
+        </w:rPr>
+        <w:t>đầu</w:t>
+      </w:r>
+      <w:proofErr w:type="spellEnd"/>
+      <w:r>
+        <w:rPr>
+          <w:spacing w:val="-10"/>
+        </w:rPr>
+        <w:t xml:space="preserve"> </w:t>
+      </w:r>
+      <w:proofErr w:type="spellStart"/>
+      <w:r>
+        <w:rPr>
+          <w:spacing w:val="-10"/>
+        </w:rPr>
+        <w:t>hoạt</w:t>
+      </w:r>
+      <w:proofErr w:type="spellEnd"/>
+      <w:r>
+        <w:rPr>
+          <w:spacing w:val="-10"/>
+        </w:rPr>
+        <w:t xml:space="preserve"> </w:t>
+      </w:r>
+      <w:proofErr w:type="spellStart"/>
+      <w:r>
+        <w:rPr>
+          <w:spacing w:val="-10"/>
+        </w:rPr>
+        <w:t>động</w:t>
+      </w:r>
+      <w:proofErr w:type="spellEnd"/>
+      <w:r>
+        <w:rPr>
+          <w:spacing w:val="-10"/>
+        </w:rPr>
+        <w:t xml:space="preserve"> </w:t>
+      </w:r>
+      <w:proofErr w:type="spellStart"/>
+      <w:r>
+        <w:rPr>
+          <w:spacing w:val="-10"/>
+        </w:rPr>
+        <w:t>là</w:t>
+      </w:r>
+      <w:proofErr w:type="spellEnd"/>
+      <w:r>
+        <w:rPr>
+          <w:spacing w:val="-10"/>
+        </w:rPr>
+        <w:t xml:space="preserve"> </w:t>
+      </w:r>
+      <w:proofErr w:type="spellStart"/>
+      <w:r>
+        <w:rPr>
+          <w:spacing w:val="-10"/>
+        </w:rPr>
+        <w:t>ngày</w:t>
+      </w:r>
+      <w:proofErr w:type="spellEnd"/>
+      <w:r>
+        <w:rPr>
+          <w:spacing w:val="-10"/>
+        </w:rPr>
+        <w:t xml:space="preserve"> chi </w:t>
+      </w:r>
+      <w:proofErr w:type="spellStart"/>
+      <w:r>
+        <w:rPr>
+          <w:spacing w:val="-10"/>
+        </w:rPr>
+        <w:t>nhánh</w:t>
+      </w:r>
+      <w:proofErr w:type="spellEnd"/>
+      <w:r>
+        <w:rPr>
+          <w:spacing w:val="-10"/>
+        </w:rPr>
+        <w:t>/</w:t>
+      </w:r>
+      <w:proofErr w:type="spellStart"/>
+      <w:r>
+        <w:rPr>
+          <w:spacing w:val="-10"/>
+        </w:rPr>
+        <w:t>văn</w:t>
+      </w:r>
+      <w:proofErr w:type="spellEnd"/>
+      <w:r>
+        <w:rPr>
+          <w:spacing w:val="-10"/>
+        </w:rPr>
+        <w:t xml:space="preserve"> </w:t>
+      </w:r>
+      <w:proofErr w:type="spellStart"/>
+      <w:r>
+        <w:rPr>
+          <w:spacing w:val="-10"/>
+        </w:rPr>
+        <w:t>phòng</w:t>
+      </w:r>
+      <w:proofErr w:type="spellEnd"/>
+      <w:r>
+        <w:rPr>
+          <w:spacing w:val="-10"/>
+        </w:rPr>
+        <w:t xml:space="preserve"> </w:t>
+      </w:r>
+      <w:proofErr w:type="spellStart"/>
+      <w:r>
+        <w:rPr>
+          <w:spacing w:val="-10"/>
+        </w:rPr>
+        <w:t>đại</w:t>
+      </w:r>
+      <w:proofErr w:type="spellEnd"/>
+      <w:r>
+        <w:rPr>
+          <w:spacing w:val="-10"/>
+        </w:rPr>
+        <w:t xml:space="preserve"> </w:t>
+      </w:r>
+      <w:proofErr w:type="spellStart"/>
+      <w:r>
+        <w:rPr>
+          <w:spacing w:val="-10"/>
+        </w:rPr>
+        <w:t>diện</w:t>
+      </w:r>
+      <w:proofErr w:type="spellEnd"/>
+      <w:r>
+        <w:rPr>
+          <w:spacing w:val="-10"/>
+        </w:rPr>
+        <w:t>/</w:t>
+      </w:r>
+      <w:proofErr w:type="spellStart"/>
+      <w:r>
+        <w:rPr>
+          <w:spacing w:val="-10"/>
+        </w:rPr>
+        <w:t>địa</w:t>
+      </w:r>
+      <w:proofErr w:type="spellEnd"/>
+      <w:r>
+        <w:rPr>
+          <w:spacing w:val="-10"/>
+        </w:rPr>
+        <w:t xml:space="preserve"> </w:t>
+      </w:r>
+      <w:proofErr w:type="spellStart"/>
+      <w:r>
+        <w:rPr>
+          <w:spacing w:val="-10"/>
+        </w:rPr>
+        <w:t>điểm</w:t>
+      </w:r>
+      <w:proofErr w:type="spellEnd"/>
+      <w:r>
+        <w:rPr>
+          <w:spacing w:val="-10"/>
+        </w:rPr>
+        <w:t xml:space="preserve"> </w:t>
+      </w:r>
+      <w:proofErr w:type="spellStart"/>
+      <w:r>
+        <w:rPr>
+          <w:spacing w:val="-10"/>
+        </w:rPr>
+        <w:t>kinh</w:t>
+      </w:r>
+      <w:proofErr w:type="spellEnd"/>
+      <w:r>
+        <w:rPr>
+          <w:spacing w:val="-10"/>
+        </w:rPr>
+        <w:t xml:space="preserve"> </w:t>
+      </w:r>
+      <w:proofErr w:type="spellStart"/>
+      <w:r>
+        <w:rPr>
+          <w:spacing w:val="-10"/>
+        </w:rPr>
+        <w:t>doanh</w:t>
+      </w:r>
+      <w:proofErr w:type="spellEnd"/>
+      <w:r>
+        <w:rPr>
+          <w:spacing w:val="-10"/>
+        </w:rPr>
+        <w:t xml:space="preserve"> </w:t>
+      </w:r>
+      <w:proofErr w:type="spellStart"/>
+      <w:r>
+        <w:rPr>
+          <w:spacing w:val="-10"/>
+        </w:rPr>
+        <w:t>được</w:t>
+      </w:r>
+      <w:proofErr w:type="spellEnd"/>
+      <w:r>
+        <w:rPr>
+          <w:spacing w:val="-10"/>
+        </w:rPr>
+        <w:t xml:space="preserve"> </w:t>
+      </w:r>
+      <w:proofErr w:type="spellStart"/>
+      <w:r>
+        <w:rPr>
+          <w:spacing w:val="-10"/>
+        </w:rPr>
+        <w:t>cấp</w:t>
+      </w:r>
+      <w:proofErr w:type="spellEnd"/>
+      <w:r>
+        <w:rPr>
+          <w:spacing w:val="-10"/>
+        </w:rPr>
+        <w:t xml:space="preserve"> </w:t>
+      </w:r>
+      <w:proofErr w:type="spellStart"/>
+      <w:r>
+        <w:rPr>
+          <w:spacing w:val="-10"/>
+        </w:rPr>
+        <w:t>Giấy</w:t>
+      </w:r>
+      <w:proofErr w:type="spellEnd"/>
+      <w:r>
+        <w:rPr>
+          <w:spacing w:val="-10"/>
+        </w:rPr>
+        <w:t xml:space="preserve"> </w:t>
+      </w:r>
+      <w:proofErr w:type="spellStart"/>
+      <w:r>
+        <w:rPr>
+          <w:spacing w:val="-10"/>
+        </w:rPr>
+        <w:t>chứng</w:t>
+      </w:r>
+      <w:proofErr w:type="spellEnd"/>
+      <w:r>
+        <w:rPr>
+          <w:spacing w:val="-10"/>
+        </w:rPr>
+        <w:t xml:space="preserve"> </w:t>
+      </w:r>
+      <w:proofErr w:type="spellStart"/>
+      <w:r>
+        <w:rPr>
+          <w:spacing w:val="-10"/>
+        </w:rPr>
+        <w:t>nhận</w:t>
+      </w:r>
+      <w:proofErr w:type="spellEnd"/>
+      <w:r>
+        <w:rPr>
+          <w:spacing w:val="-10"/>
+        </w:rPr>
+        <w:t>.</w:t>
+      </w:r>
+    </w:p>
+  </w:footnote>
+  <w:footnote w:id="4">
+    <w:p>
+      <w:pPr>
+        <w:pStyle w:val="FootnoteText"/>
+        <w:jc w:val="both"/>
+        <w:rPr>
+          <w:spacing w:val="-10"/>
+        </w:rPr>
+      </w:pPr>
+      <w:r>
+        <w:rPr>
+          <w:rStyle w:val="FootnoteReference"/>
+          <w:spacing w:val="-10"/>
+        </w:rPr>
+        <w:footnoteRef/>
+      </w:r>
+      <w:r>
+        <w:rPr>
+          <w:spacing w:val="-10"/>
+        </w:rPr>
+        <w:t xml:space="preserve"> Trường </w:t>
+      </w:r>
+      <w:proofErr w:type="spellStart"/>
+      <w:r>
+        <w:rPr>
+          <w:spacing w:val="-10"/>
+        </w:rPr>
+        <w:t>hợp</w:t>
+      </w:r>
+      <w:proofErr w:type="spellEnd"/>
+      <w:r>
+        <w:rPr>
+          <w:spacing w:val="-10"/>
+        </w:rPr>
+        <w:t xml:space="preserve"> </w:t>
+      </w:r>
+      <w:proofErr w:type="spellStart"/>
+      <w:r>
+        <w:rPr>
+          <w:spacing w:val="-10"/>
+        </w:rPr>
+        <w:t>niên</w:t>
+      </w:r>
+      <w:proofErr w:type="spellEnd"/>
+      <w:r>
+        <w:rPr>
+          <w:spacing w:val="-10"/>
+        </w:rPr>
+        <w:t xml:space="preserve"> </w:t>
+      </w:r>
+      <w:proofErr w:type="spellStart"/>
+      <w:r>
+        <w:rPr>
+          <w:spacing w:val="-10"/>
+        </w:rPr>
+        <w:t>độ</w:t>
+      </w:r>
+      <w:proofErr w:type="spellEnd"/>
+      <w:r>
+        <w:rPr>
+          <w:spacing w:val="-10"/>
+        </w:rPr>
+        <w:t xml:space="preserve"> </w:t>
+      </w:r>
+      <w:proofErr w:type="spellStart"/>
+      <w:r>
+        <w:rPr>
+          <w:spacing w:val="-10"/>
+        </w:rPr>
+        <w:t>kế</w:t>
+      </w:r>
+      <w:proofErr w:type="spellEnd"/>
+      <w:r>
+        <w:rPr>
+          <w:spacing w:val="-10"/>
+        </w:rPr>
+        <w:t xml:space="preserve"> </w:t>
+      </w:r>
+      <w:proofErr w:type="spellStart"/>
+      <w:r>
+        <w:rPr>
+          <w:spacing w:val="-10"/>
+        </w:rPr>
+        <w:t>toán</w:t>
+      </w:r>
+      <w:proofErr w:type="spellEnd"/>
+      <w:r>
+        <w:rPr>
+          <w:spacing w:val="-10"/>
+        </w:rPr>
+        <w:t xml:space="preserve"> </w:t>
+      </w:r>
+      <w:proofErr w:type="spellStart"/>
+      <w:r>
+        <w:rPr>
+          <w:spacing w:val="-10"/>
+        </w:rPr>
+        <w:t>theo</w:t>
+      </w:r>
+      <w:proofErr w:type="spellEnd"/>
+      <w:r>
+        <w:rPr>
+          <w:spacing w:val="-10"/>
+        </w:rPr>
+        <w:t xml:space="preserve"> </w:t>
+      </w:r>
+      <w:proofErr w:type="spellStart"/>
+      <w:r>
+        <w:rPr>
+          <w:spacing w:val="-10"/>
+        </w:rPr>
+        <w:t>năm</w:t>
+      </w:r>
+      <w:proofErr w:type="spellEnd"/>
+      <w:r>
+        <w:rPr>
+          <w:spacing w:val="-10"/>
+        </w:rPr>
+        <w:t xml:space="preserve"> </w:t>
+      </w:r>
+      <w:proofErr w:type="spellStart"/>
+      <w:r>
+        <w:rPr>
+          <w:spacing w:val="-10"/>
+        </w:rPr>
+        <w:t>dương</w:t>
+      </w:r>
+      <w:proofErr w:type="spellEnd"/>
+      <w:r>
+        <w:rPr>
+          <w:spacing w:val="-10"/>
+        </w:rPr>
+        <w:t xml:space="preserve"> </w:t>
+      </w:r>
+      <w:proofErr w:type="spellStart"/>
+      <w:r>
+        <w:rPr>
+          <w:spacing w:val="-10"/>
+        </w:rPr>
+        <w:t>lịch</w:t>
+      </w:r>
+      <w:proofErr w:type="spellEnd"/>
+      <w:r>
+        <w:rPr>
+          <w:spacing w:val="-10"/>
+        </w:rPr>
+        <w:t xml:space="preserve"> </w:t>
+      </w:r>
+      <w:proofErr w:type="spellStart"/>
+      <w:r>
+        <w:rPr>
+          <w:spacing w:val="-10"/>
+        </w:rPr>
+        <w:t>thì</w:t>
+      </w:r>
+      <w:proofErr w:type="spellEnd"/>
+      <w:r>
+        <w:rPr>
+          <w:spacing w:val="-10"/>
+        </w:rPr>
+        <w:t xml:space="preserve"> </w:t>
+      </w:r>
+      <w:proofErr w:type="spellStart"/>
+      <w:r>
+        <w:rPr>
+          <w:spacing w:val="-10"/>
+        </w:rPr>
+        <w:t>ghi</w:t>
+      </w:r>
+      <w:proofErr w:type="spellEnd"/>
+      <w:r>
+        <w:rPr>
+          <w:spacing w:val="-10"/>
+        </w:rPr>
+        <w:t xml:space="preserve"> </w:t>
+      </w:r>
+      <w:proofErr w:type="spellStart"/>
+      <w:r>
+        <w:rPr>
+          <w:spacing w:val="-10"/>
+        </w:rPr>
+        <w:t>từ</w:t>
+      </w:r>
+      <w:proofErr w:type="spellEnd"/>
+      <w:r>
+        <w:rPr>
+          <w:spacing w:val="-10"/>
+        </w:rPr>
+        <w:t xml:space="preserve"> </w:t>
+      </w:r>
+      <w:proofErr w:type="spellStart"/>
+      <w:r>
+        <w:rPr>
+          <w:spacing w:val="-10"/>
+        </w:rPr>
+        <w:t>ngày</w:t>
+      </w:r>
+      <w:proofErr w:type="spellEnd"/>
+      <w:r>
+        <w:rPr>
+          <w:spacing w:val="-10"/>
+        </w:rPr>
+        <w:t xml:space="preserve"> 01/01 </w:t>
+      </w:r>
+      <w:proofErr w:type="spellStart"/>
+      <w:r>
+        <w:rPr>
+          <w:spacing w:val="-10"/>
+        </w:rPr>
+        <w:t>đến</w:t>
+      </w:r>
+      <w:proofErr w:type="spellEnd"/>
+      <w:r>
+        <w:rPr>
+          <w:spacing w:val="-10"/>
+        </w:rPr>
+        <w:t xml:space="preserve"> </w:t>
+      </w:r>
+      <w:proofErr w:type="spellStart"/>
+      <w:r>
+        <w:rPr>
+          <w:spacing w:val="-10"/>
+        </w:rPr>
+        <w:t>ngày</w:t>
+      </w:r>
+      <w:proofErr w:type="spellEnd"/>
+      <w:r>
+        <w:rPr>
+          <w:spacing w:val="-10"/>
+        </w:rPr>
+        <w:t xml:space="preserve"> 31/12. Trường </w:t>
+      </w:r>
+      <w:proofErr w:type="spellStart"/>
+      <w:r>
+        <w:rPr>
+          <w:spacing w:val="-10"/>
+        </w:rPr>
+        <w:t>hợp</w:t>
+      </w:r>
+      <w:proofErr w:type="spellEnd"/>
+      <w:r>
+        <w:rPr>
+          <w:spacing w:val="-10"/>
+        </w:rPr>
+        <w:t xml:space="preserve"> </w:t>
+      </w:r>
+      <w:proofErr w:type="spellStart"/>
+      <w:r>
+        <w:rPr>
+          <w:spacing w:val="-10"/>
+        </w:rPr>
+        <w:t>niên</w:t>
+      </w:r>
+      <w:proofErr w:type="spellEnd"/>
+      <w:r>
+        <w:rPr>
+          <w:spacing w:val="-10"/>
+        </w:rPr>
+        <w:t xml:space="preserve"> </w:t>
+      </w:r>
+      <w:proofErr w:type="spellStart"/>
+      <w:r>
+        <w:rPr>
+          <w:spacing w:val="-10"/>
+        </w:rPr>
+        <w:t>độ</w:t>
+      </w:r>
+      <w:proofErr w:type="spellEnd"/>
+      <w:r>
+        <w:rPr>
+          <w:spacing w:val="-10"/>
+        </w:rPr>
+        <w:t xml:space="preserve"> </w:t>
+      </w:r>
+      <w:proofErr w:type="spellStart"/>
+      <w:r>
+        <w:rPr>
+          <w:spacing w:val="-10"/>
+        </w:rPr>
+        <w:t>kế</w:t>
+      </w:r>
+      <w:proofErr w:type="spellEnd"/>
+      <w:r>
+        <w:rPr>
+          <w:spacing w:val="-10"/>
+        </w:rPr>
+        <w:t xml:space="preserve"> </w:t>
+      </w:r>
+      <w:proofErr w:type="spellStart"/>
+      <w:r>
+        <w:rPr>
+          <w:spacing w:val="-10"/>
+        </w:rPr>
+        <w:t>toán</w:t>
+      </w:r>
+      <w:proofErr w:type="spellEnd"/>
+      <w:r>
+        <w:rPr>
+          <w:spacing w:val="-10"/>
+        </w:rPr>
+        <w:t xml:space="preserve"> </w:t>
+      </w:r>
+      <w:proofErr w:type="spellStart"/>
+      <w:r>
+        <w:rPr>
+          <w:spacing w:val="-10"/>
+        </w:rPr>
+        <w:t>theo</w:t>
+      </w:r>
+      <w:proofErr w:type="spellEnd"/>
+      <w:r>
+        <w:rPr>
+          <w:spacing w:val="-10"/>
+        </w:rPr>
+        <w:t xml:space="preserve"> </w:t>
+      </w:r>
+      <w:proofErr w:type="spellStart"/>
+      <w:r>
+        <w:rPr>
+          <w:spacing w:val="-10"/>
+        </w:rPr>
+        <w:t>năm</w:t>
+      </w:r>
+      <w:proofErr w:type="spellEnd"/>
+      <w:r>
+        <w:rPr>
+          <w:spacing w:val="-10"/>
+        </w:rPr>
+        <w:t xml:space="preserve"> </w:t>
+      </w:r>
+      <w:proofErr w:type="spellStart"/>
+      <w:r>
+        <w:rPr>
+          <w:spacing w:val="-10"/>
+        </w:rPr>
+        <w:t>tài</w:t>
+      </w:r>
+      <w:proofErr w:type="spellEnd"/>
+      <w:r>
+        <w:rPr>
+          <w:spacing w:val="-10"/>
+        </w:rPr>
+        <w:t xml:space="preserve"> </w:t>
+      </w:r>
+      <w:proofErr w:type="spellStart"/>
+      <w:r>
+        <w:rPr>
+          <w:spacing w:val="-10"/>
+        </w:rPr>
+        <w:t>chính</w:t>
+      </w:r>
+      <w:proofErr w:type="spellEnd"/>
+      <w:r>
+        <w:rPr>
+          <w:spacing w:val="-10"/>
+        </w:rPr>
+        <w:t xml:space="preserve"> </w:t>
+      </w:r>
+      <w:proofErr w:type="spellStart"/>
+      <w:r>
+        <w:rPr>
+          <w:spacing w:val="-10"/>
+        </w:rPr>
+        <w:t>khác</w:t>
+      </w:r>
+      <w:proofErr w:type="spellEnd"/>
+      <w:r>
+        <w:rPr>
+          <w:spacing w:val="-10"/>
+        </w:rPr>
+        <w:t xml:space="preserve"> </w:t>
+      </w:r>
+      <w:proofErr w:type="spellStart"/>
+      <w:r>
+        <w:rPr>
+          <w:spacing w:val="-10"/>
+        </w:rPr>
+        <w:t>năm</w:t>
+      </w:r>
+      <w:proofErr w:type="spellEnd"/>
+      <w:r>
+        <w:rPr>
+          <w:spacing w:val="-10"/>
+        </w:rPr>
+        <w:t xml:space="preserve"> </w:t>
+      </w:r>
+      <w:proofErr w:type="spellStart"/>
+      <w:r>
+        <w:rPr>
+          <w:spacing w:val="-10"/>
+        </w:rPr>
+        <w:t>dương</w:t>
+      </w:r>
+      <w:proofErr w:type="spellEnd"/>
+      <w:r>
+        <w:rPr>
+          <w:spacing w:val="-10"/>
+        </w:rPr>
+        <w:t xml:space="preserve"> </w:t>
+      </w:r>
+      <w:proofErr w:type="spellStart"/>
+      <w:r>
+        <w:rPr>
+          <w:spacing w:val="-10"/>
+        </w:rPr>
+        <w:t>lịch</w:t>
+      </w:r>
+      <w:proofErr w:type="spellEnd"/>
+      <w:r>
+        <w:rPr>
+          <w:spacing w:val="-10"/>
+        </w:rPr>
+        <w:t xml:space="preserve"> </w:t>
+      </w:r>
+      <w:proofErr w:type="spellStart"/>
+      <w:r>
+        <w:rPr>
+          <w:spacing w:val="-10"/>
+        </w:rPr>
+        <w:t>thì</w:t>
+      </w:r>
+      <w:proofErr w:type="spellEnd"/>
+      <w:r>
+        <w:rPr>
+          <w:spacing w:val="-10"/>
+        </w:rPr>
+        <w:t xml:space="preserve"> </w:t>
+      </w:r>
+      <w:proofErr w:type="spellStart"/>
+      <w:r>
+        <w:rPr>
+          <w:spacing w:val="-10"/>
+        </w:rPr>
+        <w:t>ghi</w:t>
+      </w:r>
+      <w:proofErr w:type="spellEnd"/>
+      <w:r>
+        <w:rPr>
+          <w:spacing w:val="-10"/>
+        </w:rPr>
+        <w:t xml:space="preserve"> </w:t>
+      </w:r>
+      <w:proofErr w:type="spellStart"/>
+      <w:r>
+        <w:rPr>
+          <w:spacing w:val="-10"/>
+        </w:rPr>
+        <w:t>ngày</w:t>
+      </w:r>
+      <w:proofErr w:type="spellEnd"/>
+      <w:r>
+        <w:rPr>
+          <w:spacing w:val="-10"/>
+        </w:rPr>
+        <w:t xml:space="preserve">, </w:t>
+      </w:r>
+      <w:proofErr w:type="spellStart"/>
+      <w:r>
+        <w:rPr>
+          <w:spacing w:val="-10"/>
+        </w:rPr>
+        <w:t>tháng</w:t>
+      </w:r>
+      <w:proofErr w:type="spellEnd"/>
+      <w:r>
+        <w:rPr>
+          <w:spacing w:val="-10"/>
+        </w:rPr>
+        <w:t xml:space="preserve"> </w:t>
+      </w:r>
+      <w:proofErr w:type="spellStart"/>
+      <w:r>
+        <w:rPr>
+          <w:spacing w:val="-10"/>
+        </w:rPr>
+        <w:t>bắt</w:t>
+      </w:r>
+      <w:proofErr w:type="spellEnd"/>
+      <w:r>
+        <w:rPr>
+          <w:spacing w:val="-10"/>
+        </w:rPr>
+        <w:t xml:space="preserve"> </w:t>
+      </w:r>
+      <w:proofErr w:type="spellStart"/>
+      <w:r>
+        <w:rPr>
+          <w:spacing w:val="-10"/>
+        </w:rPr>
+        <w:t>đầu</w:t>
+      </w:r>
+      <w:proofErr w:type="spellEnd"/>
+      <w:r>
+        <w:rPr>
+          <w:spacing w:val="-10"/>
+        </w:rPr>
+        <w:t xml:space="preserve"> </w:t>
+      </w:r>
+      <w:proofErr w:type="spellStart"/>
+      <w:r>
+        <w:rPr>
+          <w:spacing w:val="-10"/>
+        </w:rPr>
+        <w:t>niên</w:t>
+      </w:r>
+      <w:proofErr w:type="spellEnd"/>
+      <w:r>
+        <w:rPr>
+          <w:spacing w:val="-10"/>
+        </w:rPr>
+        <w:t xml:space="preserve"> </w:t>
+      </w:r>
+      <w:proofErr w:type="spellStart"/>
+      <w:r>
+        <w:rPr>
+          <w:spacing w:val="-10"/>
+        </w:rPr>
+        <w:t>độ</w:t>
+      </w:r>
+      <w:proofErr w:type="spellEnd"/>
+      <w:r>
+        <w:rPr>
+          <w:spacing w:val="-10"/>
+        </w:rPr>
+        <w:t xml:space="preserve"> </w:t>
+      </w:r>
+      <w:proofErr w:type="spellStart"/>
+      <w:r>
+        <w:rPr>
+          <w:spacing w:val="-10"/>
+        </w:rPr>
+        <w:t>kế</w:t>
+      </w:r>
+      <w:proofErr w:type="spellEnd"/>
+      <w:r>
+        <w:rPr>
+          <w:spacing w:val="-10"/>
+        </w:rPr>
+        <w:t xml:space="preserve"> </w:t>
+      </w:r>
+      <w:proofErr w:type="spellStart"/>
+      <w:r>
+        <w:rPr>
+          <w:spacing w:val="-10"/>
+        </w:rPr>
+        <w:t>toán</w:t>
+      </w:r>
+      <w:proofErr w:type="spellEnd"/>
+      <w:r>
+        <w:rPr>
+          <w:spacing w:val="-10"/>
+        </w:rPr>
+        <w:t xml:space="preserve"> </w:t>
+      </w:r>
+      <w:proofErr w:type="spellStart"/>
+      <w:r>
+        <w:rPr>
+          <w:spacing w:val="-10"/>
+        </w:rPr>
+        <w:t>là</w:t>
+      </w:r>
+      <w:proofErr w:type="spellEnd"/>
+      <w:r>
+        <w:rPr>
+          <w:spacing w:val="-10"/>
+        </w:rPr>
+        <w:t xml:space="preserve"> </w:t>
+      </w:r>
+      <w:proofErr w:type="spellStart"/>
+      <w:r>
+        <w:rPr>
+          <w:spacing w:val="-10"/>
+        </w:rPr>
+        <w:t>ngày</w:t>
+      </w:r>
+      <w:proofErr w:type="spellEnd"/>
+      <w:r>
+        <w:rPr>
+          <w:spacing w:val="-10"/>
+        </w:rPr>
+        <w:t xml:space="preserve"> </w:t>
+      </w:r>
+      <w:proofErr w:type="spellStart"/>
+      <w:r>
+        <w:rPr>
+          <w:spacing w:val="-10"/>
+        </w:rPr>
+        <w:t>đầu</w:t>
+      </w:r>
+      <w:proofErr w:type="spellEnd"/>
+      <w:r>
+        <w:rPr>
+          <w:spacing w:val="-10"/>
+        </w:rPr>
+        <w:t xml:space="preserve"> </w:t>
+      </w:r>
+      <w:proofErr w:type="spellStart"/>
+      <w:r>
+        <w:rPr>
+          <w:spacing w:val="-10"/>
+        </w:rPr>
+        <w:t>tiên</w:t>
+      </w:r>
+      <w:proofErr w:type="spellEnd"/>
+      <w:r>
+        <w:rPr>
+          <w:spacing w:val="-10"/>
+        </w:rPr>
+        <w:t xml:space="preserve"> </w:t>
+      </w:r>
+      <w:proofErr w:type="spellStart"/>
+      <w:r>
+        <w:rPr>
+          <w:spacing w:val="-10"/>
+        </w:rPr>
+        <w:t>của</w:t>
+      </w:r>
+      <w:proofErr w:type="spellEnd"/>
+      <w:r>
+        <w:rPr>
+          <w:spacing w:val="-10"/>
+        </w:rPr>
+        <w:t xml:space="preserve"> </w:t>
+      </w:r>
+      <w:proofErr w:type="spellStart"/>
+      <w:r>
+        <w:rPr>
+          <w:spacing w:val="-10"/>
+        </w:rPr>
+        <w:t>quý</w:t>
+      </w:r>
+      <w:proofErr w:type="spellEnd"/>
+      <w:r>
+        <w:rPr>
+          <w:spacing w:val="-10"/>
+        </w:rPr>
+        <w:t xml:space="preserve">; </w:t>
+      </w:r>
+      <w:proofErr w:type="spellStart"/>
+      <w:r>
+        <w:rPr>
+          <w:spacing w:val="-10"/>
+        </w:rPr>
+        <w:t>ngày</w:t>
+      </w:r>
+      <w:proofErr w:type="spellEnd"/>
+      <w:r>
+        <w:rPr>
+          <w:spacing w:val="-10"/>
+        </w:rPr>
+        <w:t xml:space="preserve">, </w:t>
+      </w:r>
+      <w:proofErr w:type="spellStart"/>
+      <w:r>
+        <w:rPr>
+          <w:spacing w:val="-10"/>
+        </w:rPr>
+        <w:t>tháng</w:t>
+      </w:r>
+      <w:proofErr w:type="spellEnd"/>
+      <w:r>
+        <w:rPr>
+          <w:spacing w:val="-10"/>
+        </w:rPr>
+        <w:t xml:space="preserve"> </w:t>
+      </w:r>
+      <w:proofErr w:type="spellStart"/>
+      <w:r>
+        <w:rPr>
+          <w:spacing w:val="-10"/>
+        </w:rPr>
+        <w:t>kết</w:t>
+      </w:r>
+      <w:proofErr w:type="spellEnd"/>
+      <w:r>
+        <w:rPr>
+          <w:spacing w:val="-10"/>
+        </w:rPr>
+        <w:t xml:space="preserve"> </w:t>
+      </w:r>
+      <w:proofErr w:type="spellStart"/>
+      <w:r>
+        <w:rPr>
+          <w:spacing w:val="-10"/>
+        </w:rPr>
+        <w:t>thúc</w:t>
+      </w:r>
+      <w:proofErr w:type="spellEnd"/>
+      <w:r>
+        <w:rPr>
+          <w:spacing w:val="-10"/>
+        </w:rPr>
+        <w:t xml:space="preserve"> </w:t>
+      </w:r>
+      <w:proofErr w:type="spellStart"/>
+      <w:r>
+        <w:rPr>
+          <w:spacing w:val="-10"/>
+        </w:rPr>
+        <w:t>niên</w:t>
+      </w:r>
+      <w:proofErr w:type="spellEnd"/>
+      <w:r>
+        <w:rPr>
+          <w:spacing w:val="-10"/>
+        </w:rPr>
+        <w:t xml:space="preserve"> </w:t>
+      </w:r>
+      <w:proofErr w:type="spellStart"/>
+      <w:r>
+        <w:rPr>
+          <w:spacing w:val="-10"/>
+        </w:rPr>
+        <w:t>độ</w:t>
+      </w:r>
+      <w:proofErr w:type="spellEnd"/>
+      <w:r>
+        <w:rPr>
+          <w:spacing w:val="-10"/>
+        </w:rPr>
+        <w:t xml:space="preserve"> </w:t>
+      </w:r>
+      <w:proofErr w:type="spellStart"/>
+      <w:r>
+        <w:rPr>
+          <w:spacing w:val="-10"/>
+        </w:rPr>
+        <w:t>kế</w:t>
+      </w:r>
+      <w:proofErr w:type="spellEnd"/>
+      <w:r>
+        <w:rPr>
+          <w:spacing w:val="-10"/>
+        </w:rPr>
+        <w:t xml:space="preserve"> </w:t>
+      </w:r>
+      <w:proofErr w:type="spellStart"/>
+      <w:r>
+        <w:rPr>
+          <w:spacing w:val="-10"/>
+        </w:rPr>
+        <w:t>toán</w:t>
+      </w:r>
+      <w:proofErr w:type="spellEnd"/>
+      <w:r>
+        <w:rPr>
+          <w:spacing w:val="-10"/>
+        </w:rPr>
+        <w:t xml:space="preserve"> </w:t>
+      </w:r>
+      <w:proofErr w:type="spellStart"/>
+      <w:r>
+        <w:rPr>
+          <w:spacing w:val="-10"/>
+        </w:rPr>
+        <w:t>là</w:t>
+      </w:r>
+      <w:proofErr w:type="spellEnd"/>
+      <w:r>
+        <w:rPr>
+          <w:spacing w:val="-10"/>
+        </w:rPr>
+        <w:t xml:space="preserve"> </w:t>
+      </w:r>
+      <w:proofErr w:type="spellStart"/>
+      <w:r>
+        <w:rPr>
+          <w:spacing w:val="-10"/>
+        </w:rPr>
+        <w:t>ngày</w:t>
+      </w:r>
+      <w:proofErr w:type="spellEnd"/>
+      <w:r>
+        <w:rPr>
+          <w:spacing w:val="-10"/>
+        </w:rPr>
+        <w:t xml:space="preserve"> </w:t>
+      </w:r>
+      <w:proofErr w:type="spellStart"/>
+      <w:r>
+        <w:rPr>
+          <w:spacing w:val="-10"/>
+        </w:rPr>
+        <w:t>cuối</w:t>
+      </w:r>
+      <w:proofErr w:type="spellEnd"/>
+      <w:r>
+        <w:rPr>
+          <w:spacing w:val="-10"/>
+        </w:rPr>
+        <w:t xml:space="preserve"> </w:t>
+      </w:r>
+      <w:proofErr w:type="spellStart"/>
+      <w:r>
+        <w:rPr>
+          <w:spacing w:val="-10"/>
+        </w:rPr>
+        <w:t>cùng</w:t>
+      </w:r>
+      <w:proofErr w:type="spellEnd"/>
+      <w:r>
+        <w:rPr>
+          <w:spacing w:val="-10"/>
+        </w:rPr>
+        <w:t xml:space="preserve"> </w:t>
+      </w:r>
+      <w:proofErr w:type="spellStart"/>
+      <w:r>
+        <w:rPr>
+          <w:spacing w:val="-10"/>
+        </w:rPr>
+        <w:t>của</w:t>
+      </w:r>
+      <w:proofErr w:type="spellEnd"/>
+      <w:r>
+        <w:rPr>
+          <w:spacing w:val="-10"/>
+        </w:rPr>
+        <w:t xml:space="preserve"> </w:t>
+      </w:r>
+      <w:proofErr w:type="spellStart"/>
+      <w:r>
+        <w:rPr>
+          <w:spacing w:val="-10"/>
+        </w:rPr>
+        <w:t>quý</w:t>
+      </w:r>
+      <w:proofErr w:type="spellEnd"/>
+      <w:r>
+        <w:rPr>
+          <w:spacing w:val="-10"/>
+        </w:rPr>
+        <w:t xml:space="preserve">; </w:t>
+      </w:r>
+      <w:proofErr w:type="spellStart"/>
+      <w:r>
+        <w:rPr>
+          <w:spacing w:val="-10"/>
+        </w:rPr>
+        <w:t>tổng</w:t>
+      </w:r>
+      <w:proofErr w:type="spellEnd"/>
+      <w:r>
+        <w:rPr>
+          <w:spacing w:val="-10"/>
+        </w:rPr>
+        <w:t xml:space="preserve"> </w:t>
+      </w:r>
+      <w:proofErr w:type="spellStart"/>
+      <w:r>
+        <w:rPr>
+          <w:spacing w:val="-10"/>
+        </w:rPr>
+        <w:t>thời</w:t>
+      </w:r>
+      <w:proofErr w:type="spellEnd"/>
+      <w:r>
+        <w:rPr>
+          <w:spacing w:val="-10"/>
+        </w:rPr>
+        <w:t xml:space="preserve"> </w:t>
+      </w:r>
+      <w:proofErr w:type="spellStart"/>
+      <w:r>
+        <w:rPr>
+          <w:spacing w:val="-10"/>
+        </w:rPr>
+        <w:t>gian</w:t>
+      </w:r>
+      <w:proofErr w:type="spellEnd"/>
+      <w:r>
+        <w:rPr>
+          <w:spacing w:val="-10"/>
+        </w:rPr>
+        <w:t xml:space="preserve"> </w:t>
+      </w:r>
+      <w:proofErr w:type="spellStart"/>
+      <w:r>
+        <w:rPr>
+          <w:spacing w:val="-10"/>
+        </w:rPr>
+        <w:t>từ</w:t>
+      </w:r>
+      <w:proofErr w:type="spellEnd"/>
+      <w:r>
+        <w:rPr>
+          <w:spacing w:val="-10"/>
+        </w:rPr>
+        <w:t xml:space="preserve"> </w:t>
+      </w:r>
+      <w:proofErr w:type="spellStart"/>
+      <w:r>
+        <w:rPr>
+          <w:spacing w:val="-10"/>
+        </w:rPr>
+        <w:t>ngày</w:t>
+      </w:r>
+      <w:proofErr w:type="spellEnd"/>
+      <w:r>
+        <w:rPr>
+          <w:spacing w:val="-10"/>
+        </w:rPr>
+        <w:t xml:space="preserve"> </w:t>
+      </w:r>
+      <w:proofErr w:type="spellStart"/>
+      <w:r>
+        <w:rPr>
+          <w:spacing w:val="-10"/>
+        </w:rPr>
+        <w:t>bắt</w:t>
+      </w:r>
+      <w:proofErr w:type="spellEnd"/>
+      <w:r>
+        <w:rPr>
+          <w:spacing w:val="-10"/>
+        </w:rPr>
+        <w:t xml:space="preserve"> </w:t>
+      </w:r>
+      <w:proofErr w:type="spellStart"/>
+      <w:r>
+        <w:rPr>
+          <w:spacing w:val="-10"/>
+        </w:rPr>
+        <w:t>đầu</w:t>
+      </w:r>
+      <w:proofErr w:type="spellEnd"/>
+      <w:r>
+        <w:rPr>
+          <w:spacing w:val="-10"/>
+        </w:rPr>
+        <w:t xml:space="preserve"> </w:t>
+      </w:r>
+      <w:proofErr w:type="spellStart"/>
+      <w:r>
+        <w:rPr>
+          <w:spacing w:val="-10"/>
+        </w:rPr>
+        <w:t>đến</w:t>
+      </w:r>
+      <w:proofErr w:type="spellEnd"/>
+      <w:r>
+        <w:rPr>
+          <w:spacing w:val="-10"/>
+        </w:rPr>
+        <w:t xml:space="preserve"> </w:t>
+      </w:r>
+      <w:proofErr w:type="spellStart"/>
+      <w:r>
+        <w:rPr>
+          <w:spacing w:val="-10"/>
+        </w:rPr>
+        <w:t>ngày</w:t>
+      </w:r>
+      <w:proofErr w:type="spellEnd"/>
+      <w:r>
+        <w:rPr>
+          <w:spacing w:val="-10"/>
+        </w:rPr>
+        <w:t xml:space="preserve"> </w:t>
+      </w:r>
+      <w:proofErr w:type="spellStart"/>
+      <w:r>
+        <w:rPr>
+          <w:spacing w:val="-10"/>
+        </w:rPr>
+        <w:t>kết</w:t>
+      </w:r>
+      <w:proofErr w:type="spellEnd"/>
+      <w:r>
+        <w:rPr>
+          <w:spacing w:val="-10"/>
+        </w:rPr>
+        <w:t xml:space="preserve"> </w:t>
+      </w:r>
+      <w:proofErr w:type="spellStart"/>
+      <w:r>
+        <w:rPr>
+          <w:spacing w:val="-10"/>
+        </w:rPr>
+        <w:t>thúc</w:t>
+      </w:r>
+      <w:proofErr w:type="spellEnd"/>
+      <w:r>
+        <w:rPr>
+          <w:spacing w:val="-10"/>
+        </w:rPr>
+        <w:t xml:space="preserve"> </w:t>
+      </w:r>
+      <w:proofErr w:type="spellStart"/>
+      <w:r>
+        <w:rPr>
+          <w:spacing w:val="-10"/>
+        </w:rPr>
+        <w:t>niên</w:t>
+      </w:r>
+      <w:proofErr w:type="spellEnd"/>
+      <w:r>
+        <w:rPr>
+          <w:spacing w:val="-10"/>
+        </w:rPr>
+        <w:t xml:space="preserve"> </w:t>
+      </w:r>
+      <w:proofErr w:type="spellStart"/>
+      <w:r>
+        <w:rPr>
+          <w:spacing w:val="-10"/>
+        </w:rPr>
+        <w:t>độ</w:t>
+      </w:r>
+      <w:proofErr w:type="spellEnd"/>
+      <w:r>
+        <w:rPr>
+          <w:spacing w:val="-10"/>
+        </w:rPr>
+        <w:t xml:space="preserve"> </w:t>
+      </w:r>
+      <w:proofErr w:type="spellStart"/>
+      <w:r>
+        <w:rPr>
+          <w:spacing w:val="-10"/>
+        </w:rPr>
+        <w:t>kế</w:t>
+      </w:r>
+      <w:proofErr w:type="spellEnd"/>
+      <w:r>
+        <w:rPr>
+          <w:spacing w:val="-10"/>
+        </w:rPr>
+        <w:t xml:space="preserve"> </w:t>
+      </w:r>
+      <w:proofErr w:type="spellStart"/>
+      <w:r>
+        <w:rPr>
+          <w:spacing w:val="-10"/>
+        </w:rPr>
+        <w:t>toán</w:t>
+      </w:r>
+      <w:proofErr w:type="spellEnd"/>
+      <w:r>
+        <w:rPr>
+          <w:spacing w:val="-10"/>
+        </w:rPr>
+        <w:t xml:space="preserve"> </w:t>
+      </w:r>
+      <w:proofErr w:type="spellStart"/>
+      <w:r>
+        <w:rPr>
+          <w:spacing w:val="-10"/>
+        </w:rPr>
+        <w:t>phải</w:t>
+      </w:r>
+      <w:proofErr w:type="spellEnd"/>
+      <w:r>
+        <w:rPr>
+          <w:spacing w:val="-10"/>
+        </w:rPr>
+        <w:t xml:space="preserve"> </w:t>
+      </w:r>
+      <w:proofErr w:type="spellStart"/>
+      <w:r>
+        <w:rPr>
+          <w:spacing w:val="-10"/>
+        </w:rPr>
+        <w:t>đủ</w:t>
+      </w:r>
+      <w:proofErr w:type="spellEnd"/>
+      <w:r>
+        <w:rPr>
+          <w:spacing w:val="-10"/>
+        </w:rPr>
+        <w:t xml:space="preserve"> 12 </w:t>
+      </w:r>
+      <w:proofErr w:type="spellStart"/>
+      <w:r>
+        <w:rPr>
+          <w:spacing w:val="-10"/>
+        </w:rPr>
+        <w:t>tháng</w:t>
+      </w:r>
+      <w:proofErr w:type="spellEnd"/>
+      <w:r>
+        <w:rPr>
+          <w:spacing w:val="-10"/>
+        </w:rPr>
+        <w:t xml:space="preserve"> </w:t>
+      </w:r>
+      <w:proofErr w:type="spellStart"/>
+      <w:r>
+        <w:rPr>
+          <w:spacing w:val="-10"/>
+        </w:rPr>
+        <w:t>hoặc</w:t>
+      </w:r>
+      <w:proofErr w:type="spellEnd"/>
+      <w:r>
+        <w:rPr>
+          <w:spacing w:val="-10"/>
+        </w:rPr>
+        <w:t xml:space="preserve"> 4 </w:t>
+      </w:r>
+      <w:proofErr w:type="spellStart"/>
+      <w:r>
+        <w:rPr>
+          <w:spacing w:val="-10"/>
+        </w:rPr>
+        <w:t>quý</w:t>
+      </w:r>
+      <w:proofErr w:type="spellEnd"/>
+      <w:r>
+        <w:rPr>
+          <w:spacing w:val="-10"/>
+        </w:rPr>
+        <w:t xml:space="preserve"> </w:t>
+      </w:r>
+      <w:proofErr w:type="spellStart"/>
+      <w:r>
+        <w:rPr>
+          <w:spacing w:val="-10"/>
+        </w:rPr>
+        <w:t>liên</w:t>
+      </w:r>
+      <w:proofErr w:type="spellEnd"/>
+      <w:r>
+        <w:rPr>
+          <w:spacing w:val="-10"/>
+        </w:rPr>
+        <w:t xml:space="preserve"> </w:t>
+      </w:r>
+      <w:proofErr w:type="spellStart"/>
+      <w:r>
+        <w:rPr>
+          <w:spacing w:val="-10"/>
+        </w:rPr>
+        <w:t>tiếp</w:t>
+      </w:r>
+      <w:proofErr w:type="spellEnd"/>
+      <w:r>
+        <w:rPr>
+          <w:spacing w:val="-10"/>
+        </w:rPr>
+        <w:t>.</w:t>
+      </w:r>
+    </w:p>
+  </w:footnote>
+  <w:footnote w:id="5">
     <w:p>
       <w:pPr>
         <w:pStyle w:val="FootnoteText"/>
@@ -15191,7 +22948,6 @@
   <w:style w:type="character" w:default="1" w:styleId="DefaultParagraphFont">
     <w:name w:val="Default Paragraph Font"/>
     <w:uiPriority w:val="1"/>
-    <w:semiHidden/>
     <w:unhideWhenUsed/>
   </w:style>
   <w:style w:type="table" w:default="1" w:styleId="TableNormal">
